--- a/CHANGELOG.docx
+++ b/CHANGELOG.docx
@@ -54,7 +54,7 @@
         </w:p>
       </w:sdtContent>
     </w:sdt>
-    <w:bookmarkStart w:id="25" w:name="X82a066ecdd42ce9d0af6c8e5def8a33af5418dd"/>
+    <w:bookmarkStart w:id="84" w:name="X82a066ecdd42ce9d0af6c8e5def8a33af5418dd"/>
     <w:p>
       <w:pPr>
         <w:pStyle w:val="Heading1"/>
@@ -695,9 +695,8285 @@
         </w:pict>
       </w:r>
     </w:p>
+    <w:p>
+      <w:pPr>
+        <w:pStyle w:val="BlockText"/>
+      </w:pPr>
+      <w:r>
+        <w:rPr>
+          <w:bCs/>
+          <w:b/>
+        </w:rPr>
+        <w:t xml:space="preserve">History before automatic documentation was switched on</w:t>
+      </w:r>
+      <w:r>
+        <w:t xml:space="preserve"> </w:t>
+      </w:r>
+      <w:r>
+        <w:t xml:space="preserve">— one entry per day of the</w:t>
+      </w:r>
+      <w:r>
+        <w:t xml:space="preserve"> </w:t>
+      </w:r>
+      <w:r>
+        <w:rPr>
+          <w:rStyle w:val="VerbatimChar"/>
+        </w:rPr>
+        <w:t xml:space="preserve">main</w:t>
+      </w:r>
+      <w:r>
+        <w:t xml:space="preserve"> </w:t>
+      </w:r>
+      <w:r>
+        <w:t xml:space="preserve">branch, newest first.</w:t>
+      </w:r>
+    </w:p>
     <w:bookmarkEnd w:id="23"/>
     <w:bookmarkEnd w:id="24"/>
+    <w:bookmarkStart w:id="28" w:name="branch-main-history"/>
+    <w:p>
+      <w:pPr>
+        <w:pStyle w:val="Heading2"/>
+      </w:pPr>
+      <w:r>
+        <w:t xml:space="preserve">2026-09-26 — branch</w:t>
+      </w:r>
+      <w:r>
+        <w:t xml:space="preserve"> </w:t>
+      </w:r>
+      <w:r>
+        <w:rPr>
+          <w:rStyle w:val="VerbatimChar"/>
+        </w:rPr>
+        <w:t xml:space="preserve">main</w:t>
+      </w:r>
+      <w:r>
+        <w:t xml:space="preserve"> </w:t>
+      </w:r>
+      <w:r>
+        <w:t xml:space="preserve">(history)</w:t>
+      </w:r>
+    </w:p>
+    <w:bookmarkStart w:id="25" w:name="overview-1"/>
+    <w:p>
+      <w:pPr>
+        <w:pStyle w:val="Heading3"/>
+      </w:pPr>
+      <w:r>
+        <w:t xml:space="preserve">Overview</w:t>
+      </w:r>
+    </w:p>
+    <w:p>
+      <w:pPr>
+        <w:pStyle w:val="FirstParagraph"/>
+      </w:pPr>
+      <w:r>
+        <w:t xml:space="preserve">On this day, branch</w:t>
+      </w:r>
+      <w:r>
+        <w:t xml:space="preserve"> </w:t>
+      </w:r>
+      <w:r>
+        <w:rPr>
+          <w:rStyle w:val="VerbatimChar"/>
+        </w:rPr>
+        <w:t xml:space="preserve">main</w:t>
+      </w:r>
+      <w:r>
+        <w:t xml:space="preserve"> </w:t>
+      </w:r>
+      <w:r>
+        <w:t xml:space="preserve">received changes to</w:t>
+      </w:r>
+      <w:r>
+        <w:t xml:space="preserve"> </w:t>
+      </w:r>
+      <w:r>
+        <w:rPr>
+          <w:bCs/>
+          <w:b/>
+        </w:rPr>
+        <w:t xml:space="preserve">1 file(s)</w:t>
+      </w:r>
+      <w:r>
+        <w:t xml:space="preserve">: 1 new, 0 modified, 0 removed (+94 / −0 lines).</w:t>
+      </w:r>
+    </w:p>
+    <w:p>
+      <w:pPr>
+        <w:pStyle w:val="BodyText"/>
+      </w:pPr>
+      <w:r>
+        <w:t xml:space="preserve">Main areas touched:</w:t>
+      </w:r>
+      <w:r>
+        <w:t xml:space="preserve"> </w:t>
+      </w:r>
+      <w:r>
+        <w:rPr>
+          <w:rStyle w:val="VerbatimChar"/>
+        </w:rPr>
+        <w:t xml:space="preserve">.github/workflows</w:t>
+      </w:r>
+      <w:r>
+        <w:t xml:space="preserve"> </w:t>
+      </w:r>
+      <w:r>
+        <w:t xml:space="preserve">(1).</w:t>
+      </w:r>
+    </w:p>
     <w:bookmarkEnd w:id="25"/>
+    <w:bookmarkStart w:id="26" w:name="new-files-1"/>
+    <w:p>
+      <w:pPr>
+        <w:pStyle w:val="Heading3"/>
+      </w:pPr>
+      <w:r>
+        <w:t xml:space="preserve">New files</w:t>
+      </w:r>
+    </w:p>
+    <w:p>
+      <w:pPr>
+        <w:pStyle w:val="FirstParagraph"/>
+      </w:pPr>
+      <w:r>
+        <w:rPr>
+          <w:bCs/>
+          <w:b/>
+        </w:rPr>
+        <w:t xml:space="preserve">Other new files</w:t>
+      </w:r>
+    </w:p>
+    <w:p>
+      <w:pPr>
+        <w:numPr>
+          <w:ilvl w:val="0"/>
+          <w:numId w:val="1004"/>
+        </w:numPr>
+        <w:pStyle w:val="Compact"/>
+      </w:pPr>
+      <w:r>
+        <w:rPr>
+          <w:rStyle w:val="VerbatimChar"/>
+        </w:rPr>
+        <w:t xml:space="preserve">.github/workflows/backup-to-gitlab.yml</w:t>
+      </w:r>
+      <w:r>
+        <w:t xml:space="preserve"> </w:t>
+      </w:r>
+      <w:r>
+        <w:t xml:space="preserve">— 94 lines</w:t>
+      </w:r>
+    </w:p>
+    <w:bookmarkEnd w:id="26"/>
+    <w:bookmarkStart w:id="27" w:name="impact-1"/>
+    <w:p>
+      <w:pPr>
+        <w:pStyle w:val="Heading3"/>
+      </w:pPr>
+      <w:r>
+        <w:t xml:space="preserve">Impact</w:t>
+      </w:r>
+    </w:p>
+    <w:p>
+      <w:pPr>
+        <w:numPr>
+          <w:ilvl w:val="0"/>
+          <w:numId w:val="1005"/>
+        </w:numPr>
+        <w:pStyle w:val="Compact"/>
+      </w:pPr>
+      <w:r>
+        <w:t xml:space="preserve">Build/deploy configuration changed:</w:t>
+      </w:r>
+      <w:r>
+        <w:t xml:space="preserve"> </w:t>
+      </w:r>
+      <w:r>
+        <w:rPr>
+          <w:rStyle w:val="VerbatimChar"/>
+        </w:rPr>
+        <w:t xml:space="preserve">.github/workflows/backup-to-gitlab.yml</w:t>
+      </w:r>
+      <w:r>
+        <w:t xml:space="preserve"> </w:t>
+      </w:r>
+      <w:r>
+        <w:t xml:space="preserve">— re-check the build and deployment.</w:t>
+      </w:r>
+    </w:p>
+    <w:p>
+      <w:r>
+        <w:pict>
+          <v:rect style="width:0;height:1.5pt" o:hralign="center" o:hrstd="t" o:hr="t"/>
+        </w:pict>
+      </w:r>
+    </w:p>
+    <w:bookmarkEnd w:id="27"/>
+    <w:bookmarkEnd w:id="28"/>
+    <w:bookmarkStart w:id="58" w:name="branch-main-history-1"/>
+    <w:p>
+      <w:pPr>
+        <w:pStyle w:val="Heading2"/>
+      </w:pPr>
+      <w:r>
+        <w:t xml:space="preserve">2026-08-29 — branch</w:t>
+      </w:r>
+      <w:r>
+        <w:t xml:space="preserve"> </w:t>
+      </w:r>
+      <w:r>
+        <w:rPr>
+          <w:rStyle w:val="VerbatimChar"/>
+        </w:rPr>
+        <w:t xml:space="preserve">main</w:t>
+      </w:r>
+      <w:r>
+        <w:t xml:space="preserve"> </w:t>
+      </w:r>
+      <w:r>
+        <w:t xml:space="preserve">(history)</w:t>
+      </w:r>
+    </w:p>
+    <w:bookmarkStart w:id="29" w:name="overview-2"/>
+    <w:p>
+      <w:pPr>
+        <w:pStyle w:val="Heading3"/>
+      </w:pPr>
+      <w:r>
+        <w:t xml:space="preserve">Overview</w:t>
+      </w:r>
+    </w:p>
+    <w:p>
+      <w:pPr>
+        <w:pStyle w:val="FirstParagraph"/>
+      </w:pPr>
+      <w:r>
+        <w:t xml:space="preserve">On this day, branch</w:t>
+      </w:r>
+      <w:r>
+        <w:t xml:space="preserve"> </w:t>
+      </w:r>
+      <w:r>
+        <w:rPr>
+          <w:rStyle w:val="VerbatimChar"/>
+        </w:rPr>
+        <w:t xml:space="preserve">main</w:t>
+      </w:r>
+      <w:r>
+        <w:t xml:space="preserve"> </w:t>
+      </w:r>
+      <w:r>
+        <w:t xml:space="preserve">received changes to</w:t>
+      </w:r>
+      <w:r>
+        <w:t xml:space="preserve"> </w:t>
+      </w:r>
+      <w:r>
+        <w:rPr>
+          <w:bCs/>
+          <w:b/>
+        </w:rPr>
+        <w:t xml:space="preserve">42 file(s)</w:t>
+      </w:r>
+      <w:r>
+        <w:t xml:space="preserve">: 29 new, 12 modified, 1 removed (+4195 / −110 lines).</w:t>
+      </w:r>
+    </w:p>
+    <w:p>
+      <w:pPr>
+        <w:pStyle w:val="BodyText"/>
+      </w:pPr>
+      <w:r>
+        <w:t xml:space="preserve">Main areas touched:</w:t>
+      </w:r>
+      <w:r>
+        <w:t xml:space="preserve"> </w:t>
+      </w:r>
+      <w:r>
+        <w:rPr>
+          <w:rStyle w:val="VerbatimChar"/>
+        </w:rPr>
+        <w:t xml:space="preserve">app</w:t>
+      </w:r>
+      <w:r>
+        <w:t xml:space="preserve"> </w:t>
+      </w:r>
+      <w:r>
+        <w:t xml:space="preserve">(8),</w:t>
+      </w:r>
+      <w:r>
+        <w:t xml:space="preserve"> </w:t>
+      </w:r>
+      <w:r>
+        <w:rPr>
+          <w:rStyle w:val="VerbatimChar"/>
+        </w:rPr>
+        <w:t xml:space="preserve">assets/images</w:t>
+      </w:r>
+      <w:r>
+        <w:t xml:space="preserve"> </w:t>
+      </w:r>
+      <w:r>
+        <w:t xml:space="preserve">(8),</w:t>
+      </w:r>
+      <w:r>
+        <w:t xml:space="preserve"> </w:t>
+      </w:r>
+      <w:r>
+        <w:rPr>
+          <w:rStyle w:val="VerbatimChar"/>
+        </w:rPr>
+        <w:t xml:space="preserve">components</w:t>
+      </w:r>
+      <w:r>
+        <w:t xml:space="preserve"> </w:t>
+      </w:r>
+      <w:r>
+        <w:t xml:space="preserve">(8),</w:t>
+      </w:r>
+      <w:r>
+        <w:t xml:space="preserve"> </w:t>
+      </w:r>
+      <w:r>
+        <w:rPr>
+          <w:rStyle w:val="VerbatimChar"/>
+        </w:rPr>
+        <w:t xml:space="preserve">(project root)</w:t>
+      </w:r>
+      <w:r>
+        <w:t xml:space="preserve"> </w:t>
+      </w:r>
+      <w:r>
+        <w:t xml:space="preserve">(6),</w:t>
+      </w:r>
+      <w:r>
+        <w:t xml:space="preserve"> </w:t>
+      </w:r>
+      <w:r>
+        <w:rPr>
+          <w:rStyle w:val="VerbatimChar"/>
+        </w:rPr>
+        <w:t xml:space="preserve">assets/images/_default_expo_backup</w:t>
+      </w:r>
+      <w:r>
+        <w:t xml:space="preserve"> </w:t>
+      </w:r>
+      <w:r>
+        <w:t xml:space="preserve">(5),</w:t>
+      </w:r>
+      <w:r>
+        <w:t xml:space="preserve"> </w:t>
+      </w:r>
+      <w:r>
+        <w:rPr>
+          <w:rStyle w:val="VerbatimChar"/>
+        </w:rPr>
+        <w:t xml:space="preserve">app/(tabs)</w:t>
+      </w:r>
+      <w:r>
+        <w:t xml:space="preserve"> </w:t>
+      </w:r>
+      <w:r>
+        <w:t xml:space="preserve">(3).</w:t>
+      </w:r>
+    </w:p>
+    <w:bookmarkEnd w:id="29"/>
+    <w:bookmarkStart w:id="49" w:name="new-files-2"/>
+    <w:p>
+      <w:pPr>
+        <w:pStyle w:val="Heading3"/>
+      </w:pPr>
+      <w:r>
+        <w:t xml:space="preserve">New files</w:t>
+      </w:r>
+    </w:p>
+    <w:bookmarkStart w:id="30" w:name="apporder-detail.tsx"/>
+    <w:p>
+      <w:pPr>
+        <w:pStyle w:val="Heading4"/>
+      </w:pPr>
+      <w:r>
+        <w:rPr>
+          <w:rStyle w:val="VerbatimChar"/>
+        </w:rPr>
+        <w:t xml:space="preserve">app/order-detail.tsx</w:t>
+      </w:r>
+    </w:p>
+    <w:p>
+      <w:pPr>
+        <w:pStyle w:val="FirstParagraph"/>
+      </w:pPr>
+      <w:r>
+        <w:rPr>
+          <w:iCs/>
+          <w:i/>
+        </w:rPr>
+        <w:t xml:space="preserve">New file — 910 lines</w:t>
+      </w:r>
+    </w:p>
+    <w:p>
+      <w:pPr>
+        <w:numPr>
+          <w:ilvl w:val="0"/>
+          <w:numId w:val="1006"/>
+        </w:numPr>
+        <w:pStyle w:val="Compact"/>
+      </w:pPr>
+      <w:r>
+        <w:t xml:space="preserve">Defines:</w:t>
+      </w:r>
+      <w:r>
+        <w:t xml:space="preserve"> </w:t>
+      </w:r>
+      <w:r>
+        <w:rPr>
+          <w:rStyle w:val="VerbatimChar"/>
+        </w:rPr>
+        <w:t xml:space="preserve">OrderDetailScreen</w:t>
+      </w:r>
+      <w:r>
+        <w:t xml:space="preserve">,</w:t>
+      </w:r>
+      <w:r>
+        <w:t xml:space="preserve"> </w:t>
+      </w:r>
+      <w:r>
+        <w:rPr>
+          <w:rStyle w:val="VerbatimChar"/>
+        </w:rPr>
+        <w:t xml:space="preserve">qtyOf</w:t>
+      </w:r>
+      <w:r>
+        <w:t xml:space="preserve">,</w:t>
+      </w:r>
+      <w:r>
+        <w:t xml:space="preserve"> </w:t>
+      </w:r>
+      <w:r>
+        <w:rPr>
+          <w:rStyle w:val="VerbatimChar"/>
+        </w:rPr>
+        <w:t xml:space="preserve">isBoxComplete</w:t>
+      </w:r>
+      <w:r>
+        <w:t xml:space="preserve">,</w:t>
+      </w:r>
+      <w:r>
+        <w:t xml:space="preserve"> </w:t>
+      </w:r>
+      <w:r>
+        <w:rPr>
+          <w:rStyle w:val="VerbatimChar"/>
+        </w:rPr>
+        <w:t xml:space="preserve">firstIncompleteVerified</w:t>
+      </w:r>
+      <w:r>
+        <w:t xml:space="preserve">,</w:t>
+      </w:r>
+      <w:r>
+        <w:t xml:space="preserve"> </w:t>
+      </w:r>
+      <w:r>
+        <w:rPr>
+          <w:rStyle w:val="VerbatimChar"/>
+        </w:rPr>
+        <w:t xml:space="preserve">setQtyFor</w:t>
+      </w:r>
+      <w:r>
+        <w:t xml:space="preserve">,</w:t>
+      </w:r>
+      <w:r>
+        <w:t xml:space="preserve"> </w:t>
+      </w:r>
+      <w:r>
+        <w:rPr>
+          <w:rStyle w:val="VerbatimChar"/>
+        </w:rPr>
+        <w:t xml:space="preserve">captureFor</w:t>
+      </w:r>
+      <w:r>
+        <w:t xml:space="preserve">,</w:t>
+      </w:r>
+      <w:r>
+        <w:t xml:space="preserve"> </w:t>
+      </w:r>
+      <w:r>
+        <w:rPr>
+          <w:rStyle w:val="VerbatimChar"/>
+        </w:rPr>
+        <w:t xml:space="preserve">openScanner</w:t>
+      </w:r>
+      <w:r>
+        <w:t xml:space="preserve">,</w:t>
+      </w:r>
+      <w:r>
+        <w:t xml:space="preserve"> </w:t>
+      </w:r>
+      <w:r>
+        <w:rPr>
+          <w:rStyle w:val="VerbatimChar"/>
+        </w:rPr>
+        <w:t xml:space="preserve">onSubmit</w:t>
+      </w:r>
+      <w:r>
+        <w:t xml:space="preserve">,</w:t>
+      </w:r>
+      <w:r>
+        <w:t xml:space="preserve"> </w:t>
+      </w:r>
+      <w:r>
+        <w:rPr>
+          <w:rStyle w:val="VerbatimChar"/>
+        </w:rPr>
+        <w:t xml:space="preserve">captureTruckPhoto</w:t>
+      </w:r>
+      <w:r>
+        <w:t xml:space="preserve">,</w:t>
+      </w:r>
+      <w:r>
+        <w:t xml:space="preserve"> </w:t>
+      </w:r>
+      <w:r>
+        <w:rPr>
+          <w:rStyle w:val="VerbatimChar"/>
+        </w:rPr>
+        <w:t xml:space="preserve">onAllOk</w:t>
+      </w:r>
+      <w:r>
+        <w:t xml:space="preserve">,</w:t>
+      </w:r>
+      <w:r>
+        <w:t xml:space="preserve"> </w:t>
+      </w:r>
+      <w:r>
+        <w:rPr>
+          <w:rStyle w:val="VerbatimChar"/>
+        </w:rPr>
+        <w:t xml:space="preserve">handleScanned</w:t>
+      </w:r>
+      <w:r>
+        <w:t xml:space="preserve">,</w:t>
+      </w:r>
+      <w:r>
+        <w:t xml:space="preserve"> </w:t>
+      </w:r>
+      <w:r>
+        <w:rPr>
+          <w:rStyle w:val="VerbatimChar"/>
+        </w:rPr>
+        <w:t xml:space="preserve">boxKey</w:t>
+      </w:r>
+      <w:r>
+        <w:t xml:space="preserve">,</w:t>
+      </w:r>
+      <w:r>
+        <w:t xml:space="preserve"> </w:t>
+      </w:r>
+      <w:r>
+        <w:rPr>
+          <w:rStyle w:val="VerbatimChar"/>
+        </w:rPr>
+        <w:t xml:space="preserve">BoxRow</w:t>
+      </w:r>
+      <w:r>
+        <w:t xml:space="preserve">,</w:t>
+      </w:r>
+      <w:r>
+        <w:t xml:space="preserve"> </w:t>
+      </w:r>
+      <w:r>
+        <w:rPr>
+          <w:rStyle w:val="VerbatimChar"/>
+        </w:rPr>
+        <w:t xml:space="preserve">PillBtn</w:t>
+      </w:r>
+      <w:r>
+        <w:t xml:space="preserve">,</w:t>
+      </w:r>
+      <w:r>
+        <w:t xml:space="preserve"> </w:t>
+      </w:r>
+      <w:r>
+        <w:rPr>
+          <w:rStyle w:val="VerbatimChar"/>
+        </w:rPr>
+        <w:t xml:space="preserve">QuantitySlider</w:t>
+      </w:r>
+      <w:r>
+        <w:t xml:space="preserve">,</w:t>
+      </w:r>
+      <w:r>
+        <w:t xml:space="preserve"> </w:t>
+      </w:r>
+      <w:r>
+        <w:rPr>
+          <w:rStyle w:val="VerbatimChar"/>
+        </w:rPr>
+        <w:t xml:space="preserve">respond</w:t>
+      </w:r>
+      <w:r>
+        <w:t xml:space="preserve">.</w:t>
+      </w:r>
+    </w:p>
+    <w:p>
+      <w:pPr>
+        <w:numPr>
+          <w:ilvl w:val="0"/>
+          <w:numId w:val="1006"/>
+        </w:numPr>
+        <w:pStyle w:val="Compact"/>
+      </w:pPr>
+      <w:r>
+        <w:t xml:space="preserve">Uses:</w:t>
+      </w:r>
+      <w:r>
+        <w:t xml:space="preserve"> </w:t>
+      </w:r>
+      <w:r>
+        <w:rPr>
+          <w:rStyle w:val="VerbatimChar"/>
+        </w:rPr>
+        <w:t xml:space="preserve">@expo/vector-icons</w:t>
+      </w:r>
+      <w:r>
+        <w:t xml:space="preserve">,</w:t>
+      </w:r>
+      <w:r>
+        <w:t xml:space="preserve"> </w:t>
+      </w:r>
+      <w:r>
+        <w:rPr>
+          <w:rStyle w:val="VerbatimChar"/>
+        </w:rPr>
+        <w:t xml:space="preserve">expo-image</w:t>
+      </w:r>
+      <w:r>
+        <w:t xml:space="preserve">,</w:t>
+      </w:r>
+      <w:r>
+        <w:t xml:space="preserve"> </w:t>
+      </w:r>
+      <w:r>
+        <w:rPr>
+          <w:rStyle w:val="VerbatimChar"/>
+        </w:rPr>
+        <w:t xml:space="preserve">expo-image-picker</w:t>
+      </w:r>
+      <w:r>
+        <w:t xml:space="preserve">,</w:t>
+      </w:r>
+      <w:r>
+        <w:t xml:space="preserve"> </w:t>
+      </w:r>
+      <w:r>
+        <w:rPr>
+          <w:rStyle w:val="VerbatimChar"/>
+        </w:rPr>
+        <w:t xml:space="preserve">expo-router</w:t>
+      </w:r>
+      <w:r>
+        <w:t xml:space="preserve">,</w:t>
+      </w:r>
+      <w:r>
+        <w:t xml:space="preserve"> </w:t>
+      </w:r>
+      <w:r>
+        <w:rPr>
+          <w:rStyle w:val="VerbatimChar"/>
+        </w:rPr>
+        <w:t xml:space="preserve">expo-status-bar</w:t>
+      </w:r>
+      <w:r>
+        <w:t xml:space="preserve">,</w:t>
+      </w:r>
+      <w:r>
+        <w:t xml:space="preserve"> </w:t>
+      </w:r>
+      <w:r>
+        <w:rPr>
+          <w:rStyle w:val="VerbatimChar"/>
+        </w:rPr>
+        <w:t xml:space="preserve">react</w:t>
+      </w:r>
+      <w:r>
+        <w:t xml:space="preserve">,</w:t>
+      </w:r>
+      <w:r>
+        <w:t xml:space="preserve"> </w:t>
+      </w:r>
+      <w:r>
+        <w:rPr>
+          <w:rStyle w:val="VerbatimChar"/>
+        </w:rPr>
+        <w:t xml:space="preserve">react-native-safe-area-context</w:t>
+      </w:r>
+      <w:r>
+        <w:t xml:space="preserve">,</w:t>
+      </w:r>
+      <w:r>
+        <w:t xml:space="preserve"> </w:t>
+      </w:r>
+      <w:r>
+        <w:rPr>
+          <w:rStyle w:val="VerbatimChar"/>
+        </w:rPr>
+        <w:t xml:space="preserve">@/components/QrScanner</w:t>
+      </w:r>
+      <w:r>
+        <w:t xml:space="preserve">.</w:t>
+      </w:r>
+    </w:p>
+    <w:bookmarkEnd w:id="30"/>
+    <w:bookmarkStart w:id="31" w:name="apporders.tsx"/>
+    <w:p>
+      <w:pPr>
+        <w:pStyle w:val="Heading4"/>
+      </w:pPr>
+      <w:r>
+        <w:rPr>
+          <w:rStyle w:val="VerbatimChar"/>
+        </w:rPr>
+        <w:t xml:space="preserve">app/orders.tsx</w:t>
+      </w:r>
+    </w:p>
+    <w:p>
+      <w:pPr>
+        <w:pStyle w:val="FirstParagraph"/>
+      </w:pPr>
+      <w:r>
+        <w:rPr>
+          <w:iCs/>
+          <w:i/>
+        </w:rPr>
+        <w:t xml:space="preserve">New file — 829 lines</w:t>
+      </w:r>
+    </w:p>
+    <w:p>
+      <w:pPr>
+        <w:numPr>
+          <w:ilvl w:val="0"/>
+          <w:numId w:val="1007"/>
+        </w:numPr>
+        <w:pStyle w:val="Compact"/>
+      </w:pPr>
+      <w:r>
+        <w:t xml:space="preserve">Defines:</w:t>
+      </w:r>
+      <w:r>
+        <w:t xml:space="preserve"> </w:t>
+      </w:r>
+      <w:r>
+        <w:rPr>
+          <w:rStyle w:val="VerbatimChar"/>
+        </w:rPr>
+        <w:t xml:space="preserve">OrdersScreen</w:t>
+      </w:r>
+      <w:r>
+        <w:t xml:space="preserve">,</w:t>
+      </w:r>
+      <w:r>
+        <w:t xml:space="preserve"> </w:t>
+      </w:r>
+      <w:r>
+        <w:rPr>
+          <w:rStyle w:val="VerbatimChar"/>
+        </w:rPr>
+        <w:t xml:space="preserve">LoadSummaryCard</w:t>
+      </w:r>
+      <w:r>
+        <w:t xml:space="preserve">,</w:t>
+      </w:r>
+      <w:r>
+        <w:t xml:space="preserve"> </w:t>
+      </w:r>
+      <w:r>
+        <w:rPr>
+          <w:rStyle w:val="VerbatimChar"/>
+        </w:rPr>
+        <w:t xml:space="preserve">Container3DModal</w:t>
+      </w:r>
+      <w:r>
+        <w:t xml:space="preserve">,</w:t>
+      </w:r>
+      <w:r>
+        <w:t xml:space="preserve"> </w:t>
+      </w:r>
+      <w:r>
+        <w:rPr>
+          <w:rStyle w:val="VerbatimChar"/>
+        </w:rPr>
+        <w:t xml:space="preserve">BreakdownCard</w:t>
+      </w:r>
+      <w:r>
+        <w:t xml:space="preserve">,</w:t>
+      </w:r>
+      <w:r>
+        <w:t xml:space="preserve"> </w:t>
+      </w:r>
+      <w:r>
+        <w:rPr>
+          <w:rStyle w:val="VerbatimChar"/>
+        </w:rPr>
+        <w:t xml:space="preserve">RightSemi</w:t>
+      </w:r>
+      <w:r>
+        <w:t xml:space="preserve">,</w:t>
+      </w:r>
+      <w:r>
+        <w:t xml:space="preserve"> </w:t>
+      </w:r>
+      <w:r>
+        <w:rPr>
+          <w:rStyle w:val="VerbatimChar"/>
+        </w:rPr>
+        <w:t xml:space="preserve">Donut</w:t>
+      </w:r>
+      <w:r>
+        <w:t xml:space="preserve">,</w:t>
+      </w:r>
+      <w:r>
+        <w:t xml:space="preserve"> </w:t>
+      </w:r>
+      <w:r>
+        <w:rPr>
+          <w:rStyle w:val="VerbatimChar"/>
+        </w:rPr>
+        <w:t xml:space="preserve">OrderCard</w:t>
+      </w:r>
+      <w:r>
+        <w:t xml:space="preserve">,</w:t>
+      </w:r>
+      <w:r>
+        <w:t xml:space="preserve"> </w:t>
+      </w:r>
+      <w:r>
+        <w:rPr>
+          <w:rStyle w:val="VerbatimChar"/>
+        </w:rPr>
+        <w:t xml:space="preserve">openDirections</w:t>
+      </w:r>
+      <w:r>
+        <w:t xml:space="preserve">,</w:t>
+      </w:r>
+      <w:r>
+        <w:t xml:space="preserve"> </w:t>
+      </w:r>
+      <w:r>
+        <w:rPr>
+          <w:rStyle w:val="VerbatimChar"/>
+        </w:rPr>
+        <w:t xml:space="preserve">openDetail</w:t>
+      </w:r>
+      <w:r>
+        <w:t xml:space="preserve">,</w:t>
+      </w:r>
+      <w:r>
+        <w:t xml:space="preserve"> </w:t>
+      </w:r>
+      <w:r>
+        <w:rPr>
+          <w:rStyle w:val="VerbatimChar"/>
+        </w:rPr>
+        <w:t xml:space="preserve">onVerify</w:t>
+      </w:r>
+      <w:r>
+        <w:t xml:space="preserve">.</w:t>
+      </w:r>
+    </w:p>
+    <w:p>
+      <w:pPr>
+        <w:numPr>
+          <w:ilvl w:val="0"/>
+          <w:numId w:val="1007"/>
+        </w:numPr>
+        <w:pStyle w:val="Compact"/>
+      </w:pPr>
+      <w:r>
+        <w:t xml:space="preserve">Uses:</w:t>
+      </w:r>
+      <w:r>
+        <w:t xml:space="preserve"> </w:t>
+      </w:r>
+      <w:r>
+        <w:rPr>
+          <w:rStyle w:val="VerbatimChar"/>
+        </w:rPr>
+        <w:t xml:space="preserve">@expo/vector-icons</w:t>
+      </w:r>
+      <w:r>
+        <w:t xml:space="preserve">,</w:t>
+      </w:r>
+      <w:r>
+        <w:t xml:space="preserve"> </w:t>
+      </w:r>
+      <w:r>
+        <w:rPr>
+          <w:rStyle w:val="VerbatimChar"/>
+        </w:rPr>
+        <w:t xml:space="preserve">expo-image</w:t>
+      </w:r>
+      <w:r>
+        <w:t xml:space="preserve">,</w:t>
+      </w:r>
+      <w:r>
+        <w:t xml:space="preserve"> </w:t>
+      </w:r>
+      <w:r>
+        <w:rPr>
+          <w:rStyle w:val="VerbatimChar"/>
+        </w:rPr>
+        <w:t xml:space="preserve">expo-router</w:t>
+      </w:r>
+      <w:r>
+        <w:t xml:space="preserve">,</w:t>
+      </w:r>
+      <w:r>
+        <w:t xml:space="preserve"> </w:t>
+      </w:r>
+      <w:r>
+        <w:rPr>
+          <w:rStyle w:val="VerbatimChar"/>
+        </w:rPr>
+        <w:t xml:space="preserve">expo-status-bar</w:t>
+      </w:r>
+      <w:r>
+        <w:t xml:space="preserve">,</w:t>
+      </w:r>
+      <w:r>
+        <w:t xml:space="preserve"> </w:t>
+      </w:r>
+      <w:r>
+        <w:rPr>
+          <w:rStyle w:val="VerbatimChar"/>
+        </w:rPr>
+        <w:t xml:space="preserve">react</w:t>
+      </w:r>
+      <w:r>
+        <w:t xml:space="preserve">,</w:t>
+      </w:r>
+      <w:r>
+        <w:t xml:space="preserve"> </w:t>
+      </w:r>
+      <w:r>
+        <w:rPr>
+          <w:rStyle w:val="VerbatimChar"/>
+        </w:rPr>
+        <w:t xml:space="preserve">react-native-safe-area-context</w:t>
+      </w:r>
+      <w:r>
+        <w:t xml:space="preserve">,</w:t>
+      </w:r>
+      <w:r>
+        <w:t xml:space="preserve"> </w:t>
+      </w:r>
+      <w:r>
+        <w:rPr>
+          <w:rStyle w:val="VerbatimChar"/>
+        </w:rPr>
+        <w:t xml:space="preserve">@/components/LoadCalc3D</w:t>
+      </w:r>
+      <w:r>
+        <w:t xml:space="preserve">,</w:t>
+      </w:r>
+      <w:r>
+        <w:t xml:space="preserve"> </w:t>
+      </w:r>
+      <w:r>
+        <w:rPr>
+          <w:rStyle w:val="VerbatimChar"/>
+        </w:rPr>
+        <w:t xml:space="preserve">@/services/auth</w:t>
+      </w:r>
+      <w:r>
+        <w:t xml:space="preserve">.</w:t>
+      </w:r>
+    </w:p>
+    <w:bookmarkEnd w:id="31"/>
+    <w:bookmarkStart w:id="32" w:name="servicesorders.ts"/>
+    <w:p>
+      <w:pPr>
+        <w:pStyle w:val="Heading4"/>
+      </w:pPr>
+      <w:r>
+        <w:rPr>
+          <w:rStyle w:val="VerbatimChar"/>
+        </w:rPr>
+        <w:t xml:space="preserve">services/orders.ts</w:t>
+      </w:r>
+    </w:p>
+    <w:p>
+      <w:pPr>
+        <w:pStyle w:val="FirstParagraph"/>
+      </w:pPr>
+      <w:r>
+        <w:rPr>
+          <w:iCs/>
+          <w:i/>
+        </w:rPr>
+        <w:t xml:space="preserve">New file — 356 lines</w:t>
+      </w:r>
+    </w:p>
+    <w:p>
+      <w:pPr>
+        <w:numPr>
+          <w:ilvl w:val="0"/>
+          <w:numId w:val="1008"/>
+        </w:numPr>
+        <w:pStyle w:val="Compact"/>
+      </w:pPr>
+      <w:r>
+        <w:t xml:space="preserve">Defines:</w:t>
+      </w:r>
+      <w:r>
+        <w:t xml:space="preserve"> </w:t>
+      </w:r>
+      <w:r>
+        <w:rPr>
+          <w:rStyle w:val="VerbatimChar"/>
+        </w:rPr>
+        <w:t xml:space="preserve">Assignment</w:t>
+      </w:r>
+      <w:r>
+        <w:t xml:space="preserve">,</w:t>
+      </w:r>
+      <w:r>
+        <w:t xml:space="preserve"> </w:t>
+      </w:r>
+      <w:r>
+        <w:rPr>
+          <w:rStyle w:val="VerbatimChar"/>
+        </w:rPr>
+        <w:t xml:space="preserve">ParsedOrder</w:t>
+      </w:r>
+      <w:r>
+        <w:t xml:space="preserve">,</w:t>
+      </w:r>
+      <w:r>
+        <w:t xml:space="preserve"> </w:t>
+      </w:r>
+      <w:r>
+        <w:rPr>
+          <w:rStyle w:val="VerbatimChar"/>
+        </w:rPr>
+        <w:t xml:space="preserve">InspectionBox</w:t>
+      </w:r>
+      <w:r>
+        <w:t xml:space="preserve">,</w:t>
+      </w:r>
+      <w:r>
+        <w:t xml:space="preserve"> </w:t>
+      </w:r>
+      <w:r>
+        <w:rPr>
+          <w:rStyle w:val="VerbatimChar"/>
+        </w:rPr>
+        <w:t xml:space="preserve">OrderInspection</w:t>
+      </w:r>
+      <w:r>
+        <w:t xml:space="preserve">,</w:t>
+      </w:r>
+      <w:r>
+        <w:t xml:space="preserve"> </w:t>
+      </w:r>
+      <w:r>
+        <w:rPr>
+          <w:rStyle w:val="VerbatimChar"/>
+        </w:rPr>
+        <w:t xml:space="preserve">normalizeMediaUrl</w:t>
+      </w:r>
+      <w:r>
+        <w:t xml:space="preserve">,</w:t>
+      </w:r>
+      <w:r>
+        <w:t xml:space="preserve"> </w:t>
+      </w:r>
+      <w:r>
+        <w:rPr>
+          <w:rStyle w:val="VerbatimChar"/>
+        </w:rPr>
+        <w:t xml:space="preserve">spId</w:t>
+      </w:r>
+      <w:r>
+        <w:t xml:space="preserve">,</w:t>
+      </w:r>
+      <w:r>
+        <w:t xml:space="preserve"> </w:t>
+      </w:r>
+      <w:r>
+        <w:rPr>
+          <w:rStyle w:val="VerbatimChar"/>
+        </w:rPr>
+        <w:t xml:space="preserve">authHeaders</w:t>
+      </w:r>
+      <w:r>
+        <w:t xml:space="preserve">,</w:t>
+      </w:r>
+      <w:r>
+        <w:t xml:space="preserve"> </w:t>
+      </w:r>
+      <w:r>
+        <w:rPr>
+          <w:rStyle w:val="VerbatimChar"/>
+        </w:rPr>
+        <w:t xml:space="preserve">Result</w:t>
+      </w:r>
+      <w:r>
+        <w:t xml:space="preserve">,</w:t>
+      </w:r>
+      <w:r>
+        <w:t xml:space="preserve"> </w:t>
+      </w:r>
+      <w:r>
+        <w:rPr>
+          <w:rStyle w:val="VerbatimChar"/>
+        </w:rPr>
+        <w:t xml:space="preserve">getMyAssignments</w:t>
+      </w:r>
+      <w:r>
+        <w:t xml:space="preserve">,</w:t>
+      </w:r>
+      <w:r>
+        <w:t xml:space="preserve"> </w:t>
+      </w:r>
+      <w:r>
+        <w:rPr>
+          <w:rStyle w:val="VerbatimChar"/>
+        </w:rPr>
+        <w:t xml:space="preserve">fromDescription</w:t>
+      </w:r>
+      <w:r>
+        <w:t xml:space="preserve">,</w:t>
+      </w:r>
+      <w:r>
+        <w:t xml:space="preserve"> </w:t>
+      </w:r>
+      <w:r>
+        <w:rPr>
+          <w:rStyle w:val="VerbatimChar"/>
+        </w:rPr>
+        <w:t xml:space="preserve">parseAssignment</w:t>
+      </w:r>
+      <w:r>
+        <w:t xml:space="preserve">,</w:t>
+      </w:r>
+      <w:r>
+        <w:t xml:space="preserve"> </w:t>
+      </w:r>
+      <w:r>
+        <w:rPr>
+          <w:rStyle w:val="VerbatimChar"/>
+        </w:rPr>
+        <w:t xml:space="preserve">isInspectionDone</w:t>
+      </w:r>
+      <w:r>
+        <w:t xml:space="preserve">,</w:t>
+      </w:r>
+      <w:r>
+        <w:t xml:space="preserve"> </w:t>
+      </w:r>
+      <w:r>
+        <w:rPr>
+          <w:rStyle w:val="VerbatimChar"/>
+        </w:rPr>
+        <w:t xml:space="preserve">fetchInspectionBoxes</w:t>
+      </w:r>
+      <w:r>
+        <w:t xml:space="preserve">,</w:t>
+      </w:r>
+      <w:r>
+        <w:t xml:space="preserve"> </w:t>
+      </w:r>
+      <w:r>
+        <w:rPr>
+          <w:rStyle w:val="VerbatimChar"/>
+        </w:rPr>
+        <w:t xml:space="preserve">BoxStatus</w:t>
+      </w:r>
+      <w:r>
+        <w:t xml:space="preserve">,</w:t>
+      </w:r>
+      <w:r>
+        <w:t xml:space="preserve"> </w:t>
+      </w:r>
+      <w:r>
+        <w:rPr>
+          <w:rStyle w:val="VerbatimChar"/>
+        </w:rPr>
+        <w:t xml:space="preserve">boxStatusKey</w:t>
+      </w:r>
+      <w:r>
+        <w:t xml:space="preserve">,</w:t>
+      </w:r>
+      <w:r>
+        <w:t xml:space="preserve"> </w:t>
+      </w:r>
+      <w:r>
+        <w:rPr>
+          <w:rStyle w:val="VerbatimChar"/>
+        </w:rPr>
+        <w:t xml:space="preserve">loadBoxStatus</w:t>
+      </w:r>
+      <w:r>
+        <w:t xml:space="preserve">,</w:t>
+      </w:r>
+      <w:r>
+        <w:t xml:space="preserve"> </w:t>
+      </w:r>
+      <w:r>
+        <w:rPr>
+          <w:rStyle w:val="VerbatimChar"/>
+        </w:rPr>
+        <w:t xml:space="preserve">saveBoxStatus</w:t>
+      </w:r>
+      <w:r>
+        <w:t xml:space="preserve">,</w:t>
+      </w:r>
+      <w:r>
+        <w:t xml:space="preserve"> </w:t>
+      </w:r>
+      <w:r>
+        <w:rPr>
+          <w:rStyle w:val="VerbatimChar"/>
+        </w:rPr>
+        <w:t xml:space="preserve">getBoxByQr</w:t>
+      </w:r>
+      <w:r>
+        <w:t xml:space="preserve">,</w:t>
+      </w:r>
+      <w:r>
+        <w:t xml:space="preserve"> </w:t>
+      </w:r>
+      <w:r>
+        <w:rPr>
+          <w:rStyle w:val="VerbatimChar"/>
+        </w:rPr>
+        <w:t xml:space="preserve">getOrderInspection</w:t>
+      </w:r>
+      <w:r>
+        <w:t xml:space="preserve">,</w:t>
+      </w:r>
+      <w:r>
+        <w:t xml:space="preserve"> </w:t>
+      </w:r>
+      <w:r>
+        <w:rPr>
+          <w:rStyle w:val="VerbatimChar"/>
+        </w:rPr>
+        <w:t xml:space="preserve">isOrderDone</w:t>
+      </w:r>
+      <w:r>
+        <w:t xml:space="preserve">,</w:t>
+      </w:r>
+      <w:r>
+        <w:t xml:space="preserve"> </w:t>
+      </w:r>
+      <w:r>
+        <w:rPr>
+          <w:rStyle w:val="VerbatimChar"/>
+        </w:rPr>
+        <w:t xml:space="preserve">Factory</w:t>
+      </w:r>
+      <w:r>
+        <w:t xml:space="preserve">,</w:t>
+      </w:r>
+      <w:r>
+        <w:t xml:space="preserve"> </w:t>
+      </w:r>
+      <w:r>
+        <w:rPr>
+          <w:rStyle w:val="VerbatimChar"/>
+        </w:rPr>
+        <w:t xml:space="preserve">getAssignmentDetails</w:t>
+      </w:r>
+      <w:r>
+        <w:t xml:space="preserve">,</w:t>
+      </w:r>
+      <w:r>
+        <w:t xml:space="preserve"> </w:t>
+      </w:r>
+      <w:r>
+        <w:rPr>
+          <w:rStyle w:val="VerbatimChar"/>
+        </w:rPr>
+        <w:t xml:space="preserve">getAssignmentImages</w:t>
+      </w:r>
+      <w:r>
+        <w:t xml:space="preserve">,</w:t>
+      </w:r>
+      <w:r>
+        <w:t xml:space="preserve"> </w:t>
+      </w:r>
+      <w:r>
+        <w:rPr>
+          <w:rStyle w:val="VerbatimChar"/>
+        </w:rPr>
+        <w:t xml:space="preserve">verifyOtp</w:t>
+      </w:r>
+      <w:r>
+        <w:t xml:space="preserve">.</w:t>
+      </w:r>
+    </w:p>
+    <w:p>
+      <w:pPr>
+        <w:numPr>
+          <w:ilvl w:val="0"/>
+          <w:numId w:val="1008"/>
+        </w:numPr>
+        <w:pStyle w:val="Compact"/>
+      </w:pPr>
+      <w:r>
+        <w:t xml:space="preserve">Uses:</w:t>
+      </w:r>
+      <w:r>
+        <w:t xml:space="preserve"> </w:t>
+      </w:r>
+      <w:r>
+        <w:rPr>
+          <w:rStyle w:val="VerbatimChar"/>
+        </w:rPr>
+        <w:t xml:space="preserve">@react-native-async-storage/async-storage</w:t>
+      </w:r>
+      <w:r>
+        <w:t xml:space="preserve">,</w:t>
+      </w:r>
+      <w:r>
+        <w:t xml:space="preserve"> </w:t>
+      </w:r>
+      <w:r>
+        <w:rPr>
+          <w:rStyle w:val="VerbatimChar"/>
+        </w:rPr>
+        <w:t xml:space="preserve">@/constants/api</w:t>
+      </w:r>
+      <w:r>
+        <w:t xml:space="preserve">,</w:t>
+      </w:r>
+      <w:r>
+        <w:t xml:space="preserve"> </w:t>
+      </w:r>
+      <w:r>
+        <w:rPr>
+          <w:rStyle w:val="VerbatimChar"/>
+        </w:rPr>
+        <w:t xml:space="preserve">@/services/auth</w:t>
+      </w:r>
+      <w:r>
+        <w:t xml:space="preserve">.</w:t>
+      </w:r>
+    </w:p>
+    <w:bookmarkEnd w:id="32"/>
+    <w:bookmarkStart w:id="33" w:name="componentsloadcalc3dhtml.ts"/>
+    <w:p>
+      <w:pPr>
+        <w:pStyle w:val="Heading4"/>
+      </w:pPr>
+      <w:r>
+        <w:rPr>
+          <w:rStyle w:val="VerbatimChar"/>
+        </w:rPr>
+        <w:t xml:space="preserve">components/loadCalc3dHtml.ts</w:t>
+      </w:r>
+    </w:p>
+    <w:p>
+      <w:pPr>
+        <w:pStyle w:val="FirstParagraph"/>
+      </w:pPr>
+      <w:r>
+        <w:rPr>
+          <w:iCs/>
+          <w:i/>
+        </w:rPr>
+        <w:t xml:space="preserve">New file — 302 lines</w:t>
+      </w:r>
+    </w:p>
+    <w:p>
+      <w:pPr>
+        <w:numPr>
+          <w:ilvl w:val="0"/>
+          <w:numId w:val="1009"/>
+        </w:numPr>
+        <w:pStyle w:val="Compact"/>
+      </w:pPr>
+      <w:r>
+        <w:t xml:space="preserve">Defines:</w:t>
+      </w:r>
+      <w:r>
+        <w:t xml:space="preserve"> </w:t>
+      </w:r>
+      <w:r>
+        <w:rPr>
+          <w:rStyle w:val="VerbatimChar"/>
+        </w:rPr>
+        <w:t xml:space="preserve">Cargo3DItem</w:t>
+      </w:r>
+      <w:r>
+        <w:t xml:space="preserve">,</w:t>
+      </w:r>
+      <w:r>
+        <w:t xml:space="preserve"> </w:t>
+      </w:r>
+      <w:r>
+        <w:rPr>
+          <w:rStyle w:val="VerbatimChar"/>
+        </w:rPr>
+        <w:t xml:space="preserve">LoadCalc3DData</w:t>
+      </w:r>
+      <w:r>
+        <w:t xml:space="preserve">,</w:t>
+      </w:r>
+      <w:r>
+        <w:t xml:space="preserve"> </w:t>
+      </w:r>
+      <w:r>
+        <w:rPr>
+          <w:rStyle w:val="VerbatimChar"/>
+        </w:rPr>
+        <w:t xml:space="preserve">buildLoadCalc3dHtml</w:t>
+      </w:r>
+      <w:r>
+        <w:t xml:space="preserve">,</w:t>
+      </w:r>
+      <w:r>
+        <w:t xml:space="preserve"> </w:t>
+      </w:r>
+      <w:r>
+        <w:rPr>
+          <w:rStyle w:val="VerbatimChar"/>
+        </w:rPr>
+        <w:t xml:space="preserve">getShapeType</w:t>
+      </w:r>
+      <w:r>
+        <w:t xml:space="preserve">,</w:t>
+      </w:r>
+      <w:r>
+        <w:t xml:space="preserve"> </w:t>
+      </w:r>
+      <w:r>
+        <w:rPr>
+          <w:rStyle w:val="VerbatimChar"/>
+        </w:rPr>
+        <w:t xml:space="preserve">buildCargoBoxes</w:t>
+      </w:r>
+      <w:r>
+        <w:t xml:space="preserve">,</w:t>
+      </w:r>
+      <w:r>
+        <w:t xml:space="preserve"> </w:t>
+      </w:r>
+      <w:r>
+        <w:rPr>
+          <w:rStyle w:val="VerbatimChar"/>
+        </w:rPr>
+        <w:t xml:space="preserve">findOptimalLayout</w:t>
+      </w:r>
+      <w:r>
+        <w:t xml:space="preserve">,</w:t>
+      </w:r>
+      <w:r>
+        <w:t xml:space="preserve"> </w:t>
+      </w:r>
+      <w:r>
+        <w:rPr>
+          <w:rStyle w:val="VerbatimChar"/>
+        </w:rPr>
+        <w:t xml:space="preserve">capacityAtScale</w:t>
+      </w:r>
+      <w:r>
+        <w:t xml:space="preserve">,</w:t>
+      </w:r>
+      <w:r>
+        <w:t xml:space="preserve"> </w:t>
+      </w:r>
+      <w:r>
+        <w:rPr>
+          <w:rStyle w:val="VerbatimChar"/>
+        </w:rPr>
+        <w:t xml:space="preserve">findScale</w:t>
+      </w:r>
+      <w:r>
+        <w:t xml:space="preserve">,</w:t>
+      </w:r>
+      <w:r>
+        <w:t xml:space="preserve"> </w:t>
+      </w:r>
+      <w:r>
+        <w:rPr>
+          <w:rStyle w:val="VerbatimChar"/>
+        </w:rPr>
+        <w:t xml:space="preserve">fitCamera</w:t>
+      </w:r>
+      <w:r>
+        <w:t xml:space="preserve">,</w:t>
+      </w:r>
+      <w:r>
+        <w:t xml:space="preserve"> </w:t>
+      </w:r>
+      <w:r>
+        <w:rPr>
+          <w:rStyle w:val="VerbatimChar"/>
+        </w:rPr>
+        <w:t xml:space="preserve">makeGeo</w:t>
+      </w:r>
+      <w:r>
+        <w:t xml:space="preserve">,</w:t>
+      </w:r>
+      <w:r>
+        <w:t xml:space="preserve"> </w:t>
+      </w:r>
+      <w:r>
+        <w:rPr>
+          <w:rStyle w:val="VerbatimChar"/>
+        </w:rPr>
+        <w:t xml:space="preserve">resize</w:t>
+      </w:r>
+      <w:r>
+        <w:t xml:space="preserve">,</w:t>
+      </w:r>
+      <w:r>
+        <w:t xml:space="preserve"> </w:t>
+      </w:r>
+      <w:r>
+        <w:rPr>
+          <w:rStyle w:val="VerbatimChar"/>
+        </w:rPr>
+        <w:t xml:space="preserve">animate</w:t>
+      </w:r>
+      <w:r>
+        <w:t xml:space="preserve">.</w:t>
+      </w:r>
+    </w:p>
+    <w:p>
+      <w:pPr>
+        <w:numPr>
+          <w:ilvl w:val="0"/>
+          <w:numId w:val="1009"/>
+        </w:numPr>
+        <w:pStyle w:val="Compact"/>
+      </w:pPr>
+      <w:r>
+        <w:t xml:space="preserve">Uses:</w:t>
+      </w:r>
+      <w:r>
+        <w:t xml:space="preserve"> </w:t>
+      </w:r>
+      <w:r>
+        <w:rPr>
+          <w:rStyle w:val="VerbatimChar"/>
+        </w:rPr>
+        <w:t xml:space="preserve">three</w:t>
+      </w:r>
+      <w:r>
+        <w:t xml:space="preserve">,</w:t>
+      </w:r>
+      <w:r>
+        <w:t xml:space="preserve"> </w:t>
+      </w:r>
+      <w:r>
+        <w:rPr>
+          <w:rStyle w:val="VerbatimChar"/>
+        </w:rPr>
+        <w:t xml:space="preserve">three/addons/controls/OrbitControls.js</w:t>
+      </w:r>
+      <w:r>
+        <w:t xml:space="preserve">,</w:t>
+      </w:r>
+      <w:r>
+        <w:t xml:space="preserve"> </w:t>
+      </w:r>
+      <w:r>
+        <w:rPr>
+          <w:rStyle w:val="VerbatimChar"/>
+        </w:rPr>
+        <w:t xml:space="preserve">three/addons/environments/RoomEnvironment.js</w:t>
+      </w:r>
+      <w:r>
+        <w:t xml:space="preserve">.</w:t>
+      </w:r>
+    </w:p>
+    <w:bookmarkEnd w:id="33"/>
+    <w:bookmarkStart w:id="34" w:name="apporder-map.tsx"/>
+    <w:p>
+      <w:pPr>
+        <w:pStyle w:val="Heading4"/>
+      </w:pPr>
+      <w:r>
+        <w:rPr>
+          <w:rStyle w:val="VerbatimChar"/>
+        </w:rPr>
+        <w:t xml:space="preserve">app/order-map.tsx</w:t>
+      </w:r>
+    </w:p>
+    <w:p>
+      <w:pPr>
+        <w:pStyle w:val="FirstParagraph"/>
+      </w:pPr>
+      <w:r>
+        <w:rPr>
+          <w:iCs/>
+          <w:i/>
+        </w:rPr>
+        <w:t xml:space="preserve">New file — 245 lines</w:t>
+      </w:r>
+    </w:p>
+    <w:p>
+      <w:pPr>
+        <w:numPr>
+          <w:ilvl w:val="0"/>
+          <w:numId w:val="1010"/>
+        </w:numPr>
+        <w:pStyle w:val="Compact"/>
+      </w:pPr>
+      <w:r>
+        <w:t xml:space="preserve">Defines:</w:t>
+      </w:r>
+      <w:r>
+        <w:t xml:space="preserve"> </w:t>
+      </w:r>
+      <w:r>
+        <w:rPr>
+          <w:rStyle w:val="VerbatimChar"/>
+        </w:rPr>
+        <w:t xml:space="preserve">OrderMapScreen</w:t>
+      </w:r>
+      <w:r>
+        <w:t xml:space="preserve">.</w:t>
+      </w:r>
+    </w:p>
+    <w:p>
+      <w:pPr>
+        <w:numPr>
+          <w:ilvl w:val="0"/>
+          <w:numId w:val="1010"/>
+        </w:numPr>
+        <w:pStyle w:val="Compact"/>
+      </w:pPr>
+      <w:r>
+        <w:t xml:space="preserve">Uses:</w:t>
+      </w:r>
+      <w:r>
+        <w:t xml:space="preserve"> </w:t>
+      </w:r>
+      <w:r>
+        <w:rPr>
+          <w:rStyle w:val="VerbatimChar"/>
+        </w:rPr>
+        <w:t xml:space="preserve">@expo/vector-icons</w:t>
+      </w:r>
+      <w:r>
+        <w:t xml:space="preserve">,</w:t>
+      </w:r>
+      <w:r>
+        <w:t xml:space="preserve"> </w:t>
+      </w:r>
+      <w:r>
+        <w:rPr>
+          <w:rStyle w:val="VerbatimChar"/>
+        </w:rPr>
+        <w:t xml:space="preserve">expo-image</w:t>
+      </w:r>
+      <w:r>
+        <w:t xml:space="preserve">,</w:t>
+      </w:r>
+      <w:r>
+        <w:t xml:space="preserve"> </w:t>
+      </w:r>
+      <w:r>
+        <w:rPr>
+          <w:rStyle w:val="VerbatimChar"/>
+        </w:rPr>
+        <w:t xml:space="preserve">expo-router</w:t>
+      </w:r>
+      <w:r>
+        <w:t xml:space="preserve">,</w:t>
+      </w:r>
+      <w:r>
+        <w:t xml:space="preserve"> </w:t>
+      </w:r>
+      <w:r>
+        <w:rPr>
+          <w:rStyle w:val="VerbatimChar"/>
+        </w:rPr>
+        <w:t xml:space="preserve">expo-status-bar</w:t>
+      </w:r>
+      <w:r>
+        <w:t xml:space="preserve">,</w:t>
+      </w:r>
+      <w:r>
+        <w:t xml:space="preserve"> </w:t>
+      </w:r>
+      <w:r>
+        <w:rPr>
+          <w:rStyle w:val="VerbatimChar"/>
+        </w:rPr>
+        <w:t xml:space="preserve">react</w:t>
+      </w:r>
+      <w:r>
+        <w:t xml:space="preserve">,</w:t>
+      </w:r>
+      <w:r>
+        <w:t xml:space="preserve"> </w:t>
+      </w:r>
+      <w:r>
+        <w:rPr>
+          <w:rStyle w:val="VerbatimChar"/>
+        </w:rPr>
+        <w:t xml:space="preserve">react-native-safe-area-context</w:t>
+      </w:r>
+      <w:r>
+        <w:t xml:space="preserve">,</w:t>
+      </w:r>
+      <w:r>
+        <w:t xml:space="preserve"> </w:t>
+      </w:r>
+      <w:r>
+        <w:rPr>
+          <w:rStyle w:val="VerbatimChar"/>
+        </w:rPr>
+        <w:t xml:space="preserve">@/components/OrderMap</w:t>
+      </w:r>
+      <w:r>
+        <w:t xml:space="preserve">,</w:t>
+      </w:r>
+      <w:r>
+        <w:t xml:space="preserve"> </w:t>
+      </w:r>
+      <w:r>
+        <w:rPr>
+          <w:rStyle w:val="VerbatimChar"/>
+        </w:rPr>
+        <w:t xml:space="preserve">@/components/orderMapHtml</w:t>
+      </w:r>
+      <w:r>
+        <w:t xml:space="preserve">,</w:t>
+      </w:r>
+      <w:r>
+        <w:t xml:space="preserve"> </w:t>
+      </w:r>
+      <w:r>
+        <w:rPr>
+          <w:rStyle w:val="VerbatimChar"/>
+        </w:rPr>
+        <w:t xml:space="preserve">@/services/orders</w:t>
+      </w:r>
+      <w:r>
+        <w:t xml:space="preserve">.</w:t>
+      </w:r>
+    </w:p>
+    <w:bookmarkEnd w:id="34"/>
+    <w:bookmarkStart w:id="35" w:name="applogin.tsx"/>
+    <w:p>
+      <w:pPr>
+        <w:pStyle w:val="Heading4"/>
+      </w:pPr>
+      <w:r>
+        <w:rPr>
+          <w:rStyle w:val="VerbatimChar"/>
+        </w:rPr>
+        <w:t xml:space="preserve">app/login.tsx</w:t>
+      </w:r>
+    </w:p>
+    <w:p>
+      <w:pPr>
+        <w:pStyle w:val="FirstParagraph"/>
+      </w:pPr>
+      <w:r>
+        <w:rPr>
+          <w:iCs/>
+          <w:i/>
+        </w:rPr>
+        <w:t xml:space="preserve">New file — 239 lines</w:t>
+      </w:r>
+    </w:p>
+    <w:p>
+      <w:pPr>
+        <w:numPr>
+          <w:ilvl w:val="0"/>
+          <w:numId w:val="1011"/>
+        </w:numPr>
+        <w:pStyle w:val="Compact"/>
+      </w:pPr>
+      <w:r>
+        <w:t xml:space="preserve">Defines:</w:t>
+      </w:r>
+      <w:r>
+        <w:t xml:space="preserve"> </w:t>
+      </w:r>
+      <w:r>
+        <w:rPr>
+          <w:rStyle w:val="VerbatimChar"/>
+        </w:rPr>
+        <w:t xml:space="preserve">LoginScreen</w:t>
+      </w:r>
+      <w:r>
+        <w:t xml:space="preserve">,</w:t>
+      </w:r>
+      <w:r>
+        <w:t xml:space="preserve"> </w:t>
+      </w:r>
+      <w:r>
+        <w:rPr>
+          <w:rStyle w:val="VerbatimChar"/>
+        </w:rPr>
+        <w:t xml:space="preserve">onLogin</w:t>
+      </w:r>
+      <w:r>
+        <w:t xml:space="preserve">.</w:t>
+      </w:r>
+    </w:p>
+    <w:p>
+      <w:pPr>
+        <w:numPr>
+          <w:ilvl w:val="0"/>
+          <w:numId w:val="1011"/>
+        </w:numPr>
+        <w:pStyle w:val="Compact"/>
+      </w:pPr>
+      <w:r>
+        <w:t xml:space="preserve">Uses:</w:t>
+      </w:r>
+      <w:r>
+        <w:t xml:space="preserve"> </w:t>
+      </w:r>
+      <w:r>
+        <w:rPr>
+          <w:rStyle w:val="VerbatimChar"/>
+        </w:rPr>
+        <w:t xml:space="preserve">@expo/vector-icons</w:t>
+      </w:r>
+      <w:r>
+        <w:t xml:space="preserve">,</w:t>
+      </w:r>
+      <w:r>
+        <w:t xml:space="preserve"> </w:t>
+      </w:r>
+      <w:r>
+        <w:rPr>
+          <w:rStyle w:val="VerbatimChar"/>
+        </w:rPr>
+        <w:t xml:space="preserve">expo-image</w:t>
+      </w:r>
+      <w:r>
+        <w:t xml:space="preserve">,</w:t>
+      </w:r>
+      <w:r>
+        <w:t xml:space="preserve"> </w:t>
+      </w:r>
+      <w:r>
+        <w:rPr>
+          <w:rStyle w:val="VerbatimChar"/>
+        </w:rPr>
+        <w:t xml:space="preserve">expo-router</w:t>
+      </w:r>
+      <w:r>
+        <w:t xml:space="preserve">,</w:t>
+      </w:r>
+      <w:r>
+        <w:t xml:space="preserve"> </w:t>
+      </w:r>
+      <w:r>
+        <w:rPr>
+          <w:rStyle w:val="VerbatimChar"/>
+        </w:rPr>
+        <w:t xml:space="preserve">expo-status-bar</w:t>
+      </w:r>
+      <w:r>
+        <w:t xml:space="preserve">,</w:t>
+      </w:r>
+      <w:r>
+        <w:t xml:space="preserve"> </w:t>
+      </w:r>
+      <w:r>
+        <w:rPr>
+          <w:rStyle w:val="VerbatimChar"/>
+        </w:rPr>
+        <w:t xml:space="preserve">react</w:t>
+      </w:r>
+      <w:r>
+        <w:t xml:space="preserve">,</w:t>
+      </w:r>
+      <w:r>
+        <w:t xml:space="preserve"> </w:t>
+      </w:r>
+      <w:r>
+        <w:rPr>
+          <w:rStyle w:val="VerbatimChar"/>
+        </w:rPr>
+        <w:t xml:space="preserve">react-native-safe-area-context</w:t>
+      </w:r>
+      <w:r>
+        <w:t xml:space="preserve">,</w:t>
+      </w:r>
+      <w:r>
+        <w:t xml:space="preserve"> </w:t>
+      </w:r>
+      <w:r>
+        <w:rPr>
+          <w:rStyle w:val="VerbatimChar"/>
+        </w:rPr>
+        <w:t xml:space="preserve">@/services/auth</w:t>
+      </w:r>
+      <w:r>
+        <w:t xml:space="preserve">,</w:t>
+      </w:r>
+      <w:r>
+        <w:t xml:space="preserve"> </w:t>
+      </w:r>
+      <w:r>
+        <w:rPr>
+          <w:rStyle w:val="VerbatimChar"/>
+        </w:rPr>
+        <w:t xml:space="preserve">@/assets/images/delivery.png</w:t>
+      </w:r>
+      <w:r>
+        <w:t xml:space="preserve">.</w:t>
+      </w:r>
+    </w:p>
+    <w:bookmarkEnd w:id="35"/>
+    <w:bookmarkStart w:id="36" w:name="apporder-completed.tsx"/>
+    <w:p>
+      <w:pPr>
+        <w:pStyle w:val="Heading4"/>
+      </w:pPr>
+      <w:r>
+        <w:rPr>
+          <w:rStyle w:val="VerbatimChar"/>
+        </w:rPr>
+        <w:t xml:space="preserve">app/order-completed.tsx</w:t>
+      </w:r>
+    </w:p>
+    <w:p>
+      <w:pPr>
+        <w:pStyle w:val="FirstParagraph"/>
+      </w:pPr>
+      <w:r>
+        <w:rPr>
+          <w:iCs/>
+          <w:i/>
+        </w:rPr>
+        <w:t xml:space="preserve">New file — 235 lines</w:t>
+      </w:r>
+    </w:p>
+    <w:p>
+      <w:pPr>
+        <w:numPr>
+          <w:ilvl w:val="0"/>
+          <w:numId w:val="1012"/>
+        </w:numPr>
+        <w:pStyle w:val="Compact"/>
+      </w:pPr>
+      <w:r>
+        <w:t xml:space="preserve">Defines:</w:t>
+      </w:r>
+      <w:r>
+        <w:t xml:space="preserve"> </w:t>
+      </w:r>
+      <w:r>
+        <w:rPr>
+          <w:rStyle w:val="VerbatimChar"/>
+        </w:rPr>
+        <w:t xml:space="preserve">banner</w:t>
+      </w:r>
+      <w:r>
+        <w:t xml:space="preserve">,</w:t>
+      </w:r>
+      <w:r>
+        <w:t xml:space="preserve"> </w:t>
+      </w:r>
+      <w:r>
+        <w:rPr>
+          <w:rStyle w:val="VerbatimChar"/>
+        </w:rPr>
+        <w:t xml:space="preserve">OrderCompletedScreen</w:t>
+      </w:r>
+      <w:r>
+        <w:t xml:space="preserve">,</w:t>
+      </w:r>
+      <w:r>
+        <w:t xml:space="preserve"> </w:t>
+      </w:r>
+      <w:r>
+        <w:rPr>
+          <w:rStyle w:val="VerbatimChar"/>
+        </w:rPr>
+        <w:t xml:space="preserve">ReadOnlyBox</w:t>
+      </w:r>
+      <w:r>
+        <w:t xml:space="preserve">.</w:t>
+      </w:r>
+    </w:p>
+    <w:p>
+      <w:pPr>
+        <w:numPr>
+          <w:ilvl w:val="0"/>
+          <w:numId w:val="1012"/>
+        </w:numPr>
+        <w:pStyle w:val="Compact"/>
+      </w:pPr>
+      <w:r>
+        <w:t xml:space="preserve">Uses:</w:t>
+      </w:r>
+      <w:r>
+        <w:t xml:space="preserve"> </w:t>
+      </w:r>
+      <w:r>
+        <w:rPr>
+          <w:rStyle w:val="VerbatimChar"/>
+        </w:rPr>
+        <w:t xml:space="preserve">@expo/vector-icons</w:t>
+      </w:r>
+      <w:r>
+        <w:t xml:space="preserve">,</w:t>
+      </w:r>
+      <w:r>
+        <w:t xml:space="preserve"> </w:t>
+      </w:r>
+      <w:r>
+        <w:rPr>
+          <w:rStyle w:val="VerbatimChar"/>
+        </w:rPr>
+        <w:t xml:space="preserve">expo-image</w:t>
+      </w:r>
+      <w:r>
+        <w:t xml:space="preserve">,</w:t>
+      </w:r>
+      <w:r>
+        <w:t xml:space="preserve"> </w:t>
+      </w:r>
+      <w:r>
+        <w:rPr>
+          <w:rStyle w:val="VerbatimChar"/>
+        </w:rPr>
+        <w:t xml:space="preserve">expo-router</w:t>
+      </w:r>
+      <w:r>
+        <w:t xml:space="preserve">,</w:t>
+      </w:r>
+      <w:r>
+        <w:t xml:space="preserve"> </w:t>
+      </w:r>
+      <w:r>
+        <w:rPr>
+          <w:rStyle w:val="VerbatimChar"/>
+        </w:rPr>
+        <w:t xml:space="preserve">expo-status-bar</w:t>
+      </w:r>
+      <w:r>
+        <w:t xml:space="preserve">,</w:t>
+      </w:r>
+      <w:r>
+        <w:t xml:space="preserve"> </w:t>
+      </w:r>
+      <w:r>
+        <w:rPr>
+          <w:rStyle w:val="VerbatimChar"/>
+        </w:rPr>
+        <w:t xml:space="preserve">react</w:t>
+      </w:r>
+      <w:r>
+        <w:t xml:space="preserve">,</w:t>
+      </w:r>
+      <w:r>
+        <w:t xml:space="preserve"> </w:t>
+      </w:r>
+      <w:r>
+        <w:rPr>
+          <w:rStyle w:val="VerbatimChar"/>
+        </w:rPr>
+        <w:t xml:space="preserve">react-native</w:t>
+      </w:r>
+      <w:r>
+        <w:t xml:space="preserve">,</w:t>
+      </w:r>
+      <w:r>
+        <w:t xml:space="preserve"> </w:t>
+      </w:r>
+      <w:r>
+        <w:rPr>
+          <w:rStyle w:val="VerbatimChar"/>
+        </w:rPr>
+        <w:t xml:space="preserve">react-native-safe-area-context</w:t>
+      </w:r>
+      <w:r>
+        <w:t xml:space="preserve">,</w:t>
+      </w:r>
+      <w:r>
+        <w:t xml:space="preserve"> </w:t>
+      </w:r>
+      <w:r>
+        <w:rPr>
+          <w:rStyle w:val="VerbatimChar"/>
+        </w:rPr>
+        <w:t xml:space="preserve">@/services/orders</w:t>
+      </w:r>
+      <w:r>
+        <w:t xml:space="preserve">.</w:t>
+      </w:r>
+    </w:p>
+    <w:bookmarkEnd w:id="36"/>
+    <w:bookmarkStart w:id="37" w:name="servicesloadcalc.ts"/>
+    <w:p>
+      <w:pPr>
+        <w:pStyle w:val="Heading4"/>
+      </w:pPr>
+      <w:r>
+        <w:rPr>
+          <w:rStyle w:val="VerbatimChar"/>
+        </w:rPr>
+        <w:t xml:space="preserve">services/loadCalc.ts</w:t>
+      </w:r>
+    </w:p>
+    <w:p>
+      <w:pPr>
+        <w:pStyle w:val="FirstParagraph"/>
+      </w:pPr>
+      <w:r>
+        <w:rPr>
+          <w:iCs/>
+          <w:i/>
+        </w:rPr>
+        <w:t xml:space="preserve">New file — 162 lines</w:t>
+      </w:r>
+    </w:p>
+    <w:p>
+      <w:pPr>
+        <w:numPr>
+          <w:ilvl w:val="0"/>
+          <w:numId w:val="1013"/>
+        </w:numPr>
+        <w:pStyle w:val="Compact"/>
+      </w:pPr>
+      <w:r>
+        <w:t xml:space="preserve">Defines:</w:t>
+      </w:r>
+      <w:r>
+        <w:t xml:space="preserve"> </w:t>
+      </w:r>
+      <w:r>
+        <w:rPr>
+          <w:rStyle w:val="VerbatimChar"/>
+        </w:rPr>
+        <w:t xml:space="preserve">ProductInput</w:t>
+      </w:r>
+      <w:r>
+        <w:t xml:space="preserve">,</w:t>
+      </w:r>
+      <w:r>
+        <w:t xml:space="preserve"> </w:t>
+      </w:r>
+      <w:r>
+        <w:rPr>
+          <w:rStyle w:val="VerbatimChar"/>
+        </w:rPr>
+        <w:t xml:space="preserve">LoadResult</w:t>
+      </w:r>
+      <w:r>
+        <w:t xml:space="preserve">,</w:t>
+      </w:r>
+      <w:r>
+        <w:t xml:space="preserve"> </w:t>
+      </w:r>
+      <w:r>
+        <w:rPr>
+          <w:rStyle w:val="VerbatimChar"/>
+        </w:rPr>
+        <w:t xml:space="preserve">loadCargoTypeDefaults</w:t>
+      </w:r>
+      <w:r>
+        <w:t xml:space="preserve">,</w:t>
+      </w:r>
+      <w:r>
+        <w:t xml:space="preserve"> </w:t>
+      </w:r>
+      <w:r>
+        <w:rPr>
+          <w:rStyle w:val="VerbatimChar"/>
+        </w:rPr>
+        <w:t xml:space="preserve">defaultDimsFor</w:t>
+      </w:r>
+      <w:r>
+        <w:t xml:space="preserve">,</w:t>
+      </w:r>
+      <w:r>
+        <w:t xml:space="preserve"> </w:t>
+      </w:r>
+      <w:r>
+        <w:rPr>
+          <w:rStyle w:val="VerbatimChar"/>
+        </w:rPr>
+        <w:t xml:space="preserve">productFromOrder</w:t>
+      </w:r>
+      <w:r>
+        <w:t xml:space="preserve">,</w:t>
+      </w:r>
+      <w:r>
+        <w:t xml:space="preserve"> </w:t>
+      </w:r>
+      <w:r>
+        <w:rPr>
+          <w:rStyle w:val="VerbatimChar"/>
+        </w:rPr>
+        <w:t xml:space="preserve">LoadResponse</w:t>
+      </w:r>
+      <w:r>
+        <w:t xml:space="preserve">,</w:t>
+      </w:r>
+      <w:r>
+        <w:t xml:space="preserve"> </w:t>
+      </w:r>
+      <w:r>
+        <w:rPr>
+          <w:rStyle w:val="VerbatimChar"/>
+        </w:rPr>
+        <w:t xml:space="preserve">calculateLoad</w:t>
+      </w:r>
+      <w:r>
+        <w:t xml:space="preserve">.</w:t>
+      </w:r>
+    </w:p>
+    <w:p>
+      <w:pPr>
+        <w:numPr>
+          <w:ilvl w:val="0"/>
+          <w:numId w:val="1013"/>
+        </w:numPr>
+        <w:pStyle w:val="Compact"/>
+      </w:pPr>
+      <w:r>
+        <w:t xml:space="preserve">Uses:</w:t>
+      </w:r>
+      <w:r>
+        <w:t xml:space="preserve"> </w:t>
+      </w:r>
+      <w:r>
+        <w:rPr>
+          <w:rStyle w:val="VerbatimChar"/>
+        </w:rPr>
+        <w:t xml:space="preserve">@/constants/api</w:t>
+      </w:r>
+      <w:r>
+        <w:t xml:space="preserve">,</w:t>
+      </w:r>
+      <w:r>
+        <w:t xml:space="preserve"> </w:t>
+      </w:r>
+      <w:r>
+        <w:rPr>
+          <w:rStyle w:val="VerbatimChar"/>
+        </w:rPr>
+        <w:t xml:space="preserve">@/components/loadCalc3dHtml</w:t>
+      </w:r>
+      <w:r>
+        <w:t xml:space="preserve">.</w:t>
+      </w:r>
+    </w:p>
+    <w:bookmarkEnd w:id="37"/>
+    <w:bookmarkStart w:id="38" w:name="servicesauth.ts"/>
+    <w:p>
+      <w:pPr>
+        <w:pStyle w:val="Heading4"/>
+      </w:pPr>
+      <w:r>
+        <w:rPr>
+          <w:rStyle w:val="VerbatimChar"/>
+        </w:rPr>
+        <w:t xml:space="preserve">services/auth.ts</w:t>
+      </w:r>
+    </w:p>
+    <w:p>
+      <w:pPr>
+        <w:pStyle w:val="FirstParagraph"/>
+      </w:pPr>
+      <w:r>
+        <w:rPr>
+          <w:iCs/>
+          <w:i/>
+        </w:rPr>
+        <w:t xml:space="preserve">New file — 157 lines</w:t>
+      </w:r>
+    </w:p>
+    <w:p>
+      <w:pPr>
+        <w:numPr>
+          <w:ilvl w:val="0"/>
+          <w:numId w:val="1014"/>
+        </w:numPr>
+        <w:pStyle w:val="Compact"/>
+      </w:pPr>
+      <w:r>
+        <w:t xml:space="preserve">Defines:</w:t>
+      </w:r>
+      <w:r>
+        <w:t xml:space="preserve"> </w:t>
+      </w:r>
+      <w:r>
+        <w:rPr>
+          <w:rStyle w:val="VerbatimChar"/>
+        </w:rPr>
+        <w:t xml:space="preserve">DriverUser</w:t>
+      </w:r>
+      <w:r>
+        <w:t xml:space="preserve">,</w:t>
+      </w:r>
+      <w:r>
+        <w:t xml:space="preserve"> </w:t>
+      </w:r>
+      <w:r>
+        <w:rPr>
+          <w:rStyle w:val="VerbatimChar"/>
+        </w:rPr>
+        <w:t xml:space="preserve">LoginData</w:t>
+      </w:r>
+      <w:r>
+        <w:t xml:space="preserve">,</w:t>
+      </w:r>
+      <w:r>
+        <w:t xml:space="preserve"> </w:t>
+      </w:r>
+      <w:r>
+        <w:rPr>
+          <w:rStyle w:val="VerbatimChar"/>
+        </w:rPr>
+        <w:t xml:space="preserve">persistSession</w:t>
+      </w:r>
+      <w:r>
+        <w:t xml:space="preserve">,</w:t>
+      </w:r>
+      <w:r>
+        <w:t xml:space="preserve"> </w:t>
+      </w:r>
+      <w:r>
+        <w:rPr>
+          <w:rStyle w:val="VerbatimChar"/>
+        </w:rPr>
+        <w:t xml:space="preserve">loadSession</w:t>
+      </w:r>
+      <w:r>
+        <w:t xml:space="preserve">,</w:t>
+      </w:r>
+      <w:r>
+        <w:t xml:space="preserve"> </w:t>
+      </w:r>
+      <w:r>
+        <w:rPr>
+          <w:rStyle w:val="VerbatimChar"/>
+        </w:rPr>
+        <w:t xml:space="preserve">isSignedIn</w:t>
+      </w:r>
+      <w:r>
+        <w:t xml:space="preserve">,</w:t>
+      </w:r>
+      <w:r>
+        <w:t xml:space="preserve"> </w:t>
+      </w:r>
+      <w:r>
+        <w:rPr>
+          <w:rStyle w:val="VerbatimChar"/>
+        </w:rPr>
+        <w:t xml:space="preserve">clearSession</w:t>
+      </w:r>
+      <w:r>
+        <w:t xml:space="preserve">,</w:t>
+      </w:r>
+      <w:r>
+        <w:t xml:space="preserve"> </w:t>
+      </w:r>
+      <w:r>
+        <w:rPr>
+          <w:rStyle w:val="VerbatimChar"/>
+        </w:rPr>
+        <w:t xml:space="preserve">apiHost</w:t>
+      </w:r>
+      <w:r>
+        <w:t xml:space="preserve">,</w:t>
+      </w:r>
+      <w:r>
+        <w:t xml:space="preserve"> </w:t>
+      </w:r>
+      <w:r>
+        <w:rPr>
+          <w:rStyle w:val="VerbatimChar"/>
+        </w:rPr>
+        <w:t xml:space="preserve">LoginResult</w:t>
+      </w:r>
+      <w:r>
+        <w:t xml:space="preserve">,</w:t>
+      </w:r>
+      <w:r>
+        <w:t xml:space="preserve"> </w:t>
+      </w:r>
+      <w:r>
+        <w:rPr>
+          <w:rStyle w:val="VerbatimChar"/>
+        </w:rPr>
+        <w:t xml:space="preserve">loginServiceProvider</w:t>
+      </w:r>
+      <w:r>
+        <w:t xml:space="preserve">.</w:t>
+      </w:r>
+    </w:p>
+    <w:p>
+      <w:pPr>
+        <w:numPr>
+          <w:ilvl w:val="0"/>
+          <w:numId w:val="1014"/>
+        </w:numPr>
+        <w:pStyle w:val="Compact"/>
+      </w:pPr>
+      <w:r>
+        <w:t xml:space="preserve">Uses:</w:t>
+      </w:r>
+      <w:r>
+        <w:t xml:space="preserve"> </w:t>
+      </w:r>
+      <w:r>
+        <w:rPr>
+          <w:rStyle w:val="VerbatimChar"/>
+        </w:rPr>
+        <w:t xml:space="preserve">@react-native-async-storage/async-storage</w:t>
+      </w:r>
+      <w:r>
+        <w:t xml:space="preserve">,</w:t>
+      </w:r>
+      <w:r>
+        <w:t xml:space="preserve"> </w:t>
+      </w:r>
+      <w:r>
+        <w:rPr>
+          <w:rStyle w:val="VerbatimChar"/>
+        </w:rPr>
+        <w:t xml:space="preserve">@/constants/api</w:t>
+      </w:r>
+      <w:r>
+        <w:t xml:space="preserve">.</w:t>
+      </w:r>
+    </w:p>
+    <w:bookmarkEnd w:id="38"/>
+    <w:bookmarkStart w:id="39" w:name="componentsqrscanner.tsx"/>
+    <w:p>
+      <w:pPr>
+        <w:pStyle w:val="Heading4"/>
+      </w:pPr>
+      <w:r>
+        <w:rPr>
+          <w:rStyle w:val="VerbatimChar"/>
+        </w:rPr>
+        <w:t xml:space="preserve">components/QrScanner.tsx</w:t>
+      </w:r>
+    </w:p>
+    <w:p>
+      <w:pPr>
+        <w:pStyle w:val="FirstParagraph"/>
+      </w:pPr>
+      <w:r>
+        <w:rPr>
+          <w:iCs/>
+          <w:i/>
+        </w:rPr>
+        <w:t xml:space="preserve">New file — 129 lines</w:t>
+      </w:r>
+    </w:p>
+    <w:p>
+      <w:pPr>
+        <w:numPr>
+          <w:ilvl w:val="0"/>
+          <w:numId w:val="1015"/>
+        </w:numPr>
+        <w:pStyle w:val="Compact"/>
+      </w:pPr>
+      <w:r>
+        <w:t xml:space="preserve">Defines:</w:t>
+      </w:r>
+      <w:r>
+        <w:t xml:space="preserve"> </w:t>
+      </w:r>
+      <w:r>
+        <w:rPr>
+          <w:rStyle w:val="VerbatimChar"/>
+        </w:rPr>
+        <w:t xml:space="preserve">QrScannerProps</w:t>
+      </w:r>
+      <w:r>
+        <w:t xml:space="preserve">,</w:t>
+      </w:r>
+      <w:r>
+        <w:t xml:space="preserve"> </w:t>
+      </w:r>
+      <w:r>
+        <w:rPr>
+          <w:rStyle w:val="VerbatimChar"/>
+        </w:rPr>
+        <w:t xml:space="preserve">QrScanner</w:t>
+      </w:r>
+      <w:r>
+        <w:t xml:space="preserve">,</w:t>
+      </w:r>
+      <w:r>
+        <w:t xml:space="preserve"> </w:t>
+      </w:r>
+      <w:r>
+        <w:rPr>
+          <w:rStyle w:val="VerbatimChar"/>
+        </w:rPr>
+        <w:t xml:space="preserve">handleBarcode</w:t>
+      </w:r>
+      <w:r>
+        <w:t xml:space="preserve">.</w:t>
+      </w:r>
+    </w:p>
+    <w:p>
+      <w:pPr>
+        <w:numPr>
+          <w:ilvl w:val="0"/>
+          <w:numId w:val="1015"/>
+        </w:numPr>
+        <w:pStyle w:val="Compact"/>
+      </w:pPr>
+      <w:r>
+        <w:t xml:space="preserve">Uses:</w:t>
+      </w:r>
+      <w:r>
+        <w:t xml:space="preserve"> </w:t>
+      </w:r>
+      <w:r>
+        <w:rPr>
+          <w:rStyle w:val="VerbatimChar"/>
+        </w:rPr>
+        <w:t xml:space="preserve">@expo/vector-icons</w:t>
+      </w:r>
+      <w:r>
+        <w:t xml:space="preserve">,</w:t>
+      </w:r>
+      <w:r>
+        <w:t xml:space="preserve"> </w:t>
+      </w:r>
+      <w:r>
+        <w:rPr>
+          <w:rStyle w:val="VerbatimChar"/>
+        </w:rPr>
+        <w:t xml:space="preserve">expo-camera</w:t>
+      </w:r>
+      <w:r>
+        <w:t xml:space="preserve">,</w:t>
+      </w:r>
+      <w:r>
+        <w:t xml:space="preserve"> </w:t>
+      </w:r>
+      <w:r>
+        <w:rPr>
+          <w:rStyle w:val="VerbatimChar"/>
+        </w:rPr>
+        <w:t xml:space="preserve">react</w:t>
+      </w:r>
+      <w:r>
+        <w:t xml:space="preserve">,</w:t>
+      </w:r>
+      <w:r>
+        <w:t xml:space="preserve"> </w:t>
+      </w:r>
+      <w:r>
+        <w:rPr>
+          <w:rStyle w:val="VerbatimChar"/>
+        </w:rPr>
+        <w:t xml:space="preserve">react-native</w:t>
+      </w:r>
+      <w:r>
+        <w:t xml:space="preserve">,</w:t>
+      </w:r>
+      <w:r>
+        <w:t xml:space="preserve"> </w:t>
+      </w:r>
+      <w:r>
+        <w:rPr>
+          <w:rStyle w:val="VerbatimChar"/>
+        </w:rPr>
+        <w:t xml:space="preserve">react-native-safe-area-context</w:t>
+      </w:r>
+      <w:r>
+        <w:t xml:space="preserve">.</w:t>
+      </w:r>
+    </w:p>
+    <w:bookmarkEnd w:id="39"/>
+    <w:bookmarkStart w:id="40" w:name="componentsordermaphtml.ts"/>
+    <w:p>
+      <w:pPr>
+        <w:pStyle w:val="Heading4"/>
+      </w:pPr>
+      <w:r>
+        <w:rPr>
+          <w:rStyle w:val="VerbatimChar"/>
+        </w:rPr>
+        <w:t xml:space="preserve">components/orderMapHtml.ts</w:t>
+      </w:r>
+    </w:p>
+    <w:p>
+      <w:pPr>
+        <w:pStyle w:val="FirstParagraph"/>
+      </w:pPr>
+      <w:r>
+        <w:rPr>
+          <w:iCs/>
+          <w:i/>
+        </w:rPr>
+        <w:t xml:space="preserve">New file — 105 lines</w:t>
+      </w:r>
+    </w:p>
+    <w:p>
+      <w:pPr>
+        <w:numPr>
+          <w:ilvl w:val="0"/>
+          <w:numId w:val="1016"/>
+        </w:numPr>
+        <w:pStyle w:val="Compact"/>
+      </w:pPr>
+      <w:r>
+        <w:t xml:space="preserve">Defines:</w:t>
+      </w:r>
+      <w:r>
+        <w:t xml:space="preserve"> </w:t>
+      </w:r>
+      <w:r>
+        <w:rPr>
+          <w:rStyle w:val="VerbatimChar"/>
+        </w:rPr>
+        <w:t xml:space="preserve">OrderMapData</w:t>
+      </w:r>
+      <w:r>
+        <w:t xml:space="preserve">,</w:t>
+      </w:r>
+      <w:r>
+        <w:t xml:space="preserve"> </w:t>
+      </w:r>
+      <w:r>
+        <w:rPr>
+          <w:rStyle w:val="VerbatimChar"/>
+        </w:rPr>
+        <w:t xml:space="preserve">buildOrderMapHtml</w:t>
+      </w:r>
+      <w:r>
+        <w:t xml:space="preserve">,</w:t>
+      </w:r>
+      <w:r>
+        <w:t xml:space="preserve"> </w:t>
+      </w:r>
+      <w:r>
+        <w:rPr>
+          <w:rStyle w:val="VerbatimChar"/>
+        </w:rPr>
+        <w:t xml:space="preserve">placeAt</w:t>
+      </w:r>
+      <w:r>
+        <w:t xml:space="preserve">,</w:t>
+      </w:r>
+      <w:r>
+        <w:t xml:space="preserve"> </w:t>
+      </w:r>
+      <w:r>
+        <w:rPr>
+          <w:rStyle w:val="VerbatimChar"/>
+        </w:rPr>
+        <w:t xml:space="preserve">geocode</w:t>
+      </w:r>
+      <w:r>
+        <w:t xml:space="preserve">,</w:t>
+      </w:r>
+      <w:r>
+        <w:t xml:space="preserve"> </w:t>
+      </w:r>
+      <w:r>
+        <w:rPr>
+          <w:rStyle w:val="VerbatimChar"/>
+        </w:rPr>
+        <w:t xml:space="preserve">boot</w:t>
+      </w:r>
+      <w:r>
+        <w:t xml:space="preserve">.</w:t>
+      </w:r>
+    </w:p>
+    <w:bookmarkEnd w:id="40"/>
+    <w:bookmarkStart w:id="41" w:name="componentsqrscanner.web.tsx"/>
+    <w:p>
+      <w:pPr>
+        <w:pStyle w:val="Heading4"/>
+      </w:pPr>
+      <w:r>
+        <w:rPr>
+          <w:rStyle w:val="VerbatimChar"/>
+        </w:rPr>
+        <w:t xml:space="preserve">components/QrScanner.web.tsx</w:t>
+      </w:r>
+    </w:p>
+    <w:p>
+      <w:pPr>
+        <w:pStyle w:val="FirstParagraph"/>
+      </w:pPr>
+      <w:r>
+        <w:rPr>
+          <w:iCs/>
+          <w:i/>
+        </w:rPr>
+        <w:t xml:space="preserve">New file — 99 lines</w:t>
+      </w:r>
+    </w:p>
+    <w:p>
+      <w:pPr>
+        <w:numPr>
+          <w:ilvl w:val="0"/>
+          <w:numId w:val="1017"/>
+        </w:numPr>
+        <w:pStyle w:val="Compact"/>
+      </w:pPr>
+      <w:r>
+        <w:t xml:space="preserve">Defines:</w:t>
+      </w:r>
+      <w:r>
+        <w:t xml:space="preserve"> </w:t>
+      </w:r>
+      <w:r>
+        <w:rPr>
+          <w:rStyle w:val="VerbatimChar"/>
+        </w:rPr>
+        <w:t xml:space="preserve">QrScannerProps</w:t>
+      </w:r>
+      <w:r>
+        <w:t xml:space="preserve">,</w:t>
+      </w:r>
+      <w:r>
+        <w:t xml:space="preserve"> </w:t>
+      </w:r>
+      <w:r>
+        <w:rPr>
+          <w:rStyle w:val="VerbatimChar"/>
+        </w:rPr>
+        <w:t xml:space="preserve">QrScanner</w:t>
+      </w:r>
+      <w:r>
+        <w:t xml:space="preserve">,</w:t>
+      </w:r>
+      <w:r>
+        <w:t xml:space="preserve"> </w:t>
+      </w:r>
+      <w:r>
+        <w:rPr>
+          <w:rStyle w:val="VerbatimChar"/>
+        </w:rPr>
+        <w:t xml:space="preserve">submit</w:t>
+      </w:r>
+      <w:r>
+        <w:t xml:space="preserve">.</w:t>
+      </w:r>
+    </w:p>
+    <w:p>
+      <w:pPr>
+        <w:numPr>
+          <w:ilvl w:val="0"/>
+          <w:numId w:val="1017"/>
+        </w:numPr>
+        <w:pStyle w:val="Compact"/>
+      </w:pPr>
+      <w:r>
+        <w:t xml:space="preserve">Uses:</w:t>
+      </w:r>
+      <w:r>
+        <w:t xml:space="preserve"> </w:t>
+      </w:r>
+      <w:r>
+        <w:rPr>
+          <w:rStyle w:val="VerbatimChar"/>
+        </w:rPr>
+        <w:t xml:space="preserve">@expo/vector-icons</w:t>
+      </w:r>
+      <w:r>
+        <w:t xml:space="preserve">,</w:t>
+      </w:r>
+      <w:r>
+        <w:t xml:space="preserve"> </w:t>
+      </w:r>
+      <w:r>
+        <w:rPr>
+          <w:rStyle w:val="VerbatimChar"/>
+        </w:rPr>
+        <w:t xml:space="preserve">react</w:t>
+      </w:r>
+      <w:r>
+        <w:t xml:space="preserve">,</w:t>
+      </w:r>
+      <w:r>
+        <w:t xml:space="preserve"> </w:t>
+      </w:r>
+      <w:r>
+        <w:rPr>
+          <w:rStyle w:val="VerbatimChar"/>
+        </w:rPr>
+        <w:t xml:space="preserve">react-native</w:t>
+      </w:r>
+      <w:r>
+        <w:t xml:space="preserve">.</w:t>
+      </w:r>
+    </w:p>
+    <w:bookmarkEnd w:id="41"/>
+    <w:bookmarkStart w:id="42" w:name="apptabshome.tsx"/>
+    <w:p>
+      <w:pPr>
+        <w:pStyle w:val="Heading4"/>
+      </w:pPr>
+      <w:r>
+        <w:rPr>
+          <w:rStyle w:val="VerbatimChar"/>
+        </w:rPr>
+        <w:t xml:space="preserve">app/(tabs)/home.tsx</w:t>
+      </w:r>
+    </w:p>
+    <w:p>
+      <w:pPr>
+        <w:pStyle w:val="FirstParagraph"/>
+      </w:pPr>
+      <w:r>
+        <w:rPr>
+          <w:iCs/>
+          <w:i/>
+        </w:rPr>
+        <w:t xml:space="preserve">New file — 98 lines</w:t>
+      </w:r>
+    </w:p>
+    <w:p>
+      <w:pPr>
+        <w:numPr>
+          <w:ilvl w:val="0"/>
+          <w:numId w:val="1018"/>
+        </w:numPr>
+        <w:pStyle w:val="Compact"/>
+      </w:pPr>
+      <w:r>
+        <w:t xml:space="preserve">Code moved here from other files:</w:t>
+      </w:r>
+      <w:r>
+        <w:t xml:space="preserve"> </w:t>
+      </w:r>
+      <w:r>
+        <w:rPr>
+          <w:rStyle w:val="VerbatimChar"/>
+        </w:rPr>
+        <w:t xml:space="preserve">HomeScreen</w:t>
+      </w:r>
+      <w:r>
+        <w:t xml:space="preserve">.</w:t>
+      </w:r>
+    </w:p>
+    <w:p>
+      <w:pPr>
+        <w:numPr>
+          <w:ilvl w:val="0"/>
+          <w:numId w:val="1018"/>
+        </w:numPr>
+        <w:pStyle w:val="Compact"/>
+      </w:pPr>
+      <w:r>
+        <w:t xml:space="preserve">Uses:</w:t>
+      </w:r>
+      <w:r>
+        <w:t xml:space="preserve"> </w:t>
+      </w:r>
+      <w:r>
+        <w:rPr>
+          <w:rStyle w:val="VerbatimChar"/>
+        </w:rPr>
+        <w:t xml:space="preserve">expo-image</w:t>
+      </w:r>
+      <w:r>
+        <w:t xml:space="preserve">,</w:t>
+      </w:r>
+      <w:r>
+        <w:t xml:space="preserve"> </w:t>
+      </w:r>
+      <w:r>
+        <w:rPr>
+          <w:rStyle w:val="VerbatimChar"/>
+        </w:rPr>
+        <w:t xml:space="preserve">react-native</w:t>
+      </w:r>
+      <w:r>
+        <w:t xml:space="preserve">,</w:t>
+      </w:r>
+      <w:r>
+        <w:t xml:space="preserve"> </w:t>
+      </w:r>
+      <w:r>
+        <w:rPr>
+          <w:rStyle w:val="VerbatimChar"/>
+        </w:rPr>
+        <w:t xml:space="preserve">@/components/hello-wave</w:t>
+      </w:r>
+      <w:r>
+        <w:t xml:space="preserve">,</w:t>
+      </w:r>
+      <w:r>
+        <w:t xml:space="preserve"> </w:t>
+      </w:r>
+      <w:r>
+        <w:rPr>
+          <w:rStyle w:val="VerbatimChar"/>
+        </w:rPr>
+        <w:t xml:space="preserve">@/components/parallax-scroll-view</w:t>
+      </w:r>
+      <w:r>
+        <w:t xml:space="preserve">,</w:t>
+      </w:r>
+      <w:r>
+        <w:t xml:space="preserve"> </w:t>
+      </w:r>
+      <w:r>
+        <w:rPr>
+          <w:rStyle w:val="VerbatimChar"/>
+        </w:rPr>
+        <w:t xml:space="preserve">@/components/themed-text</w:t>
+      </w:r>
+      <w:r>
+        <w:t xml:space="preserve">,</w:t>
+      </w:r>
+      <w:r>
+        <w:t xml:space="preserve"> </w:t>
+      </w:r>
+      <w:r>
+        <w:rPr>
+          <w:rStyle w:val="VerbatimChar"/>
+        </w:rPr>
+        <w:t xml:space="preserve">@/components/themed-view</w:t>
+      </w:r>
+      <w:r>
+        <w:t xml:space="preserve">,</w:t>
+      </w:r>
+      <w:r>
+        <w:t xml:space="preserve"> </w:t>
+      </w:r>
+      <w:r>
+        <w:rPr>
+          <w:rStyle w:val="VerbatimChar"/>
+        </w:rPr>
+        <w:t xml:space="preserve">expo-router</w:t>
+      </w:r>
+      <w:r>
+        <w:t xml:space="preserve">,</w:t>
+      </w:r>
+      <w:r>
+        <w:t xml:space="preserve"> </w:t>
+      </w:r>
+      <w:r>
+        <w:rPr>
+          <w:rStyle w:val="VerbatimChar"/>
+        </w:rPr>
+        <w:t xml:space="preserve">@/assets/images/partial-react-logo.png</w:t>
+      </w:r>
+      <w:r>
+        <w:t xml:space="preserve">.</w:t>
+      </w:r>
+    </w:p>
+    <w:bookmarkEnd w:id="42"/>
+    <w:bookmarkStart w:id="43" w:name="componentsloadcalc3d.tsx"/>
+    <w:p>
+      <w:pPr>
+        <w:pStyle w:val="Heading4"/>
+      </w:pPr>
+      <w:r>
+        <w:rPr>
+          <w:rStyle w:val="VerbatimChar"/>
+        </w:rPr>
+        <w:t xml:space="preserve">components/LoadCalc3D.tsx</w:t>
+      </w:r>
+    </w:p>
+    <w:p>
+      <w:pPr>
+        <w:pStyle w:val="FirstParagraph"/>
+      </w:pPr>
+      <w:r>
+        <w:rPr>
+          <w:iCs/>
+          <w:i/>
+        </w:rPr>
+        <w:t xml:space="preserve">New file — 40 lines</w:t>
+      </w:r>
+    </w:p>
+    <w:p>
+      <w:pPr>
+        <w:numPr>
+          <w:ilvl w:val="0"/>
+          <w:numId w:val="1019"/>
+        </w:numPr>
+        <w:pStyle w:val="Compact"/>
+      </w:pPr>
+      <w:r>
+        <w:t xml:space="preserve">Defines:</w:t>
+      </w:r>
+      <w:r>
+        <w:t xml:space="preserve"> </w:t>
+      </w:r>
+      <w:r>
+        <w:rPr>
+          <w:rStyle w:val="VerbatimChar"/>
+        </w:rPr>
+        <w:t xml:space="preserve">LoadCalc3DProps</w:t>
+      </w:r>
+      <w:r>
+        <w:t xml:space="preserve">,</w:t>
+      </w:r>
+      <w:r>
+        <w:t xml:space="preserve"> </w:t>
+      </w:r>
+      <w:r>
+        <w:rPr>
+          <w:rStyle w:val="VerbatimChar"/>
+        </w:rPr>
+        <w:t xml:space="preserve">LoadCalc3D</w:t>
+      </w:r>
+      <w:r>
+        <w:t xml:space="preserve">.</w:t>
+      </w:r>
+    </w:p>
+    <w:p>
+      <w:pPr>
+        <w:numPr>
+          <w:ilvl w:val="0"/>
+          <w:numId w:val="1019"/>
+        </w:numPr>
+        <w:pStyle w:val="Compact"/>
+      </w:pPr>
+      <w:r>
+        <w:t xml:space="preserve">Uses:</w:t>
+      </w:r>
+      <w:r>
+        <w:t xml:space="preserve"> </w:t>
+      </w:r>
+      <w:r>
+        <w:rPr>
+          <w:rStyle w:val="VerbatimChar"/>
+        </w:rPr>
+        <w:t xml:space="preserve">react</w:t>
+      </w:r>
+      <w:r>
+        <w:t xml:space="preserve">,</w:t>
+      </w:r>
+      <w:r>
+        <w:t xml:space="preserve"> </w:t>
+      </w:r>
+      <w:r>
+        <w:rPr>
+          <w:rStyle w:val="VerbatimChar"/>
+        </w:rPr>
+        <w:t xml:space="preserve">react-native</w:t>
+      </w:r>
+      <w:r>
+        <w:t xml:space="preserve">,</w:t>
+      </w:r>
+      <w:r>
+        <w:t xml:space="preserve"> </w:t>
+      </w:r>
+      <w:r>
+        <w:rPr>
+          <w:rStyle w:val="VerbatimChar"/>
+        </w:rPr>
+        <w:t xml:space="preserve">react-native-webview</w:t>
+      </w:r>
+      <w:r>
+        <w:t xml:space="preserve">,</w:t>
+      </w:r>
+      <w:r>
+        <w:t xml:space="preserve"> </w:t>
+      </w:r>
+      <w:r>
+        <w:rPr>
+          <w:rStyle w:val="VerbatimChar"/>
+        </w:rPr>
+        <w:t xml:space="preserve">@/components/loadCalc3dHtml</w:t>
+      </w:r>
+      <w:r>
+        <w:t xml:space="preserve">.</w:t>
+      </w:r>
+    </w:p>
+    <w:bookmarkEnd w:id="43"/>
+    <w:bookmarkStart w:id="44" w:name="componentsloadcalc3d.web.tsx"/>
+    <w:p>
+      <w:pPr>
+        <w:pStyle w:val="Heading4"/>
+      </w:pPr>
+      <w:r>
+        <w:rPr>
+          <w:rStyle w:val="VerbatimChar"/>
+        </w:rPr>
+        <w:t xml:space="preserve">components/LoadCalc3D.web.tsx</w:t>
+      </w:r>
+    </w:p>
+    <w:p>
+      <w:pPr>
+        <w:pStyle w:val="FirstParagraph"/>
+      </w:pPr>
+      <w:r>
+        <w:rPr>
+          <w:iCs/>
+          <w:i/>
+        </w:rPr>
+        <w:t xml:space="preserve">New file — 33 lines</w:t>
+      </w:r>
+    </w:p>
+    <w:p>
+      <w:pPr>
+        <w:numPr>
+          <w:ilvl w:val="0"/>
+          <w:numId w:val="1020"/>
+        </w:numPr>
+        <w:pStyle w:val="Compact"/>
+      </w:pPr>
+      <w:r>
+        <w:t xml:space="preserve">Defines:</w:t>
+      </w:r>
+      <w:r>
+        <w:t xml:space="preserve"> </w:t>
+      </w:r>
+      <w:r>
+        <w:rPr>
+          <w:rStyle w:val="VerbatimChar"/>
+        </w:rPr>
+        <w:t xml:space="preserve">LoadCalc3DProps</w:t>
+      </w:r>
+      <w:r>
+        <w:t xml:space="preserve">,</w:t>
+      </w:r>
+      <w:r>
+        <w:t xml:space="preserve"> </w:t>
+      </w:r>
+      <w:r>
+        <w:rPr>
+          <w:rStyle w:val="VerbatimChar"/>
+        </w:rPr>
+        <w:t xml:space="preserve">LoadCalc3D</w:t>
+      </w:r>
+      <w:r>
+        <w:t xml:space="preserve">.</w:t>
+      </w:r>
+    </w:p>
+    <w:p>
+      <w:pPr>
+        <w:numPr>
+          <w:ilvl w:val="0"/>
+          <w:numId w:val="1020"/>
+        </w:numPr>
+        <w:pStyle w:val="Compact"/>
+      </w:pPr>
+      <w:r>
+        <w:t xml:space="preserve">Uses:</w:t>
+      </w:r>
+      <w:r>
+        <w:t xml:space="preserve"> </w:t>
+      </w:r>
+      <w:r>
+        <w:rPr>
+          <w:rStyle w:val="VerbatimChar"/>
+        </w:rPr>
+        <w:t xml:space="preserve">react</w:t>
+      </w:r>
+      <w:r>
+        <w:t xml:space="preserve">,</w:t>
+      </w:r>
+      <w:r>
+        <w:t xml:space="preserve"> </w:t>
+      </w:r>
+      <w:r>
+        <w:rPr>
+          <w:rStyle w:val="VerbatimChar"/>
+        </w:rPr>
+        <w:t xml:space="preserve">@/components/loadCalc3dHtml</w:t>
+      </w:r>
+      <w:r>
+        <w:t xml:space="preserve">.</w:t>
+      </w:r>
+    </w:p>
+    <w:bookmarkEnd w:id="44"/>
+    <w:bookmarkStart w:id="45" w:name="componentsordermap.tsx"/>
+    <w:p>
+      <w:pPr>
+        <w:pStyle w:val="Heading4"/>
+      </w:pPr>
+      <w:r>
+        <w:rPr>
+          <w:rStyle w:val="VerbatimChar"/>
+        </w:rPr>
+        <w:t xml:space="preserve">components/OrderMap.tsx</w:t>
+      </w:r>
+    </w:p>
+    <w:p>
+      <w:pPr>
+        <w:pStyle w:val="FirstParagraph"/>
+      </w:pPr>
+      <w:r>
+        <w:rPr>
+          <w:iCs/>
+          <w:i/>
+        </w:rPr>
+        <w:t xml:space="preserve">New file — 33 lines</w:t>
+      </w:r>
+    </w:p>
+    <w:p>
+      <w:pPr>
+        <w:numPr>
+          <w:ilvl w:val="0"/>
+          <w:numId w:val="1021"/>
+        </w:numPr>
+        <w:pStyle w:val="Compact"/>
+      </w:pPr>
+      <w:r>
+        <w:t xml:space="preserve">Defines:</w:t>
+      </w:r>
+      <w:r>
+        <w:t xml:space="preserve"> </w:t>
+      </w:r>
+      <w:r>
+        <w:rPr>
+          <w:rStyle w:val="VerbatimChar"/>
+        </w:rPr>
+        <w:t xml:space="preserve">OrderMapProps</w:t>
+      </w:r>
+      <w:r>
+        <w:t xml:space="preserve">,</w:t>
+      </w:r>
+      <w:r>
+        <w:t xml:space="preserve"> </w:t>
+      </w:r>
+      <w:r>
+        <w:rPr>
+          <w:rStyle w:val="VerbatimChar"/>
+        </w:rPr>
+        <w:t xml:space="preserve">OrderMap</w:t>
+      </w:r>
+      <w:r>
+        <w:t xml:space="preserve">.</w:t>
+      </w:r>
+    </w:p>
+    <w:p>
+      <w:pPr>
+        <w:numPr>
+          <w:ilvl w:val="0"/>
+          <w:numId w:val="1021"/>
+        </w:numPr>
+        <w:pStyle w:val="Compact"/>
+      </w:pPr>
+      <w:r>
+        <w:t xml:space="preserve">Uses:</w:t>
+      </w:r>
+      <w:r>
+        <w:t xml:space="preserve"> </w:t>
+      </w:r>
+      <w:r>
+        <w:rPr>
+          <w:rStyle w:val="VerbatimChar"/>
+        </w:rPr>
+        <w:t xml:space="preserve">react</w:t>
+      </w:r>
+      <w:r>
+        <w:t xml:space="preserve">,</w:t>
+      </w:r>
+      <w:r>
+        <w:t xml:space="preserve"> </w:t>
+      </w:r>
+      <w:r>
+        <w:rPr>
+          <w:rStyle w:val="VerbatimChar"/>
+        </w:rPr>
+        <w:t xml:space="preserve">react-native</w:t>
+      </w:r>
+      <w:r>
+        <w:t xml:space="preserve">,</w:t>
+      </w:r>
+      <w:r>
+        <w:t xml:space="preserve"> </w:t>
+      </w:r>
+      <w:r>
+        <w:rPr>
+          <w:rStyle w:val="VerbatimChar"/>
+        </w:rPr>
+        <w:t xml:space="preserve">react-native-webview</w:t>
+      </w:r>
+      <w:r>
+        <w:t xml:space="preserve">,</w:t>
+      </w:r>
+      <w:r>
+        <w:t xml:space="preserve"> </w:t>
+      </w:r>
+      <w:r>
+        <w:rPr>
+          <w:rStyle w:val="VerbatimChar"/>
+        </w:rPr>
+        <w:t xml:space="preserve">@/components/orderMapHtml</w:t>
+      </w:r>
+      <w:r>
+        <w:t xml:space="preserve">.</w:t>
+      </w:r>
+    </w:p>
+    <w:bookmarkEnd w:id="45"/>
+    <w:bookmarkStart w:id="46" w:name="componentsordermap.web.tsx"/>
+    <w:p>
+      <w:pPr>
+        <w:pStyle w:val="Heading4"/>
+      </w:pPr>
+      <w:r>
+        <w:rPr>
+          <w:rStyle w:val="VerbatimChar"/>
+        </w:rPr>
+        <w:t xml:space="preserve">components/OrderMap.web.tsx</w:t>
+      </w:r>
+    </w:p>
+    <w:p>
+      <w:pPr>
+        <w:pStyle w:val="FirstParagraph"/>
+      </w:pPr>
+      <w:r>
+        <w:rPr>
+          <w:iCs/>
+          <w:i/>
+        </w:rPr>
+        <w:t xml:space="preserve">New file — 28 lines</w:t>
+      </w:r>
+    </w:p>
+    <w:p>
+      <w:pPr>
+        <w:numPr>
+          <w:ilvl w:val="0"/>
+          <w:numId w:val="1022"/>
+        </w:numPr>
+        <w:pStyle w:val="Compact"/>
+      </w:pPr>
+      <w:r>
+        <w:t xml:space="preserve">Defines:</w:t>
+      </w:r>
+      <w:r>
+        <w:t xml:space="preserve"> </w:t>
+      </w:r>
+      <w:r>
+        <w:rPr>
+          <w:rStyle w:val="VerbatimChar"/>
+        </w:rPr>
+        <w:t xml:space="preserve">OrderMapProps</w:t>
+      </w:r>
+      <w:r>
+        <w:t xml:space="preserve">,</w:t>
+      </w:r>
+      <w:r>
+        <w:t xml:space="preserve"> </w:t>
+      </w:r>
+      <w:r>
+        <w:rPr>
+          <w:rStyle w:val="VerbatimChar"/>
+        </w:rPr>
+        <w:t xml:space="preserve">OrderMap</w:t>
+      </w:r>
+      <w:r>
+        <w:t xml:space="preserve">.</w:t>
+      </w:r>
+    </w:p>
+    <w:p>
+      <w:pPr>
+        <w:numPr>
+          <w:ilvl w:val="0"/>
+          <w:numId w:val="1022"/>
+        </w:numPr>
+        <w:pStyle w:val="Compact"/>
+      </w:pPr>
+      <w:r>
+        <w:t xml:space="preserve">Uses:</w:t>
+      </w:r>
+      <w:r>
+        <w:t xml:space="preserve"> </w:t>
+      </w:r>
+      <w:r>
+        <w:rPr>
+          <w:rStyle w:val="VerbatimChar"/>
+        </w:rPr>
+        <w:t xml:space="preserve">react</w:t>
+      </w:r>
+      <w:r>
+        <w:t xml:space="preserve">,</w:t>
+      </w:r>
+      <w:r>
+        <w:t xml:space="preserve"> </w:t>
+      </w:r>
+      <w:r>
+        <w:rPr>
+          <w:rStyle w:val="VerbatimChar"/>
+        </w:rPr>
+        <w:t xml:space="preserve">@/components/orderMapHtml</w:t>
+      </w:r>
+      <w:r>
+        <w:t xml:space="preserve">.</w:t>
+      </w:r>
+    </w:p>
+    <w:bookmarkEnd w:id="46"/>
+    <w:bookmarkStart w:id="47" w:name="constantsapi.ts"/>
+    <w:p>
+      <w:pPr>
+        <w:pStyle w:val="Heading4"/>
+      </w:pPr>
+      <w:r>
+        <w:rPr>
+          <w:rStyle w:val="VerbatimChar"/>
+        </w:rPr>
+        <w:t xml:space="preserve">constants/api.ts</w:t>
+      </w:r>
+    </w:p>
+    <w:p>
+      <w:pPr>
+        <w:pStyle w:val="FirstParagraph"/>
+      </w:pPr>
+      <w:r>
+        <w:rPr>
+          <w:iCs/>
+          <w:i/>
+        </w:rPr>
+        <w:t xml:space="preserve">New file — 12 lines</w:t>
+      </w:r>
+    </w:p>
+    <w:p>
+      <w:pPr>
+        <w:numPr>
+          <w:ilvl w:val="0"/>
+          <w:numId w:val="1023"/>
+        </w:numPr>
+        <w:pStyle w:val="Compact"/>
+      </w:pPr>
+      <w:r>
+        <w:t xml:space="preserve">Data / content file (no functions or components).</w:t>
+      </w:r>
+    </w:p>
+    <w:p>
+      <w:pPr>
+        <w:numPr>
+          <w:ilvl w:val="0"/>
+          <w:numId w:val="1023"/>
+        </w:numPr>
+        <w:pStyle w:val="Compact"/>
+      </w:pPr>
+      <w:r>
+        <w:t xml:space="preserve">Reads environment variables:</w:t>
+      </w:r>
+      <w:r>
+        <w:t xml:space="preserve"> </w:t>
+      </w:r>
+      <w:r>
+        <w:rPr>
+          <w:rStyle w:val="VerbatimChar"/>
+        </w:rPr>
+        <w:t xml:space="preserve">EXPO_PUBLIC_API_URL</w:t>
+      </w:r>
+      <w:r>
+        <w:t xml:space="preserve">.</w:t>
+      </w:r>
+    </w:p>
+    <w:bookmarkEnd w:id="47"/>
+    <w:bookmarkStart w:id="48" w:name="appindex.tsx"/>
+    <w:p>
+      <w:pPr>
+        <w:pStyle w:val="Heading4"/>
+      </w:pPr>
+      <w:r>
+        <w:rPr>
+          <w:rStyle w:val="VerbatimChar"/>
+        </w:rPr>
+        <w:t xml:space="preserve">app/index.tsx</w:t>
+      </w:r>
+    </w:p>
+    <w:p>
+      <w:pPr>
+        <w:pStyle w:val="FirstParagraph"/>
+      </w:pPr>
+      <w:r>
+        <w:rPr>
+          <w:iCs/>
+          <w:i/>
+        </w:rPr>
+        <w:t xml:space="preserve">New file — 9 lines</w:t>
+      </w:r>
+    </w:p>
+    <w:p>
+      <w:pPr>
+        <w:numPr>
+          <w:ilvl w:val="0"/>
+          <w:numId w:val="1024"/>
+        </w:numPr>
+        <w:pStyle w:val="Compact"/>
+      </w:pPr>
+      <w:r>
+        <w:t xml:space="preserve">Defines:</w:t>
+      </w:r>
+      <w:r>
+        <w:t xml:space="preserve"> </w:t>
+      </w:r>
+      <w:r>
+        <w:rPr>
+          <w:rStyle w:val="VerbatimChar"/>
+        </w:rPr>
+        <w:t xml:space="preserve">Index</w:t>
+      </w:r>
+      <w:r>
+        <w:t xml:space="preserve">.</w:t>
+      </w:r>
+    </w:p>
+    <w:p>
+      <w:pPr>
+        <w:numPr>
+          <w:ilvl w:val="0"/>
+          <w:numId w:val="1024"/>
+        </w:numPr>
+        <w:pStyle w:val="Compact"/>
+      </w:pPr>
+      <w:r>
+        <w:t xml:space="preserve">Uses:</w:t>
+      </w:r>
+      <w:r>
+        <w:t xml:space="preserve"> </w:t>
+      </w:r>
+      <w:r>
+        <w:rPr>
+          <w:rStyle w:val="VerbatimChar"/>
+        </w:rPr>
+        <w:t xml:space="preserve">expo-router</w:t>
+      </w:r>
+      <w:r>
+        <w:t xml:space="preserve">,</w:t>
+      </w:r>
+      <w:r>
+        <w:t xml:space="preserve"> </w:t>
+      </w:r>
+      <w:r>
+        <w:rPr>
+          <w:rStyle w:val="VerbatimChar"/>
+        </w:rPr>
+        <w:t xml:space="preserve">@/services/auth</w:t>
+      </w:r>
+      <w:r>
+        <w:t xml:space="preserve">.</w:t>
+      </w:r>
+    </w:p>
+    <w:p>
+      <w:pPr>
+        <w:pStyle w:val="FirstParagraph"/>
+      </w:pPr>
+      <w:r>
+        <w:rPr>
+          <w:bCs/>
+          <w:b/>
+        </w:rPr>
+        <w:t xml:space="preserve">Other new files</w:t>
+      </w:r>
+    </w:p>
+    <w:p>
+      <w:pPr>
+        <w:numPr>
+          <w:ilvl w:val="0"/>
+          <w:numId w:val="1025"/>
+        </w:numPr>
+        <w:pStyle w:val="Compact"/>
+      </w:pPr>
+      <w:r>
+        <w:rPr>
+          <w:rStyle w:val="VerbatimChar"/>
+        </w:rPr>
+        <w:t xml:space="preserve">eas.json</w:t>
+      </w:r>
+      <w:r>
+        <w:t xml:space="preserve"> </w:t>
+      </w:r>
+      <w:r>
+        <w:t xml:space="preserve">— 21 lines</w:t>
+      </w:r>
+    </w:p>
+    <w:p>
+      <w:pPr>
+        <w:numPr>
+          <w:ilvl w:val="0"/>
+          <w:numId w:val="1025"/>
+        </w:numPr>
+        <w:pStyle w:val="Compact"/>
+      </w:pPr>
+      <w:r>
+        <w:rPr>
+          <w:rStyle w:val="VerbatimChar"/>
+        </w:rPr>
+        <w:t xml:space="preserve">.env</w:t>
+      </w:r>
+      <w:r>
+        <w:t xml:space="preserve"> </w:t>
+      </w:r>
+      <w:r>
+        <w:t xml:space="preserve">— 4 lines</w:t>
+      </w:r>
+    </w:p>
+    <w:p>
+      <w:pPr>
+        <w:numPr>
+          <w:ilvl w:val="0"/>
+          <w:numId w:val="1025"/>
+        </w:numPr>
+        <w:pStyle w:val="Compact"/>
+      </w:pPr>
+      <w:r>
+        <w:rPr>
+          <w:rStyle w:val="VerbatimChar"/>
+        </w:rPr>
+        <w:t xml:space="preserve">assets/images/_default_expo_backup/android-icon-background.png</w:t>
+      </w:r>
+      <w:r>
+        <w:t xml:space="preserve"> </w:t>
+      </w:r>
+      <w:r>
+        <w:t xml:space="preserve">— binary file</w:t>
+      </w:r>
+    </w:p>
+    <w:p>
+      <w:pPr>
+        <w:numPr>
+          <w:ilvl w:val="0"/>
+          <w:numId w:val="1025"/>
+        </w:numPr>
+        <w:pStyle w:val="Compact"/>
+      </w:pPr>
+      <w:r>
+        <w:rPr>
+          <w:rStyle w:val="VerbatimChar"/>
+        </w:rPr>
+        <w:t xml:space="preserve">assets/images/_default_expo_backup/android-icon-foreground.png</w:t>
+      </w:r>
+      <w:r>
+        <w:t xml:space="preserve"> </w:t>
+      </w:r>
+      <w:r>
+        <w:t xml:space="preserve">— binary file</w:t>
+      </w:r>
+    </w:p>
+    <w:p>
+      <w:pPr>
+        <w:numPr>
+          <w:ilvl w:val="0"/>
+          <w:numId w:val="1025"/>
+        </w:numPr>
+        <w:pStyle w:val="Compact"/>
+      </w:pPr>
+      <w:r>
+        <w:rPr>
+          <w:rStyle w:val="VerbatimChar"/>
+        </w:rPr>
+        <w:t xml:space="preserve">assets/images/_default_expo_backup/android-icon-monochrome.png</w:t>
+      </w:r>
+      <w:r>
+        <w:t xml:space="preserve"> </w:t>
+      </w:r>
+      <w:r>
+        <w:t xml:space="preserve">— binary file</w:t>
+      </w:r>
+    </w:p>
+    <w:p>
+      <w:pPr>
+        <w:numPr>
+          <w:ilvl w:val="0"/>
+          <w:numId w:val="1025"/>
+        </w:numPr>
+        <w:pStyle w:val="Compact"/>
+      </w:pPr>
+      <w:r>
+        <w:rPr>
+          <w:rStyle w:val="VerbatimChar"/>
+        </w:rPr>
+        <w:t xml:space="preserve">assets/images/_default_expo_backup/favicon.png</w:t>
+      </w:r>
+      <w:r>
+        <w:t xml:space="preserve"> </w:t>
+      </w:r>
+      <w:r>
+        <w:t xml:space="preserve">— binary file</w:t>
+      </w:r>
+    </w:p>
+    <w:p>
+      <w:pPr>
+        <w:numPr>
+          <w:ilvl w:val="0"/>
+          <w:numId w:val="1025"/>
+        </w:numPr>
+        <w:pStyle w:val="Compact"/>
+      </w:pPr>
+      <w:r>
+        <w:rPr>
+          <w:rStyle w:val="VerbatimChar"/>
+        </w:rPr>
+        <w:t xml:space="preserve">assets/images/_default_expo_backup/icon.png</w:t>
+      </w:r>
+      <w:r>
+        <w:t xml:space="preserve"> </w:t>
+      </w:r>
+      <w:r>
+        <w:t xml:space="preserve">— binary file</w:t>
+      </w:r>
+    </w:p>
+    <w:p>
+      <w:pPr>
+        <w:numPr>
+          <w:ilvl w:val="0"/>
+          <w:numId w:val="1025"/>
+        </w:numPr>
+        <w:pStyle w:val="Compact"/>
+      </w:pPr>
+      <w:r>
+        <w:rPr>
+          <w:rStyle w:val="VerbatimChar"/>
+        </w:rPr>
+        <w:t xml:space="preserve">assets/images/aaziko-logo.png</w:t>
+      </w:r>
+      <w:r>
+        <w:t xml:space="preserve"> </w:t>
+      </w:r>
+      <w:r>
+        <w:t xml:space="preserve">— binary file</w:t>
+      </w:r>
+    </w:p>
+    <w:p>
+      <w:pPr>
+        <w:numPr>
+          <w:ilvl w:val="0"/>
+          <w:numId w:val="1025"/>
+        </w:numPr>
+        <w:pStyle w:val="Compact"/>
+      </w:pPr>
+      <w:r>
+        <w:rPr>
+          <w:rStyle w:val="VerbatimChar"/>
+        </w:rPr>
+        <w:t xml:space="preserve">assets/images/delivery.png</w:t>
+      </w:r>
+      <w:r>
+        <w:t xml:space="preserve"> </w:t>
+      </w:r>
+      <w:r>
+        <w:t xml:space="preserve">— binary file</w:t>
+      </w:r>
+    </w:p>
+    <w:p>
+      <w:pPr>
+        <w:numPr>
+          <w:ilvl w:val="0"/>
+          <w:numId w:val="1025"/>
+        </w:numPr>
+        <w:pStyle w:val="Compact"/>
+      </w:pPr>
+      <w:r>
+        <w:rPr>
+          <w:rStyle w:val="VerbatimChar"/>
+        </w:rPr>
+        <w:t xml:space="preserve">assets/images/splash-logo.png</w:t>
+      </w:r>
+      <w:r>
+        <w:t xml:space="preserve"> </w:t>
+      </w:r>
+      <w:r>
+        <w:t xml:space="preserve">— binary file</w:t>
+      </w:r>
+    </w:p>
+    <w:bookmarkEnd w:id="48"/>
+    <w:bookmarkEnd w:id="49"/>
+    <w:bookmarkStart w:id="54" w:name="changes-to-existing-files"/>
+    <w:p>
+      <w:pPr>
+        <w:pStyle w:val="Heading3"/>
+      </w:pPr>
+      <w:r>
+        <w:t xml:space="preserve">Changes to existing files</w:t>
+      </w:r>
+    </w:p>
+    <w:bookmarkStart w:id="50" w:name="app_layout.tsx"/>
+    <w:p>
+      <w:pPr>
+        <w:pStyle w:val="Heading4"/>
+      </w:pPr>
+      <w:r>
+        <w:rPr>
+          <w:rStyle w:val="VerbatimChar"/>
+        </w:rPr>
+        <w:t xml:space="preserve">app/_layout.tsx</w:t>
+      </w:r>
+    </w:p>
+    <w:p>
+      <w:pPr>
+        <w:pStyle w:val="FirstParagraph"/>
+      </w:pPr>
+      <w:r>
+        <w:rPr>
+          <w:iCs/>
+          <w:i/>
+        </w:rPr>
+        <w:t xml:space="preserve">Existing file, modified — +18 / −1 lines</w:t>
+      </w:r>
+    </w:p>
+    <w:p>
+      <w:pPr>
+        <w:numPr>
+          <w:ilvl w:val="0"/>
+          <w:numId w:val="1026"/>
+        </w:numPr>
+        <w:pStyle w:val="Compact"/>
+      </w:pPr>
+      <w:r>
+        <w:t xml:space="preserve">Changed the code inside:</w:t>
+      </w:r>
+      <w:r>
+        <w:t xml:space="preserve"> </w:t>
+      </w:r>
+      <w:r>
+        <w:rPr>
+          <w:rStyle w:val="VerbatimChar"/>
+        </w:rPr>
+        <w:t xml:space="preserve">RootLayout</w:t>
+      </w:r>
+      <w:r>
+        <w:t xml:space="preserve">.</w:t>
+      </w:r>
+    </w:p>
+    <w:p>
+      <w:pPr>
+        <w:numPr>
+          <w:ilvl w:val="0"/>
+          <w:numId w:val="1026"/>
+        </w:numPr>
+        <w:pStyle w:val="Compact"/>
+      </w:pPr>
+      <w:r>
+        <w:t xml:space="preserve">Now also uses:</w:t>
+      </w:r>
+      <w:r>
+        <w:t xml:space="preserve"> </w:t>
+      </w:r>
+      <w:r>
+        <w:rPr>
+          <w:rStyle w:val="VerbatimChar"/>
+        </w:rPr>
+        <w:t xml:space="preserve">react</w:t>
+      </w:r>
+      <w:r>
+        <w:t xml:space="preserve">,</w:t>
+      </w:r>
+      <w:r>
+        <w:t xml:space="preserve"> </w:t>
+      </w:r>
+      <w:r>
+        <w:rPr>
+          <w:rStyle w:val="VerbatimChar"/>
+        </w:rPr>
+        <w:t xml:space="preserve">@/services/auth</w:t>
+      </w:r>
+      <w:r>
+        <w:t xml:space="preserve">.</w:t>
+      </w:r>
+    </w:p>
+    <w:bookmarkEnd w:id="50"/>
+    <w:bookmarkStart w:id="51" w:name="package.json"/>
+    <w:p>
+      <w:pPr>
+        <w:pStyle w:val="Heading4"/>
+      </w:pPr>
+      <w:r>
+        <w:rPr>
+          <w:rStyle w:val="VerbatimChar"/>
+        </w:rPr>
+        <w:t xml:space="preserve">package.json</w:t>
+      </w:r>
+    </w:p>
+    <w:p>
+      <w:pPr>
+        <w:pStyle w:val="FirstParagraph"/>
+      </w:pPr>
+      <w:r>
+        <w:rPr>
+          <w:iCs/>
+          <w:i/>
+        </w:rPr>
+        <w:t xml:space="preserve">Existing file, modified — +8 / −4 lines</w:t>
+      </w:r>
+    </w:p>
+    <w:p>
+      <w:pPr>
+        <w:numPr>
+          <w:ilvl w:val="0"/>
+          <w:numId w:val="1027"/>
+        </w:numPr>
+        <w:pStyle w:val="Compact"/>
+      </w:pPr>
+      <w:r>
+        <w:t xml:space="preserve">Added package</w:t>
+      </w:r>
+      <w:r>
+        <w:t xml:space="preserve"> </w:t>
+      </w:r>
+      <w:r>
+        <w:rPr>
+          <w:rStyle w:val="VerbatimChar"/>
+        </w:rPr>
+        <w:t xml:space="preserve">@react-native-async-storage/async-storage</w:t>
+      </w:r>
+      <w:r>
+        <w:t xml:space="preserve"> </w:t>
+      </w:r>
+      <w:r>
+        <w:t xml:space="preserve">2.2.0</w:t>
+      </w:r>
+    </w:p>
+    <w:p>
+      <w:pPr>
+        <w:numPr>
+          <w:ilvl w:val="0"/>
+          <w:numId w:val="1027"/>
+        </w:numPr>
+        <w:pStyle w:val="Compact"/>
+      </w:pPr>
+      <w:r>
+        <w:t xml:space="preserve">Added package</w:t>
+      </w:r>
+      <w:r>
+        <w:t xml:space="preserve"> </w:t>
+      </w:r>
+      <w:r>
+        <w:rPr>
+          <w:rStyle w:val="VerbatimChar"/>
+        </w:rPr>
+        <w:t xml:space="preserve">expo-camera</w:t>
+      </w:r>
+      <w:r>
+        <w:t xml:space="preserve"> </w:t>
+      </w:r>
+      <w:r>
+        <w:t xml:space="preserve">~17.0.10</w:t>
+      </w:r>
+    </w:p>
+    <w:p>
+      <w:pPr>
+        <w:numPr>
+          <w:ilvl w:val="0"/>
+          <w:numId w:val="1027"/>
+        </w:numPr>
+        <w:pStyle w:val="Compact"/>
+      </w:pPr>
+      <w:r>
+        <w:t xml:space="preserve">Added package</w:t>
+      </w:r>
+      <w:r>
+        <w:t xml:space="preserve"> </w:t>
+      </w:r>
+      <w:r>
+        <w:rPr>
+          <w:rStyle w:val="VerbatimChar"/>
+        </w:rPr>
+        <w:t xml:space="preserve">expo-image-picker</w:t>
+      </w:r>
+      <w:r>
+        <w:t xml:space="preserve"> </w:t>
+      </w:r>
+      <w:r>
+        <w:t xml:space="preserve">~17.0.11</w:t>
+      </w:r>
+    </w:p>
+    <w:p>
+      <w:pPr>
+        <w:numPr>
+          <w:ilvl w:val="0"/>
+          <w:numId w:val="1027"/>
+        </w:numPr>
+        <w:pStyle w:val="Compact"/>
+      </w:pPr>
+      <w:r>
+        <w:t xml:space="preserve">Added package</w:t>
+      </w:r>
+      <w:r>
+        <w:t xml:space="preserve"> </w:t>
+      </w:r>
+      <w:r>
+        <w:rPr>
+          <w:rStyle w:val="VerbatimChar"/>
+        </w:rPr>
+        <w:t xml:space="preserve">react-native-webview</w:t>
+      </w:r>
+      <w:r>
+        <w:t xml:space="preserve"> </w:t>
+      </w:r>
+      <w:r>
+        <w:t xml:space="preserve">13.15.0</w:t>
+      </w:r>
+    </w:p>
+    <w:bookmarkEnd w:id="51"/>
+    <w:bookmarkStart w:id="52" w:name="apptabs_layout.tsx"/>
+    <w:p>
+      <w:pPr>
+        <w:pStyle w:val="Heading4"/>
+      </w:pPr>
+      <w:r>
+        <w:rPr>
+          <w:rStyle w:val="VerbatimChar"/>
+        </w:rPr>
+        <w:t xml:space="preserve">app/(tabs)/_layout.tsx</w:t>
+      </w:r>
+    </w:p>
+    <w:p>
+      <w:pPr>
+        <w:pStyle w:val="FirstParagraph"/>
+      </w:pPr>
+      <w:r>
+        <w:rPr>
+          <w:iCs/>
+          <w:i/>
+        </w:rPr>
+        <w:t xml:space="preserve">Existing file, modified — +1 / −1 lines</w:t>
+      </w:r>
+    </w:p>
+    <w:p>
+      <w:pPr>
+        <w:numPr>
+          <w:ilvl w:val="0"/>
+          <w:numId w:val="1028"/>
+        </w:numPr>
+        <w:pStyle w:val="Compact"/>
+      </w:pPr>
+      <w:r>
+        <w:t xml:space="preserve">Changed the code inside:</w:t>
+      </w:r>
+      <w:r>
+        <w:t xml:space="preserve"> </w:t>
+      </w:r>
+      <w:r>
+        <w:rPr>
+          <w:rStyle w:val="VerbatimChar"/>
+        </w:rPr>
+        <w:t xml:space="preserve">TabLayout</w:t>
+      </w:r>
+      <w:r>
+        <w:t xml:space="preserve">.</w:t>
+      </w:r>
+    </w:p>
+    <w:bookmarkEnd w:id="52"/>
+    <w:bookmarkStart w:id="53" w:name="appmodal.tsx"/>
+    <w:p>
+      <w:pPr>
+        <w:pStyle w:val="Heading4"/>
+      </w:pPr>
+      <w:r>
+        <w:rPr>
+          <w:rStyle w:val="VerbatimChar"/>
+        </w:rPr>
+        <w:t xml:space="preserve">app/modal.tsx</w:t>
+      </w:r>
+    </w:p>
+    <w:p>
+      <w:pPr>
+        <w:pStyle w:val="FirstParagraph"/>
+      </w:pPr>
+      <w:r>
+        <w:rPr>
+          <w:iCs/>
+          <w:i/>
+        </w:rPr>
+        <w:t xml:space="preserve">Existing file, modified — +1 / −1 lines</w:t>
+      </w:r>
+    </w:p>
+    <w:p>
+      <w:pPr>
+        <w:numPr>
+          <w:ilvl w:val="0"/>
+          <w:numId w:val="1029"/>
+        </w:numPr>
+        <w:pStyle w:val="Compact"/>
+      </w:pPr>
+      <w:r>
+        <w:t xml:space="preserve">Changed the code inside:</w:t>
+      </w:r>
+      <w:r>
+        <w:t xml:space="preserve"> </w:t>
+      </w:r>
+      <w:r>
+        <w:rPr>
+          <w:rStyle w:val="VerbatimChar"/>
+        </w:rPr>
+        <w:t xml:space="preserve">ModalScreen</w:t>
+      </w:r>
+      <w:r>
+        <w:t xml:space="preserve">.</w:t>
+      </w:r>
+    </w:p>
+    <w:p>
+      <w:pPr>
+        <w:pStyle w:val="FirstParagraph"/>
+      </w:pPr>
+      <w:r>
+        <w:rPr>
+          <w:bCs/>
+          <w:b/>
+        </w:rPr>
+        <w:t xml:space="preserve">Other modified files</w:t>
+      </w:r>
+    </w:p>
+    <w:p>
+      <w:pPr>
+        <w:numPr>
+          <w:ilvl w:val="0"/>
+          <w:numId w:val="1030"/>
+        </w:numPr>
+        <w:pStyle w:val="Compact"/>
+      </w:pPr>
+      <w:r>
+        <w:rPr>
+          <w:rStyle w:val="VerbatimChar"/>
+        </w:rPr>
+        <w:t xml:space="preserve">package-lock.json</w:t>
+      </w:r>
+      <w:r>
+        <w:t xml:space="preserve"> </w:t>
+      </w:r>
+      <w:r>
+        <w:t xml:space="preserve">— +92 / −0 lines</w:t>
+      </w:r>
+    </w:p>
+    <w:p>
+      <w:pPr>
+        <w:numPr>
+          <w:ilvl w:val="0"/>
+          <w:numId w:val="1030"/>
+        </w:numPr>
+        <w:pStyle w:val="Compact"/>
+      </w:pPr>
+      <w:r>
+        <w:rPr>
+          <w:rStyle w:val="VerbatimChar"/>
+        </w:rPr>
+        <w:t xml:space="preserve">app.json</w:t>
+      </w:r>
+      <w:r>
+        <w:t xml:space="preserve"> </w:t>
+      </w:r>
+      <w:r>
+        <w:t xml:space="preserve">— +28 / −5 lines</w:t>
+      </w:r>
+    </w:p>
+    <w:p>
+      <w:pPr>
+        <w:numPr>
+          <w:ilvl w:val="0"/>
+          <w:numId w:val="1030"/>
+        </w:numPr>
+        <w:pStyle w:val="Compact"/>
+      </w:pPr>
+      <w:r>
+        <w:rPr>
+          <w:rStyle w:val="VerbatimChar"/>
+        </w:rPr>
+        <w:t xml:space="preserve">README.md</w:t>
+      </w:r>
+      <w:r>
+        <w:t xml:space="preserve"> </w:t>
+      </w:r>
+      <w:r>
+        <w:t xml:space="preserve">— +1 / −0 lines</w:t>
+      </w:r>
+    </w:p>
+    <w:p>
+      <w:pPr>
+        <w:numPr>
+          <w:ilvl w:val="0"/>
+          <w:numId w:val="1030"/>
+        </w:numPr>
+        <w:pStyle w:val="Compact"/>
+      </w:pPr>
+      <w:r>
+        <w:rPr>
+          <w:rStyle w:val="VerbatimChar"/>
+        </w:rPr>
+        <w:t xml:space="preserve">assets/images/android-icon-background.png</w:t>
+      </w:r>
+      <w:r>
+        <w:t xml:space="preserve"> </w:t>
+      </w:r>
+      <w:r>
+        <w:t xml:space="preserve">— binary file</w:t>
+      </w:r>
+    </w:p>
+    <w:p>
+      <w:pPr>
+        <w:numPr>
+          <w:ilvl w:val="0"/>
+          <w:numId w:val="1030"/>
+        </w:numPr>
+        <w:pStyle w:val="Compact"/>
+      </w:pPr>
+      <w:r>
+        <w:rPr>
+          <w:rStyle w:val="VerbatimChar"/>
+        </w:rPr>
+        <w:t xml:space="preserve">assets/images/android-icon-foreground.png</w:t>
+      </w:r>
+      <w:r>
+        <w:t xml:space="preserve"> </w:t>
+      </w:r>
+      <w:r>
+        <w:t xml:space="preserve">— binary file</w:t>
+      </w:r>
+    </w:p>
+    <w:p>
+      <w:pPr>
+        <w:numPr>
+          <w:ilvl w:val="0"/>
+          <w:numId w:val="1030"/>
+        </w:numPr>
+        <w:pStyle w:val="Compact"/>
+      </w:pPr>
+      <w:r>
+        <w:rPr>
+          <w:rStyle w:val="VerbatimChar"/>
+        </w:rPr>
+        <w:t xml:space="preserve">assets/images/android-icon-monochrome.png</w:t>
+      </w:r>
+      <w:r>
+        <w:t xml:space="preserve"> </w:t>
+      </w:r>
+      <w:r>
+        <w:t xml:space="preserve">— binary file</w:t>
+      </w:r>
+    </w:p>
+    <w:p>
+      <w:pPr>
+        <w:numPr>
+          <w:ilvl w:val="0"/>
+          <w:numId w:val="1030"/>
+        </w:numPr>
+        <w:pStyle w:val="Compact"/>
+      </w:pPr>
+      <w:r>
+        <w:rPr>
+          <w:rStyle w:val="VerbatimChar"/>
+        </w:rPr>
+        <w:t xml:space="preserve">assets/images/favicon.png</w:t>
+      </w:r>
+      <w:r>
+        <w:t xml:space="preserve"> </w:t>
+      </w:r>
+      <w:r>
+        <w:t xml:space="preserve">— binary file</w:t>
+      </w:r>
+    </w:p>
+    <w:p>
+      <w:pPr>
+        <w:numPr>
+          <w:ilvl w:val="0"/>
+          <w:numId w:val="1030"/>
+        </w:numPr>
+        <w:pStyle w:val="Compact"/>
+      </w:pPr>
+      <w:r>
+        <w:rPr>
+          <w:rStyle w:val="VerbatimChar"/>
+        </w:rPr>
+        <w:t xml:space="preserve">assets/images/icon.png</w:t>
+      </w:r>
+      <w:r>
+        <w:t xml:space="preserve"> </w:t>
+      </w:r>
+      <w:r>
+        <w:t xml:space="preserve">— binary file</w:t>
+      </w:r>
+    </w:p>
+    <w:bookmarkEnd w:id="53"/>
+    <w:bookmarkEnd w:id="54"/>
+    <w:bookmarkStart w:id="56" w:name="removed-files"/>
+    <w:p>
+      <w:pPr>
+        <w:pStyle w:val="Heading3"/>
+      </w:pPr>
+      <w:r>
+        <w:t xml:space="preserve">Removed files</w:t>
+      </w:r>
+    </w:p>
+    <w:bookmarkStart w:id="55" w:name="apptabsindex.tsx"/>
+    <w:p>
+      <w:pPr>
+        <w:pStyle w:val="Heading4"/>
+      </w:pPr>
+      <w:r>
+        <w:rPr>
+          <w:rStyle w:val="VerbatimChar"/>
+        </w:rPr>
+        <w:t xml:space="preserve">app/(tabs)/index.tsx</w:t>
+      </w:r>
+    </w:p>
+    <w:p>
+      <w:pPr>
+        <w:pStyle w:val="FirstParagraph"/>
+      </w:pPr>
+      <w:r>
+        <w:rPr>
+          <w:iCs/>
+          <w:i/>
+        </w:rPr>
+        <w:t xml:space="preserve">Removed file — 98 lines removed</w:t>
+      </w:r>
+    </w:p>
+    <w:bookmarkEnd w:id="55"/>
+    <w:bookmarkEnd w:id="56"/>
+    <w:bookmarkStart w:id="57" w:name="impact-2"/>
+    <w:p>
+      <w:pPr>
+        <w:pStyle w:val="Heading3"/>
+      </w:pPr>
+      <w:r>
+        <w:t xml:space="preserve">Impact</w:t>
+      </w:r>
+    </w:p>
+    <w:p>
+      <w:pPr>
+        <w:numPr>
+          <w:ilvl w:val="0"/>
+          <w:numId w:val="1031"/>
+        </w:numPr>
+        <w:pStyle w:val="Compact"/>
+      </w:pPr>
+      <w:r>
+        <w:t xml:space="preserve">Code now reads</w:t>
+      </w:r>
+      <w:r>
+        <w:t xml:space="preserve"> </w:t>
+      </w:r>
+      <w:r>
+        <w:rPr>
+          <w:rStyle w:val="VerbatimChar"/>
+        </w:rPr>
+        <w:t xml:space="preserve">EXPO_PUBLIC_API_URL</w:t>
+      </w:r>
+      <w:r>
+        <w:t xml:space="preserve"> </w:t>
+      </w:r>
+      <w:r>
+        <w:t xml:space="preserve">— make sure it is set in the</w:t>
+      </w:r>
+      <w:r>
+        <w:t xml:space="preserve"> </w:t>
+      </w:r>
+      <w:r>
+        <w:rPr>
+          <w:rStyle w:val="VerbatimChar"/>
+        </w:rPr>
+        <w:t xml:space="preserve">.env</w:t>
+      </w:r>
+      <w:r>
+        <w:t xml:space="preserve"> </w:t>
+      </w:r>
+      <w:r>
+        <w:t xml:space="preserve">/ deployment.</w:t>
+      </w:r>
+    </w:p>
+    <w:p>
+      <w:pPr>
+        <w:numPr>
+          <w:ilvl w:val="0"/>
+          <w:numId w:val="1031"/>
+        </w:numPr>
+        <w:pStyle w:val="Compact"/>
+      </w:pPr>
+      <w:r>
+        <w:t xml:space="preserve">Dependencies changed in</w:t>
+      </w:r>
+      <w:r>
+        <w:t xml:space="preserve"> </w:t>
+      </w:r>
+      <w:r>
+        <w:rPr>
+          <w:rStyle w:val="VerbatimChar"/>
+        </w:rPr>
+        <w:t xml:space="preserve">package.json</w:t>
+      </w:r>
+      <w:r>
+        <w:t xml:space="preserve"> </w:t>
+      </w:r>
+      <w:r>
+        <w:t xml:space="preserve">— run</w:t>
+      </w:r>
+      <w:r>
+        <w:t xml:space="preserve"> </w:t>
+      </w:r>
+      <w:r>
+        <w:rPr>
+          <w:rStyle w:val="VerbatimChar"/>
+        </w:rPr>
+        <w:t xml:space="preserve">npm install</w:t>
+      </w:r>
+      <w:r>
+        <w:t xml:space="preserve"> </w:t>
+      </w:r>
+      <w:r>
+        <w:t xml:space="preserve">and rebuild the Docker image before deploying.</w:t>
+      </w:r>
+    </w:p>
+    <w:p>
+      <w:pPr>
+        <w:numPr>
+          <w:ilvl w:val="0"/>
+          <w:numId w:val="1031"/>
+        </w:numPr>
+        <w:pStyle w:val="Compact"/>
+      </w:pPr>
+      <w:r>
+        <w:t xml:space="preserve">Build/deploy configuration changed:</w:t>
+      </w:r>
+      <w:r>
+        <w:t xml:space="preserve"> </w:t>
+      </w:r>
+      <w:r>
+        <w:rPr>
+          <w:rStyle w:val="VerbatimChar"/>
+        </w:rPr>
+        <w:t xml:space="preserve">.env</w:t>
+      </w:r>
+      <w:r>
+        <w:t xml:space="preserve"> </w:t>
+      </w:r>
+      <w:r>
+        <w:t xml:space="preserve">— re-check the build and deployment.</w:t>
+      </w:r>
+    </w:p>
+    <w:p>
+      <w:r>
+        <w:pict>
+          <v:rect style="width:0;height:1.5pt" o:hralign="center" o:hrstd="t" o:hr="t"/>
+        </w:pict>
+      </w:r>
+    </w:p>
+    <w:bookmarkEnd w:id="57"/>
+    <w:bookmarkEnd w:id="58"/>
+    <w:bookmarkStart w:id="83" w:name="branch-main-history-2"/>
+    <w:p>
+      <w:pPr>
+        <w:pStyle w:val="Heading2"/>
+      </w:pPr>
+      <w:r>
+        <w:t xml:space="preserve">2026-08-25 — branch</w:t>
+      </w:r>
+      <w:r>
+        <w:t xml:space="preserve"> </w:t>
+      </w:r>
+      <w:r>
+        <w:rPr>
+          <w:rStyle w:val="VerbatimChar"/>
+        </w:rPr>
+        <w:t xml:space="preserve">main</w:t>
+      </w:r>
+      <w:r>
+        <w:t xml:space="preserve"> </w:t>
+      </w:r>
+      <w:r>
+        <w:t xml:space="preserve">(history)</w:t>
+      </w:r>
+    </w:p>
+    <w:bookmarkStart w:id="59" w:name="overview-3"/>
+    <w:p>
+      <w:pPr>
+        <w:pStyle w:val="Heading3"/>
+      </w:pPr>
+      <w:r>
+        <w:t xml:space="preserve">Overview</w:t>
+      </w:r>
+    </w:p>
+    <w:p>
+      <w:pPr>
+        <w:pStyle w:val="FirstParagraph"/>
+      </w:pPr>
+      <w:r>
+        <w:t xml:space="preserve">On this day, branch</w:t>
+      </w:r>
+      <w:r>
+        <w:t xml:space="preserve"> </w:t>
+      </w:r>
+      <w:r>
+        <w:rPr>
+          <w:rStyle w:val="VerbatimChar"/>
+        </w:rPr>
+        <w:t xml:space="preserve">main</w:t>
+      </w:r>
+      <w:r>
+        <w:t xml:space="preserve"> </w:t>
+      </w:r>
+      <w:r>
+        <w:t xml:space="preserve">received changes to</w:t>
+      </w:r>
+      <w:r>
+        <w:t xml:space="preserve"> </w:t>
+      </w:r>
+      <w:r>
+        <w:rPr>
+          <w:bCs/>
+          <w:b/>
+        </w:rPr>
+        <w:t xml:space="preserve">41 file(s)</w:t>
+      </w:r>
+      <w:r>
+        <w:t xml:space="preserve">: 41 new, 0 modified, 0 removed (+14162 / −0 lines).</w:t>
+      </w:r>
+    </w:p>
+    <w:p>
+      <w:pPr>
+        <w:pStyle w:val="BodyText"/>
+      </w:pPr>
+      <w:r>
+        <w:t xml:space="preserve">Main areas touched:</w:t>
+      </w:r>
+      <w:r>
+        <w:t xml:space="preserve"> </w:t>
+      </w:r>
+      <w:r>
+        <w:rPr>
+          <w:rStyle w:val="VerbatimChar"/>
+        </w:rPr>
+        <w:t xml:space="preserve">assets/images</w:t>
+      </w:r>
+      <w:r>
+        <w:t xml:space="preserve"> </w:t>
+      </w:r>
+      <w:r>
+        <w:t xml:space="preserve">(10),</w:t>
+      </w:r>
+      <w:r>
+        <w:t xml:space="preserve"> </w:t>
+      </w:r>
+      <w:r>
+        <w:rPr>
+          <w:rStyle w:val="VerbatimChar"/>
+        </w:rPr>
+        <w:t xml:space="preserve">(project root)</w:t>
+      </w:r>
+      <w:r>
+        <w:t xml:space="preserve"> </w:t>
+      </w:r>
+      <w:r>
+        <w:t xml:space="preserve">(9),</w:t>
+      </w:r>
+      <w:r>
+        <w:t xml:space="preserve"> </w:t>
+      </w:r>
+      <w:r>
+        <w:rPr>
+          <w:rStyle w:val="VerbatimChar"/>
+        </w:rPr>
+        <w:t xml:space="preserve">components</w:t>
+      </w:r>
+      <w:r>
+        <w:t xml:space="preserve"> </w:t>
+      </w:r>
+      <w:r>
+        <w:t xml:space="preserve">(6),</w:t>
+      </w:r>
+      <w:r>
+        <w:t xml:space="preserve"> </w:t>
+      </w:r>
+      <w:r>
+        <w:rPr>
+          <w:rStyle w:val="VerbatimChar"/>
+        </w:rPr>
+        <w:t xml:space="preserve">app/(tabs)</w:t>
+      </w:r>
+      <w:r>
+        <w:t xml:space="preserve"> </w:t>
+      </w:r>
+      <w:r>
+        <w:t xml:space="preserve">(3),</w:t>
+      </w:r>
+      <w:r>
+        <w:t xml:space="preserve"> </w:t>
+      </w:r>
+      <w:r>
+        <w:rPr>
+          <w:rStyle w:val="VerbatimChar"/>
+        </w:rPr>
+        <w:t xml:space="preserve">components/ui</w:t>
+      </w:r>
+      <w:r>
+        <w:t xml:space="preserve"> </w:t>
+      </w:r>
+      <w:r>
+        <w:t xml:space="preserve">(3),</w:t>
+      </w:r>
+      <w:r>
+        <w:t xml:space="preserve"> </w:t>
+      </w:r>
+      <w:r>
+        <w:rPr>
+          <w:rStyle w:val="VerbatimChar"/>
+        </w:rPr>
+        <w:t xml:space="preserve">hooks</w:t>
+      </w:r>
+      <w:r>
+        <w:t xml:space="preserve"> </w:t>
+      </w:r>
+      <w:r>
+        <w:t xml:space="preserve">(3).</w:t>
+      </w:r>
+    </w:p>
+    <w:bookmarkEnd w:id="59"/>
+    <w:bookmarkStart w:id="81" w:name="new-files-3"/>
+    <w:p>
+      <w:pPr>
+        <w:pStyle w:val="Heading3"/>
+      </w:pPr>
+      <w:r>
+        <w:t xml:space="preserve">New files</w:t>
+      </w:r>
+    </w:p>
+    <w:bookmarkStart w:id="60" w:name="apptabsexplore.tsx"/>
+    <w:p>
+      <w:pPr>
+        <w:pStyle w:val="Heading4"/>
+      </w:pPr>
+      <w:r>
+        <w:rPr>
+          <w:rStyle w:val="VerbatimChar"/>
+        </w:rPr>
+        <w:t xml:space="preserve">app/(tabs)/explore.tsx</w:t>
+      </w:r>
+    </w:p>
+    <w:p>
+      <w:pPr>
+        <w:pStyle w:val="FirstParagraph"/>
+      </w:pPr>
+      <w:r>
+        <w:rPr>
+          <w:iCs/>
+          <w:i/>
+        </w:rPr>
+        <w:t xml:space="preserve">New file — 112 lines</w:t>
+      </w:r>
+    </w:p>
+    <w:p>
+      <w:pPr>
+        <w:numPr>
+          <w:ilvl w:val="0"/>
+          <w:numId w:val="1032"/>
+        </w:numPr>
+        <w:pStyle w:val="Compact"/>
+      </w:pPr>
+      <w:r>
+        <w:t xml:space="preserve">Defines:</w:t>
+      </w:r>
+      <w:r>
+        <w:t xml:space="preserve"> </w:t>
+      </w:r>
+      <w:r>
+        <w:rPr>
+          <w:rStyle w:val="VerbatimChar"/>
+        </w:rPr>
+        <w:t xml:space="preserve">TabTwoScreen</w:t>
+      </w:r>
+      <w:r>
+        <w:t xml:space="preserve">.</w:t>
+      </w:r>
+    </w:p>
+    <w:p>
+      <w:pPr>
+        <w:numPr>
+          <w:ilvl w:val="0"/>
+          <w:numId w:val="1032"/>
+        </w:numPr>
+        <w:pStyle w:val="Compact"/>
+      </w:pPr>
+      <w:r>
+        <w:t xml:space="preserve">Uses:</w:t>
+      </w:r>
+      <w:r>
+        <w:t xml:space="preserve"> </w:t>
+      </w:r>
+      <w:r>
+        <w:rPr>
+          <w:rStyle w:val="VerbatimChar"/>
+        </w:rPr>
+        <w:t xml:space="preserve">expo-image</w:t>
+      </w:r>
+      <w:r>
+        <w:t xml:space="preserve">,</w:t>
+      </w:r>
+      <w:r>
+        <w:t xml:space="preserve"> </w:t>
+      </w:r>
+      <w:r>
+        <w:rPr>
+          <w:rStyle w:val="VerbatimChar"/>
+        </w:rPr>
+        <w:t xml:space="preserve">react-native</w:t>
+      </w:r>
+      <w:r>
+        <w:t xml:space="preserve">,</w:t>
+      </w:r>
+      <w:r>
+        <w:t xml:space="preserve"> </w:t>
+      </w:r>
+      <w:r>
+        <w:rPr>
+          <w:rStyle w:val="VerbatimChar"/>
+        </w:rPr>
+        <w:t xml:space="preserve">@/components/ui/collapsible</w:t>
+      </w:r>
+      <w:r>
+        <w:t xml:space="preserve">,</w:t>
+      </w:r>
+      <w:r>
+        <w:t xml:space="preserve"> </w:t>
+      </w:r>
+      <w:r>
+        <w:rPr>
+          <w:rStyle w:val="VerbatimChar"/>
+        </w:rPr>
+        <w:t xml:space="preserve">@/components/external-link</w:t>
+      </w:r>
+      <w:r>
+        <w:t xml:space="preserve">,</w:t>
+      </w:r>
+      <w:r>
+        <w:t xml:space="preserve"> </w:t>
+      </w:r>
+      <w:r>
+        <w:rPr>
+          <w:rStyle w:val="VerbatimChar"/>
+        </w:rPr>
+        <w:t xml:space="preserve">@/components/parallax-scroll-view</w:t>
+      </w:r>
+      <w:r>
+        <w:t xml:space="preserve">,</w:t>
+      </w:r>
+      <w:r>
+        <w:t xml:space="preserve"> </w:t>
+      </w:r>
+      <w:r>
+        <w:rPr>
+          <w:rStyle w:val="VerbatimChar"/>
+        </w:rPr>
+        <w:t xml:space="preserve">@/components/themed-text</w:t>
+      </w:r>
+      <w:r>
+        <w:t xml:space="preserve">,</w:t>
+      </w:r>
+      <w:r>
+        <w:t xml:space="preserve"> </w:t>
+      </w:r>
+      <w:r>
+        <w:rPr>
+          <w:rStyle w:val="VerbatimChar"/>
+        </w:rPr>
+        <w:t xml:space="preserve">@/components/themed-view</w:t>
+      </w:r>
+      <w:r>
+        <w:t xml:space="preserve">,</w:t>
+      </w:r>
+      <w:r>
+        <w:t xml:space="preserve"> </w:t>
+      </w:r>
+      <w:r>
+        <w:rPr>
+          <w:rStyle w:val="VerbatimChar"/>
+        </w:rPr>
+        <w:t xml:space="preserve">@/components/ui/icon-symbol</w:t>
+      </w:r>
+      <w:r>
+        <w:t xml:space="preserve">,</w:t>
+      </w:r>
+      <w:r>
+        <w:t xml:space="preserve"> </w:t>
+      </w:r>
+      <w:r>
+        <w:rPr>
+          <w:rStyle w:val="VerbatimChar"/>
+        </w:rPr>
+        <w:t xml:space="preserve">@/constants/theme</w:t>
+      </w:r>
+      <w:r>
+        <w:t xml:space="preserve">,</w:t>
+      </w:r>
+      <w:r>
+        <w:t xml:space="preserve"> </w:t>
+      </w:r>
+      <w:r>
+        <w:rPr>
+          <w:rStyle w:val="VerbatimChar"/>
+        </w:rPr>
+        <w:t xml:space="preserve">@/assets/images/react-logo.png</w:t>
+      </w:r>
+      <w:r>
+        <w:t xml:space="preserve">.</w:t>
+      </w:r>
+    </w:p>
+    <w:bookmarkEnd w:id="60"/>
+    <w:bookmarkStart w:id="61" w:name="scriptsreset-project.js"/>
+    <w:p>
+      <w:pPr>
+        <w:pStyle w:val="Heading4"/>
+      </w:pPr>
+      <w:r>
+        <w:rPr>
+          <w:rStyle w:val="VerbatimChar"/>
+        </w:rPr>
+        <w:t xml:space="preserve">scripts/reset-project.js</w:t>
+      </w:r>
+    </w:p>
+    <w:p>
+      <w:pPr>
+        <w:pStyle w:val="FirstParagraph"/>
+      </w:pPr>
+      <w:r>
+        <w:rPr>
+          <w:iCs/>
+          <w:i/>
+        </w:rPr>
+        <w:t xml:space="preserve">New file — 112 lines</w:t>
+      </w:r>
+    </w:p>
+    <w:p>
+      <w:pPr>
+        <w:numPr>
+          <w:ilvl w:val="0"/>
+          <w:numId w:val="1033"/>
+        </w:numPr>
+        <w:pStyle w:val="Compact"/>
+      </w:pPr>
+      <w:r>
+        <w:t xml:space="preserve">Defines:</w:t>
+      </w:r>
+      <w:r>
+        <w:t xml:space="preserve"> </w:t>
+      </w:r>
+      <w:r>
+        <w:rPr>
+          <w:rStyle w:val="VerbatimChar"/>
+        </w:rPr>
+        <w:t xml:space="preserve">Index</w:t>
+      </w:r>
+      <w:r>
+        <w:t xml:space="preserve">,</w:t>
+      </w:r>
+      <w:r>
+        <w:t xml:space="preserve"> </w:t>
+      </w:r>
+      <w:r>
+        <w:rPr>
+          <w:rStyle w:val="VerbatimChar"/>
+        </w:rPr>
+        <w:t xml:space="preserve">RootLayout</w:t>
+      </w:r>
+      <w:r>
+        <w:t xml:space="preserve">,</w:t>
+      </w:r>
+      <w:r>
+        <w:t xml:space="preserve"> </w:t>
+      </w:r>
+      <w:r>
+        <w:rPr>
+          <w:rStyle w:val="VerbatimChar"/>
+        </w:rPr>
+        <w:t xml:space="preserve">moveDirectories</w:t>
+      </w:r>
+      <w:r>
+        <w:t xml:space="preserve">.</w:t>
+      </w:r>
+    </w:p>
+    <w:p>
+      <w:pPr>
+        <w:numPr>
+          <w:ilvl w:val="0"/>
+          <w:numId w:val="1033"/>
+        </w:numPr>
+        <w:pStyle w:val="Compact"/>
+      </w:pPr>
+      <w:r>
+        <w:t xml:space="preserve">Uses:</w:t>
+      </w:r>
+      <w:r>
+        <w:t xml:space="preserve"> </w:t>
+      </w:r>
+      <w:r>
+        <w:rPr>
+          <w:rStyle w:val="VerbatimChar"/>
+        </w:rPr>
+        <w:t xml:space="preserve">fs</w:t>
+      </w:r>
+      <w:r>
+        <w:t xml:space="preserve">,</w:t>
+      </w:r>
+      <w:r>
+        <w:t xml:space="preserve"> </w:t>
+      </w:r>
+      <w:r>
+        <w:rPr>
+          <w:rStyle w:val="VerbatimChar"/>
+        </w:rPr>
+        <w:t xml:space="preserve">path</w:t>
+      </w:r>
+      <w:r>
+        <w:t xml:space="preserve">,</w:t>
+      </w:r>
+      <w:r>
+        <w:t xml:space="preserve"> </w:t>
+      </w:r>
+      <w:r>
+        <w:rPr>
+          <w:rStyle w:val="VerbatimChar"/>
+        </w:rPr>
+        <w:t xml:space="preserve">readline</w:t>
+      </w:r>
+      <w:r>
+        <w:t xml:space="preserve">.</w:t>
+      </w:r>
+    </w:p>
+    <w:bookmarkEnd w:id="61"/>
+    <w:bookmarkStart w:id="62" w:name="apptabsindex.tsx-1"/>
+    <w:p>
+      <w:pPr>
+        <w:pStyle w:val="Heading4"/>
+      </w:pPr>
+      <w:r>
+        <w:rPr>
+          <w:rStyle w:val="VerbatimChar"/>
+        </w:rPr>
+        <w:t xml:space="preserve">app/(tabs)/index.tsx</w:t>
+      </w:r>
+    </w:p>
+    <w:p>
+      <w:pPr>
+        <w:pStyle w:val="FirstParagraph"/>
+      </w:pPr>
+      <w:r>
+        <w:rPr>
+          <w:iCs/>
+          <w:i/>
+        </w:rPr>
+        <w:t xml:space="preserve">New file — 98 lines</w:t>
+      </w:r>
+    </w:p>
+    <w:p>
+      <w:pPr>
+        <w:numPr>
+          <w:ilvl w:val="0"/>
+          <w:numId w:val="1034"/>
+        </w:numPr>
+        <w:pStyle w:val="Compact"/>
+      </w:pPr>
+      <w:r>
+        <w:t xml:space="preserve">Defines:</w:t>
+      </w:r>
+      <w:r>
+        <w:t xml:space="preserve"> </w:t>
+      </w:r>
+      <w:r>
+        <w:rPr>
+          <w:rStyle w:val="VerbatimChar"/>
+        </w:rPr>
+        <w:t xml:space="preserve">HomeScreen</w:t>
+      </w:r>
+      <w:r>
+        <w:t xml:space="preserve">.</w:t>
+      </w:r>
+    </w:p>
+    <w:p>
+      <w:pPr>
+        <w:numPr>
+          <w:ilvl w:val="0"/>
+          <w:numId w:val="1034"/>
+        </w:numPr>
+        <w:pStyle w:val="Compact"/>
+      </w:pPr>
+      <w:r>
+        <w:t xml:space="preserve">Uses:</w:t>
+      </w:r>
+      <w:r>
+        <w:t xml:space="preserve"> </w:t>
+      </w:r>
+      <w:r>
+        <w:rPr>
+          <w:rStyle w:val="VerbatimChar"/>
+        </w:rPr>
+        <w:t xml:space="preserve">expo-image</w:t>
+      </w:r>
+      <w:r>
+        <w:t xml:space="preserve">,</w:t>
+      </w:r>
+      <w:r>
+        <w:t xml:space="preserve"> </w:t>
+      </w:r>
+      <w:r>
+        <w:rPr>
+          <w:rStyle w:val="VerbatimChar"/>
+        </w:rPr>
+        <w:t xml:space="preserve">react-native</w:t>
+      </w:r>
+      <w:r>
+        <w:t xml:space="preserve">,</w:t>
+      </w:r>
+      <w:r>
+        <w:t xml:space="preserve"> </w:t>
+      </w:r>
+      <w:r>
+        <w:rPr>
+          <w:rStyle w:val="VerbatimChar"/>
+        </w:rPr>
+        <w:t xml:space="preserve">@/components/hello-wave</w:t>
+      </w:r>
+      <w:r>
+        <w:t xml:space="preserve">,</w:t>
+      </w:r>
+      <w:r>
+        <w:t xml:space="preserve"> </w:t>
+      </w:r>
+      <w:r>
+        <w:rPr>
+          <w:rStyle w:val="VerbatimChar"/>
+        </w:rPr>
+        <w:t xml:space="preserve">@/components/parallax-scroll-view</w:t>
+      </w:r>
+      <w:r>
+        <w:t xml:space="preserve">,</w:t>
+      </w:r>
+      <w:r>
+        <w:t xml:space="preserve"> </w:t>
+      </w:r>
+      <w:r>
+        <w:rPr>
+          <w:rStyle w:val="VerbatimChar"/>
+        </w:rPr>
+        <w:t xml:space="preserve">@/components/themed-text</w:t>
+      </w:r>
+      <w:r>
+        <w:t xml:space="preserve">,</w:t>
+      </w:r>
+      <w:r>
+        <w:t xml:space="preserve"> </w:t>
+      </w:r>
+      <w:r>
+        <w:rPr>
+          <w:rStyle w:val="VerbatimChar"/>
+        </w:rPr>
+        <w:t xml:space="preserve">@/components/themed-view</w:t>
+      </w:r>
+      <w:r>
+        <w:t xml:space="preserve">,</w:t>
+      </w:r>
+      <w:r>
+        <w:t xml:space="preserve"> </w:t>
+      </w:r>
+      <w:r>
+        <w:rPr>
+          <w:rStyle w:val="VerbatimChar"/>
+        </w:rPr>
+        <w:t xml:space="preserve">expo-router</w:t>
+      </w:r>
+      <w:r>
+        <w:t xml:space="preserve">,</w:t>
+      </w:r>
+      <w:r>
+        <w:t xml:space="preserve"> </w:t>
+      </w:r>
+      <w:r>
+        <w:rPr>
+          <w:rStyle w:val="VerbatimChar"/>
+        </w:rPr>
+        <w:t xml:space="preserve">@/assets/images/partial-react-logo.png</w:t>
+      </w:r>
+      <w:r>
+        <w:t xml:space="preserve">.</w:t>
+      </w:r>
+    </w:p>
+    <w:bookmarkEnd w:id="62"/>
+    <w:bookmarkStart w:id="63" w:name="componentsparallax-scroll-view.tsx"/>
+    <w:p>
+      <w:pPr>
+        <w:pStyle w:val="Heading4"/>
+      </w:pPr>
+      <w:r>
+        <w:rPr>
+          <w:rStyle w:val="VerbatimChar"/>
+        </w:rPr>
+        <w:t xml:space="preserve">components/parallax-scroll-view.tsx</w:t>
+      </w:r>
+    </w:p>
+    <w:p>
+      <w:pPr>
+        <w:pStyle w:val="FirstParagraph"/>
+      </w:pPr>
+      <w:r>
+        <w:rPr>
+          <w:iCs/>
+          <w:i/>
+        </w:rPr>
+        <w:t xml:space="preserve">New file — 79 lines</w:t>
+      </w:r>
+    </w:p>
+    <w:p>
+      <w:pPr>
+        <w:numPr>
+          <w:ilvl w:val="0"/>
+          <w:numId w:val="1035"/>
+        </w:numPr>
+        <w:pStyle w:val="Compact"/>
+      </w:pPr>
+      <w:r>
+        <w:t xml:space="preserve">Defines:</w:t>
+      </w:r>
+      <w:r>
+        <w:t xml:space="preserve"> </w:t>
+      </w:r>
+      <w:r>
+        <w:rPr>
+          <w:rStyle w:val="VerbatimChar"/>
+        </w:rPr>
+        <w:t xml:space="preserve">Props</w:t>
+      </w:r>
+      <w:r>
+        <w:t xml:space="preserve">,</w:t>
+      </w:r>
+      <w:r>
+        <w:t xml:space="preserve"> </w:t>
+      </w:r>
+      <w:r>
+        <w:rPr>
+          <w:rStyle w:val="VerbatimChar"/>
+        </w:rPr>
+        <w:t xml:space="preserve">ParallaxScrollView</w:t>
+      </w:r>
+      <w:r>
+        <w:t xml:space="preserve">.</w:t>
+      </w:r>
+    </w:p>
+    <w:p>
+      <w:pPr>
+        <w:numPr>
+          <w:ilvl w:val="0"/>
+          <w:numId w:val="1035"/>
+        </w:numPr>
+        <w:pStyle w:val="Compact"/>
+      </w:pPr>
+      <w:r>
+        <w:t xml:space="preserve">Uses:</w:t>
+      </w:r>
+      <w:r>
+        <w:t xml:space="preserve"> </w:t>
+      </w:r>
+      <w:r>
+        <w:rPr>
+          <w:rStyle w:val="VerbatimChar"/>
+        </w:rPr>
+        <w:t xml:space="preserve">react</w:t>
+      </w:r>
+      <w:r>
+        <w:t xml:space="preserve">,</w:t>
+      </w:r>
+      <w:r>
+        <w:t xml:space="preserve"> </w:t>
+      </w:r>
+      <w:r>
+        <w:rPr>
+          <w:rStyle w:val="VerbatimChar"/>
+        </w:rPr>
+        <w:t xml:space="preserve">react-native</w:t>
+      </w:r>
+      <w:r>
+        <w:t xml:space="preserve">,</w:t>
+      </w:r>
+      <w:r>
+        <w:t xml:space="preserve"> </w:t>
+      </w:r>
+      <w:r>
+        <w:rPr>
+          <w:rStyle w:val="VerbatimChar"/>
+        </w:rPr>
+        <w:t xml:space="preserve">@/components/themed-view</w:t>
+      </w:r>
+      <w:r>
+        <w:t xml:space="preserve">,</w:t>
+      </w:r>
+      <w:r>
+        <w:t xml:space="preserve"> </w:t>
+      </w:r>
+      <w:r>
+        <w:rPr>
+          <w:rStyle w:val="VerbatimChar"/>
+        </w:rPr>
+        <w:t xml:space="preserve">@/hooks/use-color-scheme</w:t>
+      </w:r>
+      <w:r>
+        <w:t xml:space="preserve">,</w:t>
+      </w:r>
+      <w:r>
+        <w:t xml:space="preserve"> </w:t>
+      </w:r>
+      <w:r>
+        <w:rPr>
+          <w:rStyle w:val="VerbatimChar"/>
+        </w:rPr>
+        <w:t xml:space="preserve">@/hooks/use-theme-color</w:t>
+      </w:r>
+      <w:r>
+        <w:t xml:space="preserve">.</w:t>
+      </w:r>
+    </w:p>
+    <w:bookmarkEnd w:id="63"/>
+    <w:bookmarkStart w:id="64" w:name="componentsthemed-text.tsx"/>
+    <w:p>
+      <w:pPr>
+        <w:pStyle w:val="Heading4"/>
+      </w:pPr>
+      <w:r>
+        <w:rPr>
+          <w:rStyle w:val="VerbatimChar"/>
+        </w:rPr>
+        <w:t xml:space="preserve">components/themed-text.tsx</w:t>
+      </w:r>
+    </w:p>
+    <w:p>
+      <w:pPr>
+        <w:pStyle w:val="FirstParagraph"/>
+      </w:pPr>
+      <w:r>
+        <w:rPr>
+          <w:iCs/>
+          <w:i/>
+        </w:rPr>
+        <w:t xml:space="preserve">New file — 60 lines</w:t>
+      </w:r>
+    </w:p>
+    <w:p>
+      <w:pPr>
+        <w:numPr>
+          <w:ilvl w:val="0"/>
+          <w:numId w:val="1036"/>
+        </w:numPr>
+        <w:pStyle w:val="Compact"/>
+      </w:pPr>
+      <w:r>
+        <w:t xml:space="preserve">Defines:</w:t>
+      </w:r>
+      <w:r>
+        <w:t xml:space="preserve"> </w:t>
+      </w:r>
+      <w:r>
+        <w:rPr>
+          <w:rStyle w:val="VerbatimChar"/>
+        </w:rPr>
+        <w:t xml:space="preserve">ThemedTextProps</w:t>
+      </w:r>
+      <w:r>
+        <w:t xml:space="preserve">,</w:t>
+      </w:r>
+      <w:r>
+        <w:t xml:space="preserve"> </w:t>
+      </w:r>
+      <w:r>
+        <w:rPr>
+          <w:rStyle w:val="VerbatimChar"/>
+        </w:rPr>
+        <w:t xml:space="preserve">ThemedText</w:t>
+      </w:r>
+      <w:r>
+        <w:t xml:space="preserve">.</w:t>
+      </w:r>
+    </w:p>
+    <w:p>
+      <w:pPr>
+        <w:numPr>
+          <w:ilvl w:val="0"/>
+          <w:numId w:val="1036"/>
+        </w:numPr>
+        <w:pStyle w:val="Compact"/>
+      </w:pPr>
+      <w:r>
+        <w:t xml:space="preserve">Uses:</w:t>
+      </w:r>
+      <w:r>
+        <w:t xml:space="preserve"> </w:t>
+      </w:r>
+      <w:r>
+        <w:rPr>
+          <w:rStyle w:val="VerbatimChar"/>
+        </w:rPr>
+        <w:t xml:space="preserve">react-native</w:t>
+      </w:r>
+      <w:r>
+        <w:t xml:space="preserve">,</w:t>
+      </w:r>
+      <w:r>
+        <w:t xml:space="preserve"> </w:t>
+      </w:r>
+      <w:r>
+        <w:rPr>
+          <w:rStyle w:val="VerbatimChar"/>
+        </w:rPr>
+        <w:t xml:space="preserve">@/hooks/use-theme-color</w:t>
+      </w:r>
+      <w:r>
+        <w:t xml:space="preserve">.</w:t>
+      </w:r>
+    </w:p>
+    <w:bookmarkEnd w:id="64"/>
+    <w:bookmarkStart w:id="65" w:name="constantstheme.ts"/>
+    <w:p>
+      <w:pPr>
+        <w:pStyle w:val="Heading4"/>
+      </w:pPr>
+      <w:r>
+        <w:rPr>
+          <w:rStyle w:val="VerbatimChar"/>
+        </w:rPr>
+        <w:t xml:space="preserve">constants/theme.ts</w:t>
+      </w:r>
+    </w:p>
+    <w:p>
+      <w:pPr>
+        <w:pStyle w:val="FirstParagraph"/>
+      </w:pPr>
+      <w:r>
+        <w:rPr>
+          <w:iCs/>
+          <w:i/>
+        </w:rPr>
+        <w:t xml:space="preserve">New file — 53 lines</w:t>
+      </w:r>
+    </w:p>
+    <w:p>
+      <w:pPr>
+        <w:numPr>
+          <w:ilvl w:val="0"/>
+          <w:numId w:val="1037"/>
+        </w:numPr>
+        <w:pStyle w:val="Compact"/>
+      </w:pPr>
+      <w:r>
+        <w:t xml:space="preserve">Uses:</w:t>
+      </w:r>
+      <w:r>
+        <w:t xml:space="preserve"> </w:t>
+      </w:r>
+      <w:r>
+        <w:rPr>
+          <w:rStyle w:val="VerbatimChar"/>
+        </w:rPr>
+        <w:t xml:space="preserve">react-native</w:t>
+      </w:r>
+      <w:r>
+        <w:t xml:space="preserve">.</w:t>
+      </w:r>
+    </w:p>
+    <w:bookmarkEnd w:id="65"/>
+    <w:bookmarkStart w:id="66" w:name="package.json-1"/>
+    <w:p>
+      <w:pPr>
+        <w:pStyle w:val="Heading4"/>
+      </w:pPr>
+      <w:r>
+        <w:rPr>
+          <w:rStyle w:val="VerbatimChar"/>
+        </w:rPr>
+        <w:t xml:space="preserve">package.json</w:t>
+      </w:r>
+    </w:p>
+    <w:p>
+      <w:pPr>
+        <w:pStyle w:val="FirstParagraph"/>
+      </w:pPr>
+      <w:r>
+        <w:rPr>
+          <w:iCs/>
+          <w:i/>
+        </w:rPr>
+        <w:t xml:space="preserve">New file — 47 lines</w:t>
+      </w:r>
+    </w:p>
+    <w:p>
+      <w:pPr>
+        <w:numPr>
+          <w:ilvl w:val="0"/>
+          <w:numId w:val="1038"/>
+        </w:numPr>
+        <w:pStyle w:val="Compact"/>
+      </w:pPr>
+      <w:r>
+        <w:t xml:space="preserve">Added package</w:t>
+      </w:r>
+      <w:r>
+        <w:t xml:space="preserve"> </w:t>
+      </w:r>
+      <w:r>
+        <w:rPr>
+          <w:rStyle w:val="VerbatimChar"/>
+        </w:rPr>
+        <w:t xml:space="preserve">@expo/vector-icons</w:t>
+      </w:r>
+      <w:r>
+        <w:t xml:space="preserve"> </w:t>
+      </w:r>
+      <w:r>
+        <w:t xml:space="preserve">^15.0.3</w:t>
+      </w:r>
+    </w:p>
+    <w:p>
+      <w:pPr>
+        <w:numPr>
+          <w:ilvl w:val="0"/>
+          <w:numId w:val="1038"/>
+        </w:numPr>
+        <w:pStyle w:val="Compact"/>
+      </w:pPr>
+      <w:r>
+        <w:t xml:space="preserve">Added package</w:t>
+      </w:r>
+      <w:r>
+        <w:t xml:space="preserve"> </w:t>
+      </w:r>
+      <w:r>
+        <w:rPr>
+          <w:rStyle w:val="VerbatimChar"/>
+        </w:rPr>
+        <w:t xml:space="preserve">@react-navigation/bottom-tabs</w:t>
+      </w:r>
+      <w:r>
+        <w:t xml:space="preserve"> </w:t>
+      </w:r>
+      <w:r>
+        <w:t xml:space="preserve">^7.4.0</w:t>
+      </w:r>
+    </w:p>
+    <w:p>
+      <w:pPr>
+        <w:numPr>
+          <w:ilvl w:val="0"/>
+          <w:numId w:val="1038"/>
+        </w:numPr>
+        <w:pStyle w:val="Compact"/>
+      </w:pPr>
+      <w:r>
+        <w:t xml:space="preserve">Added package</w:t>
+      </w:r>
+      <w:r>
+        <w:t xml:space="preserve"> </w:t>
+      </w:r>
+      <w:r>
+        <w:rPr>
+          <w:rStyle w:val="VerbatimChar"/>
+        </w:rPr>
+        <w:t xml:space="preserve">@react-navigation/elements</w:t>
+      </w:r>
+      <w:r>
+        <w:t xml:space="preserve"> </w:t>
+      </w:r>
+      <w:r>
+        <w:t xml:space="preserve">^2.6.3</w:t>
+      </w:r>
+    </w:p>
+    <w:p>
+      <w:pPr>
+        <w:numPr>
+          <w:ilvl w:val="0"/>
+          <w:numId w:val="1038"/>
+        </w:numPr>
+        <w:pStyle w:val="Compact"/>
+      </w:pPr>
+      <w:r>
+        <w:t xml:space="preserve">Added package</w:t>
+      </w:r>
+      <w:r>
+        <w:t xml:space="preserve"> </w:t>
+      </w:r>
+      <w:r>
+        <w:rPr>
+          <w:rStyle w:val="VerbatimChar"/>
+        </w:rPr>
+        <w:t xml:space="preserve">@react-navigation/native</w:t>
+      </w:r>
+      <w:r>
+        <w:t xml:space="preserve"> </w:t>
+      </w:r>
+      <w:r>
+        <w:t xml:space="preserve">^7.1.8</w:t>
+      </w:r>
+    </w:p>
+    <w:p>
+      <w:pPr>
+        <w:numPr>
+          <w:ilvl w:val="0"/>
+          <w:numId w:val="1038"/>
+        </w:numPr>
+        <w:pStyle w:val="Compact"/>
+      </w:pPr>
+      <w:r>
+        <w:t xml:space="preserve">Added package</w:t>
+      </w:r>
+      <w:r>
+        <w:t xml:space="preserve"> </w:t>
+      </w:r>
+      <w:r>
+        <w:rPr>
+          <w:rStyle w:val="VerbatimChar"/>
+        </w:rPr>
+        <w:t xml:space="preserve">expo</w:t>
+      </w:r>
+      <w:r>
+        <w:t xml:space="preserve"> </w:t>
+      </w:r>
+      <w:r>
+        <w:t xml:space="preserve">~54.0.36</w:t>
+      </w:r>
+    </w:p>
+    <w:p>
+      <w:pPr>
+        <w:numPr>
+          <w:ilvl w:val="0"/>
+          <w:numId w:val="1038"/>
+        </w:numPr>
+        <w:pStyle w:val="Compact"/>
+      </w:pPr>
+      <w:r>
+        <w:t xml:space="preserve">Added package</w:t>
+      </w:r>
+      <w:r>
+        <w:t xml:space="preserve"> </w:t>
+      </w:r>
+      <w:r>
+        <w:rPr>
+          <w:rStyle w:val="VerbatimChar"/>
+        </w:rPr>
+        <w:t xml:space="preserve">expo-constants</w:t>
+      </w:r>
+      <w:r>
+        <w:t xml:space="preserve"> </w:t>
+      </w:r>
+      <w:r>
+        <w:t xml:space="preserve">~18.0.13</w:t>
+      </w:r>
+    </w:p>
+    <w:p>
+      <w:pPr>
+        <w:numPr>
+          <w:ilvl w:val="0"/>
+          <w:numId w:val="1038"/>
+        </w:numPr>
+        <w:pStyle w:val="Compact"/>
+      </w:pPr>
+      <w:r>
+        <w:t xml:space="preserve">Added package</w:t>
+      </w:r>
+      <w:r>
+        <w:t xml:space="preserve"> </w:t>
+      </w:r>
+      <w:r>
+        <w:rPr>
+          <w:rStyle w:val="VerbatimChar"/>
+        </w:rPr>
+        <w:t xml:space="preserve">expo-font</w:t>
+      </w:r>
+      <w:r>
+        <w:t xml:space="preserve"> </w:t>
+      </w:r>
+      <w:r>
+        <w:t xml:space="preserve">~14.0.12</w:t>
+      </w:r>
+    </w:p>
+    <w:p>
+      <w:pPr>
+        <w:numPr>
+          <w:ilvl w:val="0"/>
+          <w:numId w:val="1038"/>
+        </w:numPr>
+        <w:pStyle w:val="Compact"/>
+      </w:pPr>
+      <w:r>
+        <w:t xml:space="preserve">Added package</w:t>
+      </w:r>
+      <w:r>
+        <w:t xml:space="preserve"> </w:t>
+      </w:r>
+      <w:r>
+        <w:rPr>
+          <w:rStyle w:val="VerbatimChar"/>
+        </w:rPr>
+        <w:t xml:space="preserve">expo-haptics</w:t>
+      </w:r>
+      <w:r>
+        <w:t xml:space="preserve"> </w:t>
+      </w:r>
+      <w:r>
+        <w:t xml:space="preserve">~15.0.8</w:t>
+      </w:r>
+    </w:p>
+    <w:p>
+      <w:pPr>
+        <w:numPr>
+          <w:ilvl w:val="0"/>
+          <w:numId w:val="1038"/>
+        </w:numPr>
+        <w:pStyle w:val="Compact"/>
+      </w:pPr>
+      <w:r>
+        <w:t xml:space="preserve">Added package</w:t>
+      </w:r>
+      <w:r>
+        <w:t xml:space="preserve"> </w:t>
+      </w:r>
+      <w:r>
+        <w:rPr>
+          <w:rStyle w:val="VerbatimChar"/>
+        </w:rPr>
+        <w:t xml:space="preserve">expo-image</w:t>
+      </w:r>
+      <w:r>
+        <w:t xml:space="preserve"> </w:t>
+      </w:r>
+      <w:r>
+        <w:t xml:space="preserve">~3.0.11</w:t>
+      </w:r>
+    </w:p>
+    <w:p>
+      <w:pPr>
+        <w:numPr>
+          <w:ilvl w:val="0"/>
+          <w:numId w:val="1038"/>
+        </w:numPr>
+        <w:pStyle w:val="Compact"/>
+      </w:pPr>
+      <w:r>
+        <w:t xml:space="preserve">Added package</w:t>
+      </w:r>
+      <w:r>
+        <w:t xml:space="preserve"> </w:t>
+      </w:r>
+      <w:r>
+        <w:rPr>
+          <w:rStyle w:val="VerbatimChar"/>
+        </w:rPr>
+        <w:t xml:space="preserve">expo-linking</w:t>
+      </w:r>
+      <w:r>
+        <w:t xml:space="preserve"> </w:t>
+      </w:r>
+      <w:r>
+        <w:t xml:space="preserve">~8.0.12</w:t>
+      </w:r>
+    </w:p>
+    <w:p>
+      <w:pPr>
+        <w:numPr>
+          <w:ilvl w:val="0"/>
+          <w:numId w:val="1038"/>
+        </w:numPr>
+        <w:pStyle w:val="Compact"/>
+      </w:pPr>
+      <w:r>
+        <w:t xml:space="preserve">Added package</w:t>
+      </w:r>
+      <w:r>
+        <w:t xml:space="preserve"> </w:t>
+      </w:r>
+      <w:r>
+        <w:rPr>
+          <w:rStyle w:val="VerbatimChar"/>
+        </w:rPr>
+        <w:t xml:space="preserve">expo-router</w:t>
+      </w:r>
+      <w:r>
+        <w:t xml:space="preserve"> </w:t>
+      </w:r>
+      <w:r>
+        <w:t xml:space="preserve">~6.0.24</w:t>
+      </w:r>
+    </w:p>
+    <w:p>
+      <w:pPr>
+        <w:numPr>
+          <w:ilvl w:val="0"/>
+          <w:numId w:val="1038"/>
+        </w:numPr>
+        <w:pStyle w:val="Compact"/>
+      </w:pPr>
+      <w:r>
+        <w:t xml:space="preserve">Added package</w:t>
+      </w:r>
+      <w:r>
+        <w:t xml:space="preserve"> </w:t>
+      </w:r>
+      <w:r>
+        <w:rPr>
+          <w:rStyle w:val="VerbatimChar"/>
+        </w:rPr>
+        <w:t xml:space="preserve">expo-splash-screen</w:t>
+      </w:r>
+      <w:r>
+        <w:t xml:space="preserve"> </w:t>
+      </w:r>
+      <w:r>
+        <w:t xml:space="preserve">~31.0.13</w:t>
+      </w:r>
+    </w:p>
+    <w:p>
+      <w:pPr>
+        <w:numPr>
+          <w:ilvl w:val="0"/>
+          <w:numId w:val="1038"/>
+        </w:numPr>
+        <w:pStyle w:val="Compact"/>
+      </w:pPr>
+      <w:r>
+        <w:t xml:space="preserve">Added package</w:t>
+      </w:r>
+      <w:r>
+        <w:t xml:space="preserve"> </w:t>
+      </w:r>
+      <w:r>
+        <w:rPr>
+          <w:rStyle w:val="VerbatimChar"/>
+        </w:rPr>
+        <w:t xml:space="preserve">expo-status-bar</w:t>
+      </w:r>
+      <w:r>
+        <w:t xml:space="preserve"> </w:t>
+      </w:r>
+      <w:r>
+        <w:t xml:space="preserve">~3.0.9</w:t>
+      </w:r>
+    </w:p>
+    <w:p>
+      <w:pPr>
+        <w:numPr>
+          <w:ilvl w:val="0"/>
+          <w:numId w:val="1038"/>
+        </w:numPr>
+        <w:pStyle w:val="Compact"/>
+      </w:pPr>
+      <w:r>
+        <w:t xml:space="preserve">Added package</w:t>
+      </w:r>
+      <w:r>
+        <w:t xml:space="preserve"> </w:t>
+      </w:r>
+      <w:r>
+        <w:rPr>
+          <w:rStyle w:val="VerbatimChar"/>
+        </w:rPr>
+        <w:t xml:space="preserve">expo-symbols</w:t>
+      </w:r>
+      <w:r>
+        <w:t xml:space="preserve"> </w:t>
+      </w:r>
+      <w:r>
+        <w:t xml:space="preserve">~1.0.8</w:t>
+      </w:r>
+    </w:p>
+    <w:p>
+      <w:pPr>
+        <w:numPr>
+          <w:ilvl w:val="0"/>
+          <w:numId w:val="1038"/>
+        </w:numPr>
+        <w:pStyle w:val="Compact"/>
+      </w:pPr>
+      <w:r>
+        <w:t xml:space="preserve">Added package</w:t>
+      </w:r>
+      <w:r>
+        <w:t xml:space="preserve"> </w:t>
+      </w:r>
+      <w:r>
+        <w:rPr>
+          <w:rStyle w:val="VerbatimChar"/>
+        </w:rPr>
+        <w:t xml:space="preserve">expo-system-ui</w:t>
+      </w:r>
+      <w:r>
+        <w:t xml:space="preserve"> </w:t>
+      </w:r>
+      <w:r>
+        <w:t xml:space="preserve">~6.0.9</w:t>
+      </w:r>
+    </w:p>
+    <w:p>
+      <w:pPr>
+        <w:numPr>
+          <w:ilvl w:val="0"/>
+          <w:numId w:val="1038"/>
+        </w:numPr>
+        <w:pStyle w:val="Compact"/>
+      </w:pPr>
+      <w:r>
+        <w:t xml:space="preserve">Added package</w:t>
+      </w:r>
+      <w:r>
+        <w:t xml:space="preserve"> </w:t>
+      </w:r>
+      <w:r>
+        <w:rPr>
+          <w:rStyle w:val="VerbatimChar"/>
+        </w:rPr>
+        <w:t xml:space="preserve">expo-web-browser</w:t>
+      </w:r>
+      <w:r>
+        <w:t xml:space="preserve"> </w:t>
+      </w:r>
+      <w:r>
+        <w:t xml:space="preserve">~15.0.11</w:t>
+      </w:r>
+    </w:p>
+    <w:p>
+      <w:pPr>
+        <w:numPr>
+          <w:ilvl w:val="0"/>
+          <w:numId w:val="1038"/>
+        </w:numPr>
+        <w:pStyle w:val="Compact"/>
+      </w:pPr>
+      <w:r>
+        <w:t xml:space="preserve">Added package</w:t>
+      </w:r>
+      <w:r>
+        <w:t xml:space="preserve"> </w:t>
+      </w:r>
+      <w:r>
+        <w:rPr>
+          <w:rStyle w:val="VerbatimChar"/>
+        </w:rPr>
+        <w:t xml:space="preserve">react</w:t>
+      </w:r>
+      <w:r>
+        <w:t xml:space="preserve"> </w:t>
+      </w:r>
+      <w:r>
+        <w:t xml:space="preserve">19.1.0</w:t>
+      </w:r>
+    </w:p>
+    <w:p>
+      <w:pPr>
+        <w:numPr>
+          <w:ilvl w:val="0"/>
+          <w:numId w:val="1038"/>
+        </w:numPr>
+        <w:pStyle w:val="Compact"/>
+      </w:pPr>
+      <w:r>
+        <w:t xml:space="preserve">Added package</w:t>
+      </w:r>
+      <w:r>
+        <w:t xml:space="preserve"> </w:t>
+      </w:r>
+      <w:r>
+        <w:rPr>
+          <w:rStyle w:val="VerbatimChar"/>
+        </w:rPr>
+        <w:t xml:space="preserve">react-dom</w:t>
+      </w:r>
+      <w:r>
+        <w:t xml:space="preserve"> </w:t>
+      </w:r>
+      <w:r>
+        <w:t xml:space="preserve">19.1.0</w:t>
+      </w:r>
+    </w:p>
+    <w:p>
+      <w:pPr>
+        <w:numPr>
+          <w:ilvl w:val="0"/>
+          <w:numId w:val="1038"/>
+        </w:numPr>
+        <w:pStyle w:val="Compact"/>
+      </w:pPr>
+      <w:r>
+        <w:t xml:space="preserve">Added package</w:t>
+      </w:r>
+      <w:r>
+        <w:t xml:space="preserve"> </w:t>
+      </w:r>
+      <w:r>
+        <w:rPr>
+          <w:rStyle w:val="VerbatimChar"/>
+        </w:rPr>
+        <w:t xml:space="preserve">react-native</w:t>
+      </w:r>
+      <w:r>
+        <w:t xml:space="preserve"> </w:t>
+      </w:r>
+      <w:r>
+        <w:t xml:space="preserve">0.81.5</w:t>
+      </w:r>
+    </w:p>
+    <w:p>
+      <w:pPr>
+        <w:numPr>
+          <w:ilvl w:val="0"/>
+          <w:numId w:val="1038"/>
+        </w:numPr>
+        <w:pStyle w:val="Compact"/>
+      </w:pPr>
+      <w:r>
+        <w:t xml:space="preserve">Added package</w:t>
+      </w:r>
+      <w:r>
+        <w:t xml:space="preserve"> </w:t>
+      </w:r>
+      <w:r>
+        <w:rPr>
+          <w:rStyle w:val="VerbatimChar"/>
+        </w:rPr>
+        <w:t xml:space="preserve">react-native-gesture-handler</w:t>
+      </w:r>
+      <w:r>
+        <w:t xml:space="preserve"> </w:t>
+      </w:r>
+      <w:r>
+        <w:t xml:space="preserve">~2.28.0</w:t>
+      </w:r>
+    </w:p>
+    <w:p>
+      <w:pPr>
+        <w:numPr>
+          <w:ilvl w:val="0"/>
+          <w:numId w:val="1038"/>
+        </w:numPr>
+        <w:pStyle w:val="Compact"/>
+      </w:pPr>
+      <w:r>
+        <w:t xml:space="preserve">Added package</w:t>
+      </w:r>
+      <w:r>
+        <w:t xml:space="preserve"> </w:t>
+      </w:r>
+      <w:r>
+        <w:rPr>
+          <w:rStyle w:val="VerbatimChar"/>
+        </w:rPr>
+        <w:t xml:space="preserve">react-native-worklets</w:t>
+      </w:r>
+      <w:r>
+        <w:t xml:space="preserve"> </w:t>
+      </w:r>
+      <w:r>
+        <w:t xml:space="preserve">0.5.1</w:t>
+      </w:r>
+    </w:p>
+    <w:p>
+      <w:pPr>
+        <w:numPr>
+          <w:ilvl w:val="0"/>
+          <w:numId w:val="1038"/>
+        </w:numPr>
+        <w:pStyle w:val="Compact"/>
+      </w:pPr>
+      <w:r>
+        <w:t xml:space="preserve">Added package</w:t>
+      </w:r>
+      <w:r>
+        <w:t xml:space="preserve"> </w:t>
+      </w:r>
+      <w:r>
+        <w:rPr>
+          <w:rStyle w:val="VerbatimChar"/>
+        </w:rPr>
+        <w:t xml:space="preserve">react-native-reanimated</w:t>
+      </w:r>
+      <w:r>
+        <w:t xml:space="preserve"> </w:t>
+      </w:r>
+      <w:r>
+        <w:t xml:space="preserve">~4.1.1</w:t>
+      </w:r>
+    </w:p>
+    <w:p>
+      <w:pPr>
+        <w:numPr>
+          <w:ilvl w:val="0"/>
+          <w:numId w:val="1038"/>
+        </w:numPr>
+        <w:pStyle w:val="Compact"/>
+      </w:pPr>
+      <w:r>
+        <w:t xml:space="preserve">Added package</w:t>
+      </w:r>
+      <w:r>
+        <w:t xml:space="preserve"> </w:t>
+      </w:r>
+      <w:r>
+        <w:rPr>
+          <w:rStyle w:val="VerbatimChar"/>
+        </w:rPr>
+        <w:t xml:space="preserve">react-native-safe-area-context</w:t>
+      </w:r>
+      <w:r>
+        <w:t xml:space="preserve"> </w:t>
+      </w:r>
+      <w:r>
+        <w:t xml:space="preserve">~5.6.0</w:t>
+      </w:r>
+    </w:p>
+    <w:p>
+      <w:pPr>
+        <w:numPr>
+          <w:ilvl w:val="0"/>
+          <w:numId w:val="1038"/>
+        </w:numPr>
+        <w:pStyle w:val="Compact"/>
+      </w:pPr>
+      <w:r>
+        <w:t xml:space="preserve">Added package</w:t>
+      </w:r>
+      <w:r>
+        <w:t xml:space="preserve"> </w:t>
+      </w:r>
+      <w:r>
+        <w:rPr>
+          <w:rStyle w:val="VerbatimChar"/>
+        </w:rPr>
+        <w:t xml:space="preserve">react-native-screens</w:t>
+      </w:r>
+      <w:r>
+        <w:t xml:space="preserve"> </w:t>
+      </w:r>
+      <w:r>
+        <w:t xml:space="preserve">~4.16.0</w:t>
+      </w:r>
+    </w:p>
+    <w:p>
+      <w:pPr>
+        <w:numPr>
+          <w:ilvl w:val="0"/>
+          <w:numId w:val="1038"/>
+        </w:numPr>
+        <w:pStyle w:val="Compact"/>
+      </w:pPr>
+      <w:r>
+        <w:t xml:space="preserve">Added package</w:t>
+      </w:r>
+      <w:r>
+        <w:t xml:space="preserve"> </w:t>
+      </w:r>
+      <w:r>
+        <w:rPr>
+          <w:rStyle w:val="VerbatimChar"/>
+        </w:rPr>
+        <w:t xml:space="preserve">react-native-web</w:t>
+      </w:r>
+      <w:r>
+        <w:t xml:space="preserve"> </w:t>
+      </w:r>
+      <w:r>
+        <w:t xml:space="preserve">~0.21.0</w:t>
+      </w:r>
+    </w:p>
+    <w:p>
+      <w:pPr>
+        <w:numPr>
+          <w:ilvl w:val="0"/>
+          <w:numId w:val="1038"/>
+        </w:numPr>
+        <w:pStyle w:val="Compact"/>
+      </w:pPr>
+      <w:r>
+        <w:t xml:space="preserve">Added package</w:t>
+      </w:r>
+      <w:r>
+        <w:t xml:space="preserve"> </w:t>
+      </w:r>
+      <w:r>
+        <w:rPr>
+          <w:rStyle w:val="VerbatimChar"/>
+        </w:rPr>
+        <w:t xml:space="preserve">@types/react</w:t>
+      </w:r>
+      <w:r>
+        <w:t xml:space="preserve"> </w:t>
+      </w:r>
+      <w:r>
+        <w:t xml:space="preserve">~19.1.0</w:t>
+      </w:r>
+    </w:p>
+    <w:p>
+      <w:pPr>
+        <w:numPr>
+          <w:ilvl w:val="0"/>
+          <w:numId w:val="1038"/>
+        </w:numPr>
+        <w:pStyle w:val="Compact"/>
+      </w:pPr>
+      <w:r>
+        <w:t xml:space="preserve">Added package</w:t>
+      </w:r>
+      <w:r>
+        <w:t xml:space="preserve"> </w:t>
+      </w:r>
+      <w:r>
+        <w:rPr>
+          <w:rStyle w:val="VerbatimChar"/>
+        </w:rPr>
+        <w:t xml:space="preserve">typescript</w:t>
+      </w:r>
+      <w:r>
+        <w:t xml:space="preserve"> </w:t>
+      </w:r>
+      <w:r>
+        <w:t xml:space="preserve">~5.9.2</w:t>
+      </w:r>
+    </w:p>
+    <w:p>
+      <w:pPr>
+        <w:numPr>
+          <w:ilvl w:val="0"/>
+          <w:numId w:val="1038"/>
+        </w:numPr>
+        <w:pStyle w:val="Compact"/>
+      </w:pPr>
+      <w:r>
+        <w:t xml:space="preserve">Added package</w:t>
+      </w:r>
+      <w:r>
+        <w:t xml:space="preserve"> </w:t>
+      </w:r>
+      <w:r>
+        <w:rPr>
+          <w:rStyle w:val="VerbatimChar"/>
+        </w:rPr>
+        <w:t xml:space="preserve">eslint</w:t>
+      </w:r>
+      <w:r>
+        <w:t xml:space="preserve"> </w:t>
+      </w:r>
+      <w:r>
+        <w:t xml:space="preserve">^9.25.0</w:t>
+      </w:r>
+    </w:p>
+    <w:p>
+      <w:pPr>
+        <w:numPr>
+          <w:ilvl w:val="0"/>
+          <w:numId w:val="1038"/>
+        </w:numPr>
+        <w:pStyle w:val="Compact"/>
+      </w:pPr>
+      <w:r>
+        <w:t xml:space="preserve">Added package</w:t>
+      </w:r>
+      <w:r>
+        <w:t xml:space="preserve"> </w:t>
+      </w:r>
+      <w:r>
+        <w:rPr>
+          <w:rStyle w:val="VerbatimChar"/>
+        </w:rPr>
+        <w:t xml:space="preserve">eslint-config-expo</w:t>
+      </w:r>
+      <w:r>
+        <w:t xml:space="preserve"> </w:t>
+      </w:r>
+      <w:r>
+        <w:t xml:space="preserve">~10.0.0</w:t>
+      </w:r>
+    </w:p>
+    <w:p>
+      <w:pPr>
+        <w:numPr>
+          <w:ilvl w:val="0"/>
+          <w:numId w:val="1038"/>
+        </w:numPr>
+        <w:pStyle w:val="Compact"/>
+      </w:pPr>
+      <w:r>
+        <w:t xml:space="preserve">Added npm script</w:t>
+      </w:r>
+      <w:r>
+        <w:t xml:space="preserve"> </w:t>
+      </w:r>
+      <w:r>
+        <w:rPr>
+          <w:rStyle w:val="VerbatimChar"/>
+        </w:rPr>
+        <w:t xml:space="preserve">start</w:t>
+      </w:r>
+    </w:p>
+    <w:p>
+      <w:pPr>
+        <w:numPr>
+          <w:ilvl w:val="0"/>
+          <w:numId w:val="1038"/>
+        </w:numPr>
+        <w:pStyle w:val="Compact"/>
+      </w:pPr>
+      <w:r>
+        <w:t xml:space="preserve">Added npm script</w:t>
+      </w:r>
+      <w:r>
+        <w:t xml:space="preserve"> </w:t>
+      </w:r>
+      <w:r>
+        <w:rPr>
+          <w:rStyle w:val="VerbatimChar"/>
+        </w:rPr>
+        <w:t xml:space="preserve">reset-project</w:t>
+      </w:r>
+    </w:p>
+    <w:p>
+      <w:pPr>
+        <w:numPr>
+          <w:ilvl w:val="0"/>
+          <w:numId w:val="1038"/>
+        </w:numPr>
+        <w:pStyle w:val="Compact"/>
+      </w:pPr>
+      <w:r>
+        <w:t xml:space="preserve">Added npm script</w:t>
+      </w:r>
+      <w:r>
+        <w:t xml:space="preserve"> </w:t>
+      </w:r>
+      <w:r>
+        <w:rPr>
+          <w:rStyle w:val="VerbatimChar"/>
+        </w:rPr>
+        <w:t xml:space="preserve">android</w:t>
+      </w:r>
+    </w:p>
+    <w:p>
+      <w:pPr>
+        <w:numPr>
+          <w:ilvl w:val="0"/>
+          <w:numId w:val="1038"/>
+        </w:numPr>
+        <w:pStyle w:val="Compact"/>
+      </w:pPr>
+      <w:r>
+        <w:t xml:space="preserve">Added npm script</w:t>
+      </w:r>
+      <w:r>
+        <w:t xml:space="preserve"> </w:t>
+      </w:r>
+      <w:r>
+        <w:rPr>
+          <w:rStyle w:val="VerbatimChar"/>
+        </w:rPr>
+        <w:t xml:space="preserve">ios</w:t>
+      </w:r>
+    </w:p>
+    <w:p>
+      <w:pPr>
+        <w:numPr>
+          <w:ilvl w:val="0"/>
+          <w:numId w:val="1038"/>
+        </w:numPr>
+        <w:pStyle w:val="Compact"/>
+      </w:pPr>
+      <w:r>
+        <w:t xml:space="preserve">Added npm script</w:t>
+      </w:r>
+      <w:r>
+        <w:t xml:space="preserve"> </w:t>
+      </w:r>
+      <w:r>
+        <w:rPr>
+          <w:rStyle w:val="VerbatimChar"/>
+        </w:rPr>
+        <w:t xml:space="preserve">web</w:t>
+      </w:r>
+    </w:p>
+    <w:p>
+      <w:pPr>
+        <w:numPr>
+          <w:ilvl w:val="0"/>
+          <w:numId w:val="1038"/>
+        </w:numPr>
+        <w:pStyle w:val="Compact"/>
+      </w:pPr>
+      <w:r>
+        <w:t xml:space="preserve">Added npm script</w:t>
+      </w:r>
+      <w:r>
+        <w:t xml:space="preserve"> </w:t>
+      </w:r>
+      <w:r>
+        <w:rPr>
+          <w:rStyle w:val="VerbatimChar"/>
+        </w:rPr>
+        <w:t xml:space="preserve">lint</w:t>
+      </w:r>
+    </w:p>
+    <w:bookmarkEnd w:id="66"/>
+    <w:bookmarkStart w:id="67" w:name="componentsuicollapsible.tsx"/>
+    <w:p>
+      <w:pPr>
+        <w:pStyle w:val="Heading4"/>
+      </w:pPr>
+      <w:r>
+        <w:rPr>
+          <w:rStyle w:val="VerbatimChar"/>
+        </w:rPr>
+        <w:t xml:space="preserve">components/ui/collapsible.tsx</w:t>
+      </w:r>
+    </w:p>
+    <w:p>
+      <w:pPr>
+        <w:pStyle w:val="FirstParagraph"/>
+      </w:pPr>
+      <w:r>
+        <w:rPr>
+          <w:iCs/>
+          <w:i/>
+        </w:rPr>
+        <w:t xml:space="preserve">New file — 45 lines</w:t>
+      </w:r>
+    </w:p>
+    <w:p>
+      <w:pPr>
+        <w:numPr>
+          <w:ilvl w:val="0"/>
+          <w:numId w:val="1039"/>
+        </w:numPr>
+        <w:pStyle w:val="Compact"/>
+      </w:pPr>
+      <w:r>
+        <w:t xml:space="preserve">Defines:</w:t>
+      </w:r>
+      <w:r>
+        <w:t xml:space="preserve"> </w:t>
+      </w:r>
+      <w:r>
+        <w:rPr>
+          <w:rStyle w:val="VerbatimChar"/>
+        </w:rPr>
+        <w:t xml:space="preserve">Collapsible</w:t>
+      </w:r>
+      <w:r>
+        <w:t xml:space="preserve">.</w:t>
+      </w:r>
+    </w:p>
+    <w:p>
+      <w:pPr>
+        <w:numPr>
+          <w:ilvl w:val="0"/>
+          <w:numId w:val="1039"/>
+        </w:numPr>
+        <w:pStyle w:val="Compact"/>
+      </w:pPr>
+      <w:r>
+        <w:t xml:space="preserve">Uses:</w:t>
+      </w:r>
+      <w:r>
+        <w:t xml:space="preserve"> </w:t>
+      </w:r>
+      <w:r>
+        <w:rPr>
+          <w:rStyle w:val="VerbatimChar"/>
+        </w:rPr>
+        <w:t xml:space="preserve">react</w:t>
+      </w:r>
+      <w:r>
+        <w:t xml:space="preserve">,</w:t>
+      </w:r>
+      <w:r>
+        <w:t xml:space="preserve"> </w:t>
+      </w:r>
+      <w:r>
+        <w:rPr>
+          <w:rStyle w:val="VerbatimChar"/>
+        </w:rPr>
+        <w:t xml:space="preserve">react-native</w:t>
+      </w:r>
+      <w:r>
+        <w:t xml:space="preserve">,</w:t>
+      </w:r>
+      <w:r>
+        <w:t xml:space="preserve"> </w:t>
+      </w:r>
+      <w:r>
+        <w:rPr>
+          <w:rStyle w:val="VerbatimChar"/>
+        </w:rPr>
+        <w:t xml:space="preserve">@/components/themed-text</w:t>
+      </w:r>
+      <w:r>
+        <w:t xml:space="preserve">,</w:t>
+      </w:r>
+      <w:r>
+        <w:t xml:space="preserve"> </w:t>
+      </w:r>
+      <w:r>
+        <w:rPr>
+          <w:rStyle w:val="VerbatimChar"/>
+        </w:rPr>
+        <w:t xml:space="preserve">@/components/themed-view</w:t>
+      </w:r>
+      <w:r>
+        <w:t xml:space="preserve">,</w:t>
+      </w:r>
+      <w:r>
+        <w:t xml:space="preserve"> </w:t>
+      </w:r>
+      <w:r>
+        <w:rPr>
+          <w:rStyle w:val="VerbatimChar"/>
+        </w:rPr>
+        <w:t xml:space="preserve">@/components/ui/icon-symbol</w:t>
+      </w:r>
+      <w:r>
+        <w:t xml:space="preserve">,</w:t>
+      </w:r>
+      <w:r>
+        <w:t xml:space="preserve"> </w:t>
+      </w:r>
+      <w:r>
+        <w:rPr>
+          <w:rStyle w:val="VerbatimChar"/>
+        </w:rPr>
+        <w:t xml:space="preserve">@/constants/theme</w:t>
+      </w:r>
+      <w:r>
+        <w:t xml:space="preserve">,</w:t>
+      </w:r>
+      <w:r>
+        <w:t xml:space="preserve"> </w:t>
+      </w:r>
+      <w:r>
+        <w:rPr>
+          <w:rStyle w:val="VerbatimChar"/>
+        </w:rPr>
+        <w:t xml:space="preserve">@/hooks/use-color-scheme</w:t>
+      </w:r>
+      <w:r>
+        <w:t xml:space="preserve">.</w:t>
+      </w:r>
+    </w:p>
+    <w:bookmarkEnd w:id="67"/>
+    <w:bookmarkStart w:id="68" w:name="componentsuiicon-symbol.tsx"/>
+    <w:p>
+      <w:pPr>
+        <w:pStyle w:val="Heading4"/>
+      </w:pPr>
+      <w:r>
+        <w:rPr>
+          <w:rStyle w:val="VerbatimChar"/>
+        </w:rPr>
+        <w:t xml:space="preserve">components/ui/icon-symbol.tsx</w:t>
+      </w:r>
+    </w:p>
+    <w:p>
+      <w:pPr>
+        <w:pStyle w:val="FirstParagraph"/>
+      </w:pPr>
+      <w:r>
+        <w:rPr>
+          <w:iCs/>
+          <w:i/>
+        </w:rPr>
+        <w:t xml:space="preserve">New file — 41 lines</w:t>
+      </w:r>
+    </w:p>
+    <w:p>
+      <w:pPr>
+        <w:numPr>
+          <w:ilvl w:val="0"/>
+          <w:numId w:val="1040"/>
+        </w:numPr>
+        <w:pStyle w:val="Compact"/>
+      </w:pPr>
+      <w:r>
+        <w:t xml:space="preserve">Defines:</w:t>
+      </w:r>
+      <w:r>
+        <w:t xml:space="preserve"> </w:t>
+      </w:r>
+      <w:r>
+        <w:rPr>
+          <w:rStyle w:val="VerbatimChar"/>
+        </w:rPr>
+        <w:t xml:space="preserve">IconMapping</w:t>
+      </w:r>
+      <w:r>
+        <w:t xml:space="preserve">,</w:t>
+      </w:r>
+      <w:r>
+        <w:t xml:space="preserve"> </w:t>
+      </w:r>
+      <w:r>
+        <w:rPr>
+          <w:rStyle w:val="VerbatimChar"/>
+        </w:rPr>
+        <w:t xml:space="preserve">IconSymbolName</w:t>
+      </w:r>
+      <w:r>
+        <w:t xml:space="preserve">,</w:t>
+      </w:r>
+      <w:r>
+        <w:t xml:space="preserve"> </w:t>
+      </w:r>
+      <w:r>
+        <w:rPr>
+          <w:rStyle w:val="VerbatimChar"/>
+        </w:rPr>
+        <w:t xml:space="preserve">IconSymbol</w:t>
+      </w:r>
+      <w:r>
+        <w:t xml:space="preserve">.</w:t>
+      </w:r>
+    </w:p>
+    <w:p>
+      <w:pPr>
+        <w:numPr>
+          <w:ilvl w:val="0"/>
+          <w:numId w:val="1040"/>
+        </w:numPr>
+        <w:pStyle w:val="Compact"/>
+      </w:pPr>
+      <w:r>
+        <w:t xml:space="preserve">Uses:</w:t>
+      </w:r>
+      <w:r>
+        <w:t xml:space="preserve"> </w:t>
+      </w:r>
+      <w:r>
+        <w:rPr>
+          <w:rStyle w:val="VerbatimChar"/>
+        </w:rPr>
+        <w:t xml:space="preserve">@expo/vector-icons/MaterialIcons</w:t>
+      </w:r>
+      <w:r>
+        <w:t xml:space="preserve">,</w:t>
+      </w:r>
+      <w:r>
+        <w:t xml:space="preserve"> </w:t>
+      </w:r>
+      <w:r>
+        <w:rPr>
+          <w:rStyle w:val="VerbatimChar"/>
+        </w:rPr>
+        <w:t xml:space="preserve">expo-symbols</w:t>
+      </w:r>
+      <w:r>
+        <w:t xml:space="preserve">,</w:t>
+      </w:r>
+      <w:r>
+        <w:t xml:space="preserve"> </w:t>
+      </w:r>
+      <w:r>
+        <w:rPr>
+          <w:rStyle w:val="VerbatimChar"/>
+        </w:rPr>
+        <w:t xml:space="preserve">react</w:t>
+      </w:r>
+      <w:r>
+        <w:t xml:space="preserve">,</w:t>
+      </w:r>
+      <w:r>
+        <w:t xml:space="preserve"> </w:t>
+      </w:r>
+      <w:r>
+        <w:rPr>
+          <w:rStyle w:val="VerbatimChar"/>
+        </w:rPr>
+        <w:t xml:space="preserve">react-native</w:t>
+      </w:r>
+      <w:r>
+        <w:t xml:space="preserve">.</w:t>
+      </w:r>
+    </w:p>
+    <w:bookmarkEnd w:id="68"/>
+    <w:bookmarkStart w:id="69" w:name="apptabs_layout.tsx-1"/>
+    <w:p>
+      <w:pPr>
+        <w:pStyle w:val="Heading4"/>
+      </w:pPr>
+      <w:r>
+        <w:rPr>
+          <w:rStyle w:val="VerbatimChar"/>
+        </w:rPr>
+        <w:t xml:space="preserve">app/(tabs)/_layout.tsx</w:t>
+      </w:r>
+    </w:p>
+    <w:p>
+      <w:pPr>
+        <w:pStyle w:val="FirstParagraph"/>
+      </w:pPr>
+      <w:r>
+        <w:rPr>
+          <w:iCs/>
+          <w:i/>
+        </w:rPr>
+        <w:t xml:space="preserve">New file — 35 lines</w:t>
+      </w:r>
+    </w:p>
+    <w:p>
+      <w:pPr>
+        <w:numPr>
+          <w:ilvl w:val="0"/>
+          <w:numId w:val="1041"/>
+        </w:numPr>
+        <w:pStyle w:val="Compact"/>
+      </w:pPr>
+      <w:r>
+        <w:t xml:space="preserve">Defines:</w:t>
+      </w:r>
+      <w:r>
+        <w:t xml:space="preserve"> </w:t>
+      </w:r>
+      <w:r>
+        <w:rPr>
+          <w:rStyle w:val="VerbatimChar"/>
+        </w:rPr>
+        <w:t xml:space="preserve">TabLayout</w:t>
+      </w:r>
+      <w:r>
+        <w:t xml:space="preserve">.</w:t>
+      </w:r>
+    </w:p>
+    <w:p>
+      <w:pPr>
+        <w:numPr>
+          <w:ilvl w:val="0"/>
+          <w:numId w:val="1041"/>
+        </w:numPr>
+        <w:pStyle w:val="Compact"/>
+      </w:pPr>
+      <w:r>
+        <w:t xml:space="preserve">Uses:</w:t>
+      </w:r>
+      <w:r>
+        <w:t xml:space="preserve"> </w:t>
+      </w:r>
+      <w:r>
+        <w:rPr>
+          <w:rStyle w:val="VerbatimChar"/>
+        </w:rPr>
+        <w:t xml:space="preserve">expo-router</w:t>
+      </w:r>
+      <w:r>
+        <w:t xml:space="preserve">,</w:t>
+      </w:r>
+      <w:r>
+        <w:t xml:space="preserve"> </w:t>
+      </w:r>
+      <w:r>
+        <w:rPr>
+          <w:rStyle w:val="VerbatimChar"/>
+        </w:rPr>
+        <w:t xml:space="preserve">react</w:t>
+      </w:r>
+      <w:r>
+        <w:t xml:space="preserve">,</w:t>
+      </w:r>
+      <w:r>
+        <w:t xml:space="preserve"> </w:t>
+      </w:r>
+      <w:r>
+        <w:rPr>
+          <w:rStyle w:val="VerbatimChar"/>
+        </w:rPr>
+        <w:t xml:space="preserve">@/components/haptic-tab</w:t>
+      </w:r>
+      <w:r>
+        <w:t xml:space="preserve">,</w:t>
+      </w:r>
+      <w:r>
+        <w:t xml:space="preserve"> </w:t>
+      </w:r>
+      <w:r>
+        <w:rPr>
+          <w:rStyle w:val="VerbatimChar"/>
+        </w:rPr>
+        <w:t xml:space="preserve">@/components/ui/icon-symbol</w:t>
+      </w:r>
+      <w:r>
+        <w:t xml:space="preserve">,</w:t>
+      </w:r>
+      <w:r>
+        <w:t xml:space="preserve"> </w:t>
+      </w:r>
+      <w:r>
+        <w:rPr>
+          <w:rStyle w:val="VerbatimChar"/>
+        </w:rPr>
+        <w:t xml:space="preserve">@/constants/theme</w:t>
+      </w:r>
+      <w:r>
+        <w:t xml:space="preserve">,</w:t>
+      </w:r>
+      <w:r>
+        <w:t xml:space="preserve"> </w:t>
+      </w:r>
+      <w:r>
+        <w:rPr>
+          <w:rStyle w:val="VerbatimChar"/>
+        </w:rPr>
+        <w:t xml:space="preserve">@/hooks/use-color-scheme</w:t>
+      </w:r>
+      <w:r>
+        <w:t xml:space="preserve">.</w:t>
+      </w:r>
+    </w:p>
+    <w:bookmarkEnd w:id="69"/>
+    <w:bookmarkStart w:id="70" w:name="componentsuiicon-symbol.ios.tsx"/>
+    <w:p>
+      <w:pPr>
+        <w:pStyle w:val="Heading4"/>
+      </w:pPr>
+      <w:r>
+        <w:rPr>
+          <w:rStyle w:val="VerbatimChar"/>
+        </w:rPr>
+        <w:t xml:space="preserve">components/ui/icon-symbol.ios.tsx</w:t>
+      </w:r>
+    </w:p>
+    <w:p>
+      <w:pPr>
+        <w:pStyle w:val="FirstParagraph"/>
+      </w:pPr>
+      <w:r>
+        <w:rPr>
+          <w:iCs/>
+          <w:i/>
+        </w:rPr>
+        <w:t xml:space="preserve">New file — 32 lines</w:t>
+      </w:r>
+    </w:p>
+    <w:p>
+      <w:pPr>
+        <w:numPr>
+          <w:ilvl w:val="0"/>
+          <w:numId w:val="1042"/>
+        </w:numPr>
+        <w:pStyle w:val="Compact"/>
+      </w:pPr>
+      <w:r>
+        <w:t xml:space="preserve">Defines:</w:t>
+      </w:r>
+      <w:r>
+        <w:t xml:space="preserve"> </w:t>
+      </w:r>
+      <w:r>
+        <w:rPr>
+          <w:rStyle w:val="VerbatimChar"/>
+        </w:rPr>
+        <w:t xml:space="preserve">IconSymbol</w:t>
+      </w:r>
+      <w:r>
+        <w:t xml:space="preserve">.</w:t>
+      </w:r>
+    </w:p>
+    <w:p>
+      <w:pPr>
+        <w:numPr>
+          <w:ilvl w:val="0"/>
+          <w:numId w:val="1042"/>
+        </w:numPr>
+        <w:pStyle w:val="Compact"/>
+      </w:pPr>
+      <w:r>
+        <w:t xml:space="preserve">Uses:</w:t>
+      </w:r>
+      <w:r>
+        <w:t xml:space="preserve"> </w:t>
+      </w:r>
+      <w:r>
+        <w:rPr>
+          <w:rStyle w:val="VerbatimChar"/>
+        </w:rPr>
+        <w:t xml:space="preserve">expo-symbols</w:t>
+      </w:r>
+      <w:r>
+        <w:t xml:space="preserve">,</w:t>
+      </w:r>
+      <w:r>
+        <w:t xml:space="preserve"> </w:t>
+      </w:r>
+      <w:r>
+        <w:rPr>
+          <w:rStyle w:val="VerbatimChar"/>
+        </w:rPr>
+        <w:t xml:space="preserve">react-native</w:t>
+      </w:r>
+      <w:r>
+        <w:t xml:space="preserve">.</w:t>
+      </w:r>
+    </w:p>
+    <w:bookmarkEnd w:id="70"/>
+    <w:bookmarkStart w:id="71" w:name="appmodal.tsx-1"/>
+    <w:p>
+      <w:pPr>
+        <w:pStyle w:val="Heading4"/>
+      </w:pPr>
+      <w:r>
+        <w:rPr>
+          <w:rStyle w:val="VerbatimChar"/>
+        </w:rPr>
+        <w:t xml:space="preserve">app/modal.tsx</w:t>
+      </w:r>
+    </w:p>
+    <w:p>
+      <w:pPr>
+        <w:pStyle w:val="FirstParagraph"/>
+      </w:pPr>
+      <w:r>
+        <w:rPr>
+          <w:iCs/>
+          <w:i/>
+        </w:rPr>
+        <w:t xml:space="preserve">New file — 29 lines</w:t>
+      </w:r>
+    </w:p>
+    <w:p>
+      <w:pPr>
+        <w:numPr>
+          <w:ilvl w:val="0"/>
+          <w:numId w:val="1043"/>
+        </w:numPr>
+        <w:pStyle w:val="Compact"/>
+      </w:pPr>
+      <w:r>
+        <w:t xml:space="preserve">Defines:</w:t>
+      </w:r>
+      <w:r>
+        <w:t xml:space="preserve"> </w:t>
+      </w:r>
+      <w:r>
+        <w:rPr>
+          <w:rStyle w:val="VerbatimChar"/>
+        </w:rPr>
+        <w:t xml:space="preserve">ModalScreen</w:t>
+      </w:r>
+      <w:r>
+        <w:t xml:space="preserve">.</w:t>
+      </w:r>
+    </w:p>
+    <w:p>
+      <w:pPr>
+        <w:numPr>
+          <w:ilvl w:val="0"/>
+          <w:numId w:val="1043"/>
+        </w:numPr>
+        <w:pStyle w:val="Compact"/>
+      </w:pPr>
+      <w:r>
+        <w:t xml:space="preserve">Uses:</w:t>
+      </w:r>
+      <w:r>
+        <w:t xml:space="preserve"> </w:t>
+      </w:r>
+      <w:r>
+        <w:rPr>
+          <w:rStyle w:val="VerbatimChar"/>
+        </w:rPr>
+        <w:t xml:space="preserve">expo-router</w:t>
+      </w:r>
+      <w:r>
+        <w:t xml:space="preserve">,</w:t>
+      </w:r>
+      <w:r>
+        <w:t xml:space="preserve"> </w:t>
+      </w:r>
+      <w:r>
+        <w:rPr>
+          <w:rStyle w:val="VerbatimChar"/>
+        </w:rPr>
+        <w:t xml:space="preserve">react-native</w:t>
+      </w:r>
+      <w:r>
+        <w:t xml:space="preserve">,</w:t>
+      </w:r>
+      <w:r>
+        <w:t xml:space="preserve"> </w:t>
+      </w:r>
+      <w:r>
+        <w:rPr>
+          <w:rStyle w:val="VerbatimChar"/>
+        </w:rPr>
+        <w:t xml:space="preserve">@/components/themed-text</w:t>
+      </w:r>
+      <w:r>
+        <w:t xml:space="preserve">,</w:t>
+      </w:r>
+      <w:r>
+        <w:t xml:space="preserve"> </w:t>
+      </w:r>
+      <w:r>
+        <w:rPr>
+          <w:rStyle w:val="VerbatimChar"/>
+        </w:rPr>
+        <w:t xml:space="preserve">@/components/themed-view</w:t>
+      </w:r>
+      <w:r>
+        <w:t xml:space="preserve">.</w:t>
+      </w:r>
+    </w:p>
+    <w:bookmarkEnd w:id="71"/>
+    <w:bookmarkStart w:id="72" w:name="componentsexternal-link.tsx"/>
+    <w:p>
+      <w:pPr>
+        <w:pStyle w:val="Heading4"/>
+      </w:pPr>
+      <w:r>
+        <w:rPr>
+          <w:rStyle w:val="VerbatimChar"/>
+        </w:rPr>
+        <w:t xml:space="preserve">components/external-link.tsx</w:t>
+      </w:r>
+    </w:p>
+    <w:p>
+      <w:pPr>
+        <w:pStyle w:val="FirstParagraph"/>
+      </w:pPr>
+      <w:r>
+        <w:rPr>
+          <w:iCs/>
+          <w:i/>
+        </w:rPr>
+        <w:t xml:space="preserve">New file — 25 lines</w:t>
+      </w:r>
+    </w:p>
+    <w:p>
+      <w:pPr>
+        <w:numPr>
+          <w:ilvl w:val="0"/>
+          <w:numId w:val="1044"/>
+        </w:numPr>
+        <w:pStyle w:val="Compact"/>
+      </w:pPr>
+      <w:r>
+        <w:t xml:space="preserve">Defines:</w:t>
+      </w:r>
+      <w:r>
+        <w:t xml:space="preserve"> </w:t>
+      </w:r>
+      <w:r>
+        <w:rPr>
+          <w:rStyle w:val="VerbatimChar"/>
+        </w:rPr>
+        <w:t xml:space="preserve">Props</w:t>
+      </w:r>
+      <w:r>
+        <w:t xml:space="preserve">,</w:t>
+      </w:r>
+      <w:r>
+        <w:t xml:space="preserve"> </w:t>
+      </w:r>
+      <w:r>
+        <w:rPr>
+          <w:rStyle w:val="VerbatimChar"/>
+        </w:rPr>
+        <w:t xml:space="preserve">ExternalLink</w:t>
+      </w:r>
+      <w:r>
+        <w:t xml:space="preserve">.</w:t>
+      </w:r>
+    </w:p>
+    <w:p>
+      <w:pPr>
+        <w:numPr>
+          <w:ilvl w:val="0"/>
+          <w:numId w:val="1044"/>
+        </w:numPr>
+        <w:pStyle w:val="Compact"/>
+      </w:pPr>
+      <w:r>
+        <w:t xml:space="preserve">Uses:</w:t>
+      </w:r>
+      <w:r>
+        <w:t xml:space="preserve"> </w:t>
+      </w:r>
+      <w:r>
+        <w:rPr>
+          <w:rStyle w:val="VerbatimChar"/>
+        </w:rPr>
+        <w:t xml:space="preserve">expo-router</w:t>
+      </w:r>
+      <w:r>
+        <w:t xml:space="preserve">,</w:t>
+      </w:r>
+      <w:r>
+        <w:t xml:space="preserve"> </w:t>
+      </w:r>
+      <w:r>
+        <w:rPr>
+          <w:rStyle w:val="VerbatimChar"/>
+        </w:rPr>
+        <w:t xml:space="preserve">expo-web-browser</w:t>
+      </w:r>
+      <w:r>
+        <w:t xml:space="preserve">,</w:t>
+      </w:r>
+      <w:r>
+        <w:t xml:space="preserve"> </w:t>
+      </w:r>
+      <w:r>
+        <w:rPr>
+          <w:rStyle w:val="VerbatimChar"/>
+        </w:rPr>
+        <w:t xml:space="preserve">react</w:t>
+      </w:r>
+      <w:r>
+        <w:t xml:space="preserve">.</w:t>
+      </w:r>
+    </w:p>
+    <w:p>
+      <w:pPr>
+        <w:numPr>
+          <w:ilvl w:val="0"/>
+          <w:numId w:val="1044"/>
+        </w:numPr>
+        <w:pStyle w:val="Compact"/>
+      </w:pPr>
+      <w:r>
+        <w:t xml:space="preserve">Reads environment variables:</w:t>
+      </w:r>
+      <w:r>
+        <w:t xml:space="preserve"> </w:t>
+      </w:r>
+      <w:r>
+        <w:rPr>
+          <w:rStyle w:val="VerbatimChar"/>
+        </w:rPr>
+        <w:t xml:space="preserve">EXPO_OS</w:t>
+      </w:r>
+      <w:r>
+        <w:t xml:space="preserve">.</w:t>
+      </w:r>
+    </w:p>
+    <w:bookmarkEnd w:id="72"/>
+    <w:bookmarkStart w:id="73" w:name="app_layout.tsx-1"/>
+    <w:p>
+      <w:pPr>
+        <w:pStyle w:val="Heading4"/>
+      </w:pPr>
+      <w:r>
+        <w:rPr>
+          <w:rStyle w:val="VerbatimChar"/>
+        </w:rPr>
+        <w:t xml:space="preserve">app/_layout.tsx</w:t>
+      </w:r>
+    </w:p>
+    <w:p>
+      <w:pPr>
+        <w:pStyle w:val="FirstParagraph"/>
+      </w:pPr>
+      <w:r>
+        <w:rPr>
+          <w:iCs/>
+          <w:i/>
+        </w:rPr>
+        <w:t xml:space="preserve">New file — 24 lines</w:t>
+      </w:r>
+    </w:p>
+    <w:p>
+      <w:pPr>
+        <w:numPr>
+          <w:ilvl w:val="0"/>
+          <w:numId w:val="1045"/>
+        </w:numPr>
+        <w:pStyle w:val="Compact"/>
+      </w:pPr>
+      <w:r>
+        <w:t xml:space="preserve">Defines:</w:t>
+      </w:r>
+      <w:r>
+        <w:t xml:space="preserve"> </w:t>
+      </w:r>
+      <w:r>
+        <w:rPr>
+          <w:rStyle w:val="VerbatimChar"/>
+        </w:rPr>
+        <w:t xml:space="preserve">RootLayout</w:t>
+      </w:r>
+      <w:r>
+        <w:t xml:space="preserve">.</w:t>
+      </w:r>
+    </w:p>
+    <w:p>
+      <w:pPr>
+        <w:numPr>
+          <w:ilvl w:val="0"/>
+          <w:numId w:val="1045"/>
+        </w:numPr>
+        <w:pStyle w:val="Compact"/>
+      </w:pPr>
+      <w:r>
+        <w:t xml:space="preserve">Uses:</w:t>
+      </w:r>
+      <w:r>
+        <w:t xml:space="preserve"> </w:t>
+      </w:r>
+      <w:r>
+        <w:rPr>
+          <w:rStyle w:val="VerbatimChar"/>
+        </w:rPr>
+        <w:t xml:space="preserve">@react-navigation/native</w:t>
+      </w:r>
+      <w:r>
+        <w:t xml:space="preserve">,</w:t>
+      </w:r>
+      <w:r>
+        <w:t xml:space="preserve"> </w:t>
+      </w:r>
+      <w:r>
+        <w:rPr>
+          <w:rStyle w:val="VerbatimChar"/>
+        </w:rPr>
+        <w:t xml:space="preserve">expo-router</w:t>
+      </w:r>
+      <w:r>
+        <w:t xml:space="preserve">,</w:t>
+      </w:r>
+      <w:r>
+        <w:t xml:space="preserve"> </w:t>
+      </w:r>
+      <w:r>
+        <w:rPr>
+          <w:rStyle w:val="VerbatimChar"/>
+        </w:rPr>
+        <w:t xml:space="preserve">expo-status-bar</w:t>
+      </w:r>
+      <w:r>
+        <w:t xml:space="preserve">,</w:t>
+      </w:r>
+      <w:r>
+        <w:t xml:space="preserve"> </w:t>
+      </w:r>
+      <w:r>
+        <w:rPr>
+          <w:rStyle w:val="VerbatimChar"/>
+        </w:rPr>
+        <w:t xml:space="preserve">react-native-reanimated</w:t>
+      </w:r>
+      <w:r>
+        <w:t xml:space="preserve">,</w:t>
+      </w:r>
+      <w:r>
+        <w:t xml:space="preserve"> </w:t>
+      </w:r>
+      <w:r>
+        <w:rPr>
+          <w:rStyle w:val="VerbatimChar"/>
+        </w:rPr>
+        <w:t xml:space="preserve">@/hooks/use-color-scheme</w:t>
+      </w:r>
+      <w:r>
+        <w:t xml:space="preserve">.</w:t>
+      </w:r>
+    </w:p>
+    <w:bookmarkEnd w:id="73"/>
+    <w:bookmarkStart w:id="74" w:name="hooksuse-color-scheme.web.ts"/>
+    <w:p>
+      <w:pPr>
+        <w:pStyle w:val="Heading4"/>
+      </w:pPr>
+      <w:r>
+        <w:rPr>
+          <w:rStyle w:val="VerbatimChar"/>
+        </w:rPr>
+        <w:t xml:space="preserve">hooks/use-color-scheme.web.ts</w:t>
+      </w:r>
+    </w:p>
+    <w:p>
+      <w:pPr>
+        <w:pStyle w:val="FirstParagraph"/>
+      </w:pPr>
+      <w:r>
+        <w:rPr>
+          <w:iCs/>
+          <w:i/>
+        </w:rPr>
+        <w:t xml:space="preserve">New file — 21 lines</w:t>
+      </w:r>
+    </w:p>
+    <w:p>
+      <w:pPr>
+        <w:numPr>
+          <w:ilvl w:val="0"/>
+          <w:numId w:val="1046"/>
+        </w:numPr>
+        <w:pStyle w:val="Compact"/>
+      </w:pPr>
+      <w:r>
+        <w:t xml:space="preserve">Defines:</w:t>
+      </w:r>
+      <w:r>
+        <w:t xml:space="preserve"> </w:t>
+      </w:r>
+      <w:r>
+        <w:rPr>
+          <w:rStyle w:val="VerbatimChar"/>
+        </w:rPr>
+        <w:t xml:space="preserve">useColorScheme</w:t>
+      </w:r>
+      <w:r>
+        <w:t xml:space="preserve">.</w:t>
+      </w:r>
+    </w:p>
+    <w:p>
+      <w:pPr>
+        <w:numPr>
+          <w:ilvl w:val="0"/>
+          <w:numId w:val="1046"/>
+        </w:numPr>
+        <w:pStyle w:val="Compact"/>
+      </w:pPr>
+      <w:r>
+        <w:t xml:space="preserve">Uses:</w:t>
+      </w:r>
+      <w:r>
+        <w:t xml:space="preserve"> </w:t>
+      </w:r>
+      <w:r>
+        <w:rPr>
+          <w:rStyle w:val="VerbatimChar"/>
+        </w:rPr>
+        <w:t xml:space="preserve">react</w:t>
+      </w:r>
+      <w:r>
+        <w:t xml:space="preserve">,</w:t>
+      </w:r>
+      <w:r>
+        <w:t xml:space="preserve"> </w:t>
+      </w:r>
+      <w:r>
+        <w:rPr>
+          <w:rStyle w:val="VerbatimChar"/>
+        </w:rPr>
+        <w:t xml:space="preserve">react-native</w:t>
+      </w:r>
+      <w:r>
+        <w:t xml:space="preserve">.</w:t>
+      </w:r>
+    </w:p>
+    <w:bookmarkEnd w:id="74"/>
+    <w:bookmarkStart w:id="75" w:name="hooksuse-theme-color.ts"/>
+    <w:p>
+      <w:pPr>
+        <w:pStyle w:val="Heading4"/>
+      </w:pPr>
+      <w:r>
+        <w:rPr>
+          <w:rStyle w:val="VerbatimChar"/>
+        </w:rPr>
+        <w:t xml:space="preserve">hooks/use-theme-color.ts</w:t>
+      </w:r>
+    </w:p>
+    <w:p>
+      <w:pPr>
+        <w:pStyle w:val="FirstParagraph"/>
+      </w:pPr>
+      <w:r>
+        <w:rPr>
+          <w:iCs/>
+          <w:i/>
+        </w:rPr>
+        <w:t xml:space="preserve">New file — 21 lines</w:t>
+      </w:r>
+    </w:p>
+    <w:p>
+      <w:pPr>
+        <w:numPr>
+          <w:ilvl w:val="0"/>
+          <w:numId w:val="1047"/>
+        </w:numPr>
+        <w:pStyle w:val="Compact"/>
+      </w:pPr>
+      <w:r>
+        <w:t xml:space="preserve">Defines:</w:t>
+      </w:r>
+      <w:r>
+        <w:t xml:space="preserve"> </w:t>
+      </w:r>
+      <w:r>
+        <w:rPr>
+          <w:rStyle w:val="VerbatimChar"/>
+        </w:rPr>
+        <w:t xml:space="preserve">useThemeColor</w:t>
+      </w:r>
+      <w:r>
+        <w:t xml:space="preserve">.</w:t>
+      </w:r>
+    </w:p>
+    <w:p>
+      <w:pPr>
+        <w:numPr>
+          <w:ilvl w:val="0"/>
+          <w:numId w:val="1047"/>
+        </w:numPr>
+        <w:pStyle w:val="Compact"/>
+      </w:pPr>
+      <w:r>
+        <w:t xml:space="preserve">Uses:</w:t>
+      </w:r>
+      <w:r>
+        <w:t xml:space="preserve"> </w:t>
+      </w:r>
+      <w:r>
+        <w:rPr>
+          <w:rStyle w:val="VerbatimChar"/>
+        </w:rPr>
+        <w:t xml:space="preserve">@/constants/theme</w:t>
+      </w:r>
+      <w:r>
+        <w:t xml:space="preserve">,</w:t>
+      </w:r>
+      <w:r>
+        <w:t xml:space="preserve"> </w:t>
+      </w:r>
+      <w:r>
+        <w:rPr>
+          <w:rStyle w:val="VerbatimChar"/>
+        </w:rPr>
+        <w:t xml:space="preserve">@/hooks/use-color-scheme</w:t>
+      </w:r>
+      <w:r>
+        <w:t xml:space="preserve">.</w:t>
+      </w:r>
+    </w:p>
+    <w:bookmarkEnd w:id="75"/>
+    <w:bookmarkStart w:id="76" w:name="componentshello-wave.tsx"/>
+    <w:p>
+      <w:pPr>
+        <w:pStyle w:val="Heading4"/>
+      </w:pPr>
+      <w:r>
+        <w:rPr>
+          <w:rStyle w:val="VerbatimChar"/>
+        </w:rPr>
+        <w:t xml:space="preserve">components/hello-wave.tsx</w:t>
+      </w:r>
+    </w:p>
+    <w:p>
+      <w:pPr>
+        <w:pStyle w:val="FirstParagraph"/>
+      </w:pPr>
+      <w:r>
+        <w:rPr>
+          <w:iCs/>
+          <w:i/>
+        </w:rPr>
+        <w:t xml:space="preserve">New file — 19 lines</w:t>
+      </w:r>
+    </w:p>
+    <w:p>
+      <w:pPr>
+        <w:numPr>
+          <w:ilvl w:val="0"/>
+          <w:numId w:val="1048"/>
+        </w:numPr>
+        <w:pStyle w:val="Compact"/>
+      </w:pPr>
+      <w:r>
+        <w:t xml:space="preserve">Defines:</w:t>
+      </w:r>
+      <w:r>
+        <w:t xml:space="preserve"> </w:t>
+      </w:r>
+      <w:r>
+        <w:rPr>
+          <w:rStyle w:val="VerbatimChar"/>
+        </w:rPr>
+        <w:t xml:space="preserve">HelloWave</w:t>
+      </w:r>
+      <w:r>
+        <w:t xml:space="preserve">.</w:t>
+      </w:r>
+    </w:p>
+    <w:p>
+      <w:pPr>
+        <w:numPr>
+          <w:ilvl w:val="0"/>
+          <w:numId w:val="1048"/>
+        </w:numPr>
+        <w:pStyle w:val="Compact"/>
+      </w:pPr>
+      <w:r>
+        <w:t xml:space="preserve">Uses:</w:t>
+      </w:r>
+      <w:r>
+        <w:t xml:space="preserve"> </w:t>
+      </w:r>
+      <w:r>
+        <w:rPr>
+          <w:rStyle w:val="VerbatimChar"/>
+        </w:rPr>
+        <w:t xml:space="preserve">react-native-reanimated</w:t>
+      </w:r>
+      <w:r>
+        <w:t xml:space="preserve">.</w:t>
+      </w:r>
+    </w:p>
+    <w:bookmarkEnd w:id="76"/>
+    <w:bookmarkStart w:id="77" w:name="componentshaptic-tab.tsx"/>
+    <w:p>
+      <w:pPr>
+        <w:pStyle w:val="Heading4"/>
+      </w:pPr>
+      <w:r>
+        <w:rPr>
+          <w:rStyle w:val="VerbatimChar"/>
+        </w:rPr>
+        <w:t xml:space="preserve">components/haptic-tab.tsx</w:t>
+      </w:r>
+    </w:p>
+    <w:p>
+      <w:pPr>
+        <w:pStyle w:val="FirstParagraph"/>
+      </w:pPr>
+      <w:r>
+        <w:rPr>
+          <w:iCs/>
+          <w:i/>
+        </w:rPr>
+        <w:t xml:space="preserve">New file — 18 lines</w:t>
+      </w:r>
+    </w:p>
+    <w:p>
+      <w:pPr>
+        <w:numPr>
+          <w:ilvl w:val="0"/>
+          <w:numId w:val="1049"/>
+        </w:numPr>
+        <w:pStyle w:val="Compact"/>
+      </w:pPr>
+      <w:r>
+        <w:t xml:space="preserve">Defines:</w:t>
+      </w:r>
+      <w:r>
+        <w:t xml:space="preserve"> </w:t>
+      </w:r>
+      <w:r>
+        <w:rPr>
+          <w:rStyle w:val="VerbatimChar"/>
+        </w:rPr>
+        <w:t xml:space="preserve">HapticTab</w:t>
+      </w:r>
+      <w:r>
+        <w:t xml:space="preserve">.</w:t>
+      </w:r>
+    </w:p>
+    <w:p>
+      <w:pPr>
+        <w:numPr>
+          <w:ilvl w:val="0"/>
+          <w:numId w:val="1049"/>
+        </w:numPr>
+        <w:pStyle w:val="Compact"/>
+      </w:pPr>
+      <w:r>
+        <w:t xml:space="preserve">Uses:</w:t>
+      </w:r>
+      <w:r>
+        <w:t xml:space="preserve"> </w:t>
+      </w:r>
+      <w:r>
+        <w:rPr>
+          <w:rStyle w:val="VerbatimChar"/>
+        </w:rPr>
+        <w:t xml:space="preserve">@react-navigation/bottom-tabs</w:t>
+      </w:r>
+      <w:r>
+        <w:t xml:space="preserve">,</w:t>
+      </w:r>
+      <w:r>
+        <w:t xml:space="preserve"> </w:t>
+      </w:r>
+      <w:r>
+        <w:rPr>
+          <w:rStyle w:val="VerbatimChar"/>
+        </w:rPr>
+        <w:t xml:space="preserve">@react-navigation/elements</w:t>
+      </w:r>
+      <w:r>
+        <w:t xml:space="preserve">,</w:t>
+      </w:r>
+      <w:r>
+        <w:t xml:space="preserve"> </w:t>
+      </w:r>
+      <w:r>
+        <w:rPr>
+          <w:rStyle w:val="VerbatimChar"/>
+        </w:rPr>
+        <w:t xml:space="preserve">expo-haptics</w:t>
+      </w:r>
+      <w:r>
+        <w:t xml:space="preserve">.</w:t>
+      </w:r>
+    </w:p>
+    <w:p>
+      <w:pPr>
+        <w:numPr>
+          <w:ilvl w:val="0"/>
+          <w:numId w:val="1049"/>
+        </w:numPr>
+        <w:pStyle w:val="Compact"/>
+      </w:pPr>
+      <w:r>
+        <w:t xml:space="preserve">Reads environment variables:</w:t>
+      </w:r>
+      <w:r>
+        <w:t xml:space="preserve"> </w:t>
+      </w:r>
+      <w:r>
+        <w:rPr>
+          <w:rStyle w:val="VerbatimChar"/>
+        </w:rPr>
+        <w:t xml:space="preserve">EXPO_OS</w:t>
+      </w:r>
+      <w:r>
+        <w:t xml:space="preserve">.</w:t>
+      </w:r>
+    </w:p>
+    <w:bookmarkEnd w:id="77"/>
+    <w:bookmarkStart w:id="78" w:name="componentsthemed-view.tsx"/>
+    <w:p>
+      <w:pPr>
+        <w:pStyle w:val="Heading4"/>
+      </w:pPr>
+      <w:r>
+        <w:rPr>
+          <w:rStyle w:val="VerbatimChar"/>
+        </w:rPr>
+        <w:t xml:space="preserve">components/themed-view.tsx</w:t>
+      </w:r>
+    </w:p>
+    <w:p>
+      <w:pPr>
+        <w:pStyle w:val="FirstParagraph"/>
+      </w:pPr>
+      <w:r>
+        <w:rPr>
+          <w:iCs/>
+          <w:i/>
+        </w:rPr>
+        <w:t xml:space="preserve">New file — 14 lines</w:t>
+      </w:r>
+    </w:p>
+    <w:p>
+      <w:pPr>
+        <w:numPr>
+          <w:ilvl w:val="0"/>
+          <w:numId w:val="1050"/>
+        </w:numPr>
+        <w:pStyle w:val="Compact"/>
+      </w:pPr>
+      <w:r>
+        <w:t xml:space="preserve">Defines:</w:t>
+      </w:r>
+      <w:r>
+        <w:t xml:space="preserve"> </w:t>
+      </w:r>
+      <w:r>
+        <w:rPr>
+          <w:rStyle w:val="VerbatimChar"/>
+        </w:rPr>
+        <w:t xml:space="preserve">ThemedViewProps</w:t>
+      </w:r>
+      <w:r>
+        <w:t xml:space="preserve">,</w:t>
+      </w:r>
+      <w:r>
+        <w:t xml:space="preserve"> </w:t>
+      </w:r>
+      <w:r>
+        <w:rPr>
+          <w:rStyle w:val="VerbatimChar"/>
+        </w:rPr>
+        <w:t xml:space="preserve">ThemedView</w:t>
+      </w:r>
+      <w:r>
+        <w:t xml:space="preserve">.</w:t>
+      </w:r>
+    </w:p>
+    <w:p>
+      <w:pPr>
+        <w:numPr>
+          <w:ilvl w:val="0"/>
+          <w:numId w:val="1050"/>
+        </w:numPr>
+        <w:pStyle w:val="Compact"/>
+      </w:pPr>
+      <w:r>
+        <w:t xml:space="preserve">Uses:</w:t>
+      </w:r>
+      <w:r>
+        <w:t xml:space="preserve"> </w:t>
+      </w:r>
+      <w:r>
+        <w:rPr>
+          <w:rStyle w:val="VerbatimChar"/>
+        </w:rPr>
+        <w:t xml:space="preserve">react-native</w:t>
+      </w:r>
+      <w:r>
+        <w:t xml:space="preserve">,</w:t>
+      </w:r>
+      <w:r>
+        <w:t xml:space="preserve"> </w:t>
+      </w:r>
+      <w:r>
+        <w:rPr>
+          <w:rStyle w:val="VerbatimChar"/>
+        </w:rPr>
+        <w:t xml:space="preserve">@/hooks/use-theme-color</w:t>
+      </w:r>
+      <w:r>
+        <w:t xml:space="preserve">.</w:t>
+      </w:r>
+    </w:p>
+    <w:bookmarkEnd w:id="78"/>
+    <w:bookmarkStart w:id="79" w:name="eslint.config.js"/>
+    <w:p>
+      <w:pPr>
+        <w:pStyle w:val="Heading4"/>
+      </w:pPr>
+      <w:r>
+        <w:rPr>
+          <w:rStyle w:val="VerbatimChar"/>
+        </w:rPr>
+        <w:t xml:space="preserve">eslint.config.js</w:t>
+      </w:r>
+    </w:p>
+    <w:p>
+      <w:pPr>
+        <w:pStyle w:val="FirstParagraph"/>
+      </w:pPr>
+      <w:r>
+        <w:rPr>
+          <w:iCs/>
+          <w:i/>
+        </w:rPr>
+        <w:t xml:space="preserve">New file — 10 lines</w:t>
+      </w:r>
+    </w:p>
+    <w:p>
+      <w:pPr>
+        <w:numPr>
+          <w:ilvl w:val="0"/>
+          <w:numId w:val="1051"/>
+        </w:numPr>
+        <w:pStyle w:val="Compact"/>
+      </w:pPr>
+      <w:r>
+        <w:t xml:space="preserve">Uses:</w:t>
+      </w:r>
+      <w:r>
+        <w:t xml:space="preserve"> </w:t>
+      </w:r>
+      <w:r>
+        <w:rPr>
+          <w:rStyle w:val="VerbatimChar"/>
+        </w:rPr>
+        <w:t xml:space="preserve">eslint/config</w:t>
+      </w:r>
+      <w:r>
+        <w:t xml:space="preserve">,</w:t>
+      </w:r>
+      <w:r>
+        <w:t xml:space="preserve"> </w:t>
+      </w:r>
+      <w:r>
+        <w:rPr>
+          <w:rStyle w:val="VerbatimChar"/>
+        </w:rPr>
+        <w:t xml:space="preserve">eslint-config-expo/flat</w:t>
+      </w:r>
+      <w:r>
+        <w:t xml:space="preserve">.</w:t>
+      </w:r>
+    </w:p>
+    <w:bookmarkEnd w:id="79"/>
+    <w:bookmarkStart w:id="80" w:name="hooksuse-color-scheme.ts"/>
+    <w:p>
+      <w:pPr>
+        <w:pStyle w:val="Heading4"/>
+      </w:pPr>
+      <w:r>
+        <w:rPr>
+          <w:rStyle w:val="VerbatimChar"/>
+        </w:rPr>
+        <w:t xml:space="preserve">hooks/use-color-scheme.ts</w:t>
+      </w:r>
+    </w:p>
+    <w:p>
+      <w:pPr>
+        <w:pStyle w:val="FirstParagraph"/>
+      </w:pPr>
+      <w:r>
+        <w:rPr>
+          <w:iCs/>
+          <w:i/>
+        </w:rPr>
+        <w:t xml:space="preserve">New file — 1 lines</w:t>
+      </w:r>
+    </w:p>
+    <w:p>
+      <w:pPr>
+        <w:numPr>
+          <w:ilvl w:val="0"/>
+          <w:numId w:val="1052"/>
+        </w:numPr>
+        <w:pStyle w:val="Compact"/>
+      </w:pPr>
+      <w:r>
+        <w:t xml:space="preserve">Data / content file (no functions or components).</w:t>
+      </w:r>
+    </w:p>
+    <w:p>
+      <w:pPr>
+        <w:pStyle w:val="FirstParagraph"/>
+      </w:pPr>
+      <w:r>
+        <w:rPr>
+          <w:bCs/>
+          <w:b/>
+        </w:rPr>
+        <w:t xml:space="preserve">Other new files</w:t>
+      </w:r>
+    </w:p>
+    <w:p>
+      <w:pPr>
+        <w:numPr>
+          <w:ilvl w:val="0"/>
+          <w:numId w:val="1053"/>
+        </w:numPr>
+        <w:pStyle w:val="Compact"/>
+      </w:pPr>
+      <w:r>
+        <w:rPr>
+          <w:rStyle w:val="VerbatimChar"/>
+        </w:rPr>
+        <w:t xml:space="preserve">package-lock.json</w:t>
+      </w:r>
+      <w:r>
+        <w:t xml:space="preserve"> </w:t>
+      </w:r>
+      <w:r>
+        <w:t xml:space="preserve">— 13091 lines</w:t>
+      </w:r>
+    </w:p>
+    <w:p>
+      <w:pPr>
+        <w:numPr>
+          <w:ilvl w:val="0"/>
+          <w:numId w:val="1053"/>
+        </w:numPr>
+        <w:pStyle w:val="Compact"/>
+      </w:pPr>
+      <w:r>
+        <w:rPr>
+          <w:rStyle w:val="VerbatimChar"/>
+        </w:rPr>
+        <w:t xml:space="preserve">README.md</w:t>
+      </w:r>
+      <w:r>
+        <w:t xml:space="preserve"> </w:t>
+      </w:r>
+      <w:r>
+        <w:t xml:space="preserve">— 50 lines</w:t>
+      </w:r>
+    </w:p>
+    <w:p>
+      <w:pPr>
+        <w:numPr>
+          <w:ilvl w:val="0"/>
+          <w:numId w:val="1053"/>
+        </w:numPr>
+        <w:pStyle w:val="Compact"/>
+      </w:pPr>
+      <w:r>
+        <w:rPr>
+          <w:rStyle w:val="VerbatimChar"/>
+        </w:rPr>
+        <w:t xml:space="preserve">app.json</w:t>
+      </w:r>
+      <w:r>
+        <w:t xml:space="preserve"> </w:t>
+      </w:r>
+      <w:r>
+        <w:t xml:space="preserve">— 48 lines</w:t>
+      </w:r>
+    </w:p>
+    <w:p>
+      <w:pPr>
+        <w:numPr>
+          <w:ilvl w:val="0"/>
+          <w:numId w:val="1053"/>
+        </w:numPr>
+        <w:pStyle w:val="Compact"/>
+      </w:pPr>
+      <w:r>
+        <w:rPr>
+          <w:rStyle w:val="VerbatimChar"/>
+        </w:rPr>
+        <w:t xml:space="preserve">.gitignore</w:t>
+      </w:r>
+      <w:r>
+        <w:t xml:space="preserve"> </w:t>
+      </w:r>
+      <w:r>
+        <w:t xml:space="preserve">— 43 lines</w:t>
+      </w:r>
+    </w:p>
+    <w:p>
+      <w:pPr>
+        <w:numPr>
+          <w:ilvl w:val="0"/>
+          <w:numId w:val="1053"/>
+        </w:numPr>
+        <w:pStyle w:val="Compact"/>
+      </w:pPr>
+      <w:r>
+        <w:rPr>
+          <w:rStyle w:val="VerbatimChar"/>
+        </w:rPr>
+        <w:t xml:space="preserve">tsconfig.json</w:t>
+      </w:r>
+      <w:r>
+        <w:t xml:space="preserve"> </w:t>
+      </w:r>
+      <w:r>
+        <w:t xml:space="preserve">— 17 lines</w:t>
+      </w:r>
+    </w:p>
+    <w:p>
+      <w:pPr>
+        <w:numPr>
+          <w:ilvl w:val="0"/>
+          <w:numId w:val="1053"/>
+        </w:numPr>
+        <w:pStyle w:val="Compact"/>
+      </w:pPr>
+      <w:r>
+        <w:rPr>
+          <w:rStyle w:val="VerbatimChar"/>
+        </w:rPr>
+        <w:t xml:space="preserve">.vscode/settings.json</w:t>
+      </w:r>
+      <w:r>
+        <w:t xml:space="preserve"> </w:t>
+      </w:r>
+      <w:r>
+        <w:t xml:space="preserve">— 7 lines</w:t>
+      </w:r>
+    </w:p>
+    <w:p>
+      <w:pPr>
+        <w:numPr>
+          <w:ilvl w:val="0"/>
+          <w:numId w:val="1053"/>
+        </w:numPr>
+        <w:pStyle w:val="Compact"/>
+      </w:pPr>
+      <w:r>
+        <w:rPr>
+          <w:rStyle w:val="VerbatimChar"/>
+        </w:rPr>
+        <w:t xml:space="preserve">.claude/settings.json</w:t>
+      </w:r>
+      <w:r>
+        <w:t xml:space="preserve"> </w:t>
+      </w:r>
+      <w:r>
+        <w:t xml:space="preserve">— 5 lines</w:t>
+      </w:r>
+    </w:p>
+    <w:p>
+      <w:pPr>
+        <w:numPr>
+          <w:ilvl w:val="0"/>
+          <w:numId w:val="1053"/>
+        </w:numPr>
+        <w:pStyle w:val="Compact"/>
+      </w:pPr>
+      <w:r>
+        <w:rPr>
+          <w:rStyle w:val="VerbatimChar"/>
+        </w:rPr>
+        <w:t xml:space="preserve">AGENTS.md</w:t>
+      </w:r>
+      <w:r>
+        <w:t xml:space="preserve"> </w:t>
+      </w:r>
+      <w:r>
+        <w:t xml:space="preserve">— 3 lines</w:t>
+      </w:r>
+    </w:p>
+    <w:p>
+      <w:pPr>
+        <w:numPr>
+          <w:ilvl w:val="0"/>
+          <w:numId w:val="1053"/>
+        </w:numPr>
+        <w:pStyle w:val="Compact"/>
+      </w:pPr>
+      <w:r>
+        <w:rPr>
+          <w:rStyle w:val="VerbatimChar"/>
+        </w:rPr>
+        <w:t xml:space="preserve">.vscode/extensions.json</w:t>
+      </w:r>
+      <w:r>
+        <w:t xml:space="preserve"> </w:t>
+      </w:r>
+      <w:r>
+        <w:t xml:space="preserve">— 1 lines</w:t>
+      </w:r>
+    </w:p>
+    <w:p>
+      <w:pPr>
+        <w:numPr>
+          <w:ilvl w:val="0"/>
+          <w:numId w:val="1053"/>
+        </w:numPr>
+        <w:pStyle w:val="Compact"/>
+      </w:pPr>
+      <w:r>
+        <w:rPr>
+          <w:rStyle w:val="VerbatimChar"/>
+        </w:rPr>
+        <w:t xml:space="preserve">CLAUDE.md</w:t>
+      </w:r>
+      <w:r>
+        <w:t xml:space="preserve"> </w:t>
+      </w:r>
+      <w:r>
+        <w:t xml:space="preserve">— 1 lines</w:t>
+      </w:r>
+    </w:p>
+    <w:p>
+      <w:pPr>
+        <w:numPr>
+          <w:ilvl w:val="0"/>
+          <w:numId w:val="1053"/>
+        </w:numPr>
+        <w:pStyle w:val="Compact"/>
+      </w:pPr>
+      <w:r>
+        <w:rPr>
+          <w:rStyle w:val="VerbatimChar"/>
+        </w:rPr>
+        <w:t xml:space="preserve">assets/images/android-icon-background.png</w:t>
+      </w:r>
+      <w:r>
+        <w:t xml:space="preserve"> </w:t>
+      </w:r>
+      <w:r>
+        <w:t xml:space="preserve">— binary file</w:t>
+      </w:r>
+    </w:p>
+    <w:p>
+      <w:pPr>
+        <w:numPr>
+          <w:ilvl w:val="0"/>
+          <w:numId w:val="1053"/>
+        </w:numPr>
+        <w:pStyle w:val="Compact"/>
+      </w:pPr>
+      <w:r>
+        <w:rPr>
+          <w:rStyle w:val="VerbatimChar"/>
+        </w:rPr>
+        <w:t xml:space="preserve">assets/images/android-icon-foreground.png</w:t>
+      </w:r>
+      <w:r>
+        <w:t xml:space="preserve"> </w:t>
+      </w:r>
+      <w:r>
+        <w:t xml:space="preserve">— binary file</w:t>
+      </w:r>
+    </w:p>
+    <w:p>
+      <w:pPr>
+        <w:numPr>
+          <w:ilvl w:val="0"/>
+          <w:numId w:val="1053"/>
+        </w:numPr>
+        <w:pStyle w:val="Compact"/>
+      </w:pPr>
+      <w:r>
+        <w:rPr>
+          <w:rStyle w:val="VerbatimChar"/>
+        </w:rPr>
+        <w:t xml:space="preserve">assets/images/android-icon-monochrome.png</w:t>
+      </w:r>
+      <w:r>
+        <w:t xml:space="preserve"> </w:t>
+      </w:r>
+      <w:r>
+        <w:t xml:space="preserve">— binary file</w:t>
+      </w:r>
+    </w:p>
+    <w:p>
+      <w:pPr>
+        <w:numPr>
+          <w:ilvl w:val="0"/>
+          <w:numId w:val="1053"/>
+        </w:numPr>
+        <w:pStyle w:val="Compact"/>
+      </w:pPr>
+      <w:r>
+        <w:rPr>
+          <w:rStyle w:val="VerbatimChar"/>
+        </w:rPr>
+        <w:t xml:space="preserve">assets/images/favicon.png</w:t>
+      </w:r>
+      <w:r>
+        <w:t xml:space="preserve"> </w:t>
+      </w:r>
+      <w:r>
+        <w:t xml:space="preserve">— binary file</w:t>
+      </w:r>
+    </w:p>
+    <w:p>
+      <w:pPr>
+        <w:numPr>
+          <w:ilvl w:val="0"/>
+          <w:numId w:val="1053"/>
+        </w:numPr>
+        <w:pStyle w:val="Compact"/>
+      </w:pPr>
+      <w:r>
+        <w:rPr>
+          <w:rStyle w:val="VerbatimChar"/>
+        </w:rPr>
+        <w:t xml:space="preserve">assets/images/icon.png</w:t>
+      </w:r>
+      <w:r>
+        <w:t xml:space="preserve"> </w:t>
+      </w:r>
+      <w:r>
+        <w:t xml:space="preserve">— binary file</w:t>
+      </w:r>
+    </w:p>
+    <w:p>
+      <w:pPr>
+        <w:numPr>
+          <w:ilvl w:val="0"/>
+          <w:numId w:val="1053"/>
+        </w:numPr>
+        <w:pStyle w:val="Compact"/>
+      </w:pPr>
+      <w:r>
+        <w:rPr>
+          <w:rStyle w:val="VerbatimChar"/>
+        </w:rPr>
+        <w:t xml:space="preserve">assets/images/partial-react-logo.png</w:t>
+      </w:r>
+      <w:r>
+        <w:t xml:space="preserve"> </w:t>
+      </w:r>
+      <w:r>
+        <w:t xml:space="preserve">— binary file</w:t>
+      </w:r>
+    </w:p>
+    <w:p>
+      <w:pPr>
+        <w:numPr>
+          <w:ilvl w:val="0"/>
+          <w:numId w:val="1053"/>
+        </w:numPr>
+        <w:pStyle w:val="Compact"/>
+      </w:pPr>
+      <w:r>
+        <w:rPr>
+          <w:rStyle w:val="VerbatimChar"/>
+        </w:rPr>
+        <w:t xml:space="preserve">assets/images/react-logo.png</w:t>
+      </w:r>
+      <w:r>
+        <w:t xml:space="preserve"> </w:t>
+      </w:r>
+      <w:r>
+        <w:t xml:space="preserve">— binary file</w:t>
+      </w:r>
+    </w:p>
+    <w:p>
+      <w:pPr>
+        <w:numPr>
+          <w:ilvl w:val="0"/>
+          <w:numId w:val="1053"/>
+        </w:numPr>
+        <w:pStyle w:val="Compact"/>
+      </w:pPr>
+      <w:r>
+        <w:rPr>
+          <w:rStyle w:val="VerbatimChar"/>
+        </w:rPr>
+        <w:t xml:space="preserve">assets/images/react-logo@2x.png</w:t>
+      </w:r>
+      <w:r>
+        <w:t xml:space="preserve"> </w:t>
+      </w:r>
+      <w:r>
+        <w:t xml:space="preserve">— binary file</w:t>
+      </w:r>
+    </w:p>
+    <w:p>
+      <w:pPr>
+        <w:numPr>
+          <w:ilvl w:val="0"/>
+          <w:numId w:val="1053"/>
+        </w:numPr>
+        <w:pStyle w:val="Compact"/>
+      </w:pPr>
+      <w:r>
+        <w:rPr>
+          <w:rStyle w:val="VerbatimChar"/>
+        </w:rPr>
+        <w:t xml:space="preserve">assets/images/react-logo@3x.png</w:t>
+      </w:r>
+      <w:r>
+        <w:t xml:space="preserve"> </w:t>
+      </w:r>
+      <w:r>
+        <w:t xml:space="preserve">— binary file</w:t>
+      </w:r>
+    </w:p>
+    <w:p>
+      <w:pPr>
+        <w:numPr>
+          <w:ilvl w:val="0"/>
+          <w:numId w:val="1053"/>
+        </w:numPr>
+        <w:pStyle w:val="Compact"/>
+      </w:pPr>
+      <w:r>
+        <w:rPr>
+          <w:rStyle w:val="VerbatimChar"/>
+        </w:rPr>
+        <w:t xml:space="preserve">assets/images/splash-icon.png</w:t>
+      </w:r>
+      <w:r>
+        <w:t xml:space="preserve"> </w:t>
+      </w:r>
+      <w:r>
+        <w:t xml:space="preserve">— binary file</w:t>
+      </w:r>
+    </w:p>
+    <w:bookmarkEnd w:id="80"/>
+    <w:bookmarkEnd w:id="81"/>
+    <w:bookmarkStart w:id="82" w:name="impact-3"/>
+    <w:p>
+      <w:pPr>
+        <w:pStyle w:val="Heading3"/>
+      </w:pPr>
+      <w:r>
+        <w:t xml:space="preserve">Impact</w:t>
+      </w:r>
+    </w:p>
+    <w:p>
+      <w:pPr>
+        <w:numPr>
+          <w:ilvl w:val="0"/>
+          <w:numId w:val="1054"/>
+        </w:numPr>
+        <w:pStyle w:val="Compact"/>
+      </w:pPr>
+      <w:r>
+        <w:t xml:space="preserve">Dependencies changed in</w:t>
+      </w:r>
+      <w:r>
+        <w:t xml:space="preserve"> </w:t>
+      </w:r>
+      <w:r>
+        <w:rPr>
+          <w:rStyle w:val="VerbatimChar"/>
+        </w:rPr>
+        <w:t xml:space="preserve">package.json</w:t>
+      </w:r>
+      <w:r>
+        <w:t xml:space="preserve"> </w:t>
+      </w:r>
+      <w:r>
+        <w:t xml:space="preserve">— run</w:t>
+      </w:r>
+      <w:r>
+        <w:t xml:space="preserve"> </w:t>
+      </w:r>
+      <w:r>
+        <w:rPr>
+          <w:rStyle w:val="VerbatimChar"/>
+        </w:rPr>
+        <w:t xml:space="preserve">npm install</w:t>
+      </w:r>
+      <w:r>
+        <w:t xml:space="preserve"> </w:t>
+      </w:r>
+      <w:r>
+        <w:t xml:space="preserve">and rebuild the Docker image before deploying.</w:t>
+      </w:r>
+    </w:p>
+    <w:p>
+      <w:pPr>
+        <w:numPr>
+          <w:ilvl w:val="0"/>
+          <w:numId w:val="1054"/>
+        </w:numPr>
+        <w:pStyle w:val="Compact"/>
+      </w:pPr>
+      <w:r>
+        <w:t xml:space="preserve">Code now reads</w:t>
+      </w:r>
+      <w:r>
+        <w:t xml:space="preserve"> </w:t>
+      </w:r>
+      <w:r>
+        <w:rPr>
+          <w:rStyle w:val="VerbatimChar"/>
+        </w:rPr>
+        <w:t xml:space="preserve">EXPO_OS</w:t>
+      </w:r>
+      <w:r>
+        <w:t xml:space="preserve"> </w:t>
+      </w:r>
+      <w:r>
+        <w:t xml:space="preserve">— make sure it is set in the</w:t>
+      </w:r>
+      <w:r>
+        <w:t xml:space="preserve"> </w:t>
+      </w:r>
+      <w:r>
+        <w:rPr>
+          <w:rStyle w:val="VerbatimChar"/>
+        </w:rPr>
+        <w:t xml:space="preserve">.env</w:t>
+      </w:r>
+      <w:r>
+        <w:t xml:space="preserve"> </w:t>
+      </w:r>
+      <w:r>
+        <w:t xml:space="preserve">/ deployment.</w:t>
+      </w:r>
+    </w:p>
+    <w:p>
+      <w:pPr>
+        <w:numPr>
+          <w:ilvl w:val="0"/>
+          <w:numId w:val="1054"/>
+        </w:numPr>
+        <w:pStyle w:val="Compact"/>
+      </w:pPr>
+      <w:r>
+        <w:t xml:space="preserve">Build/deploy configuration changed:</w:t>
+      </w:r>
+      <w:r>
+        <w:t xml:space="preserve"> </w:t>
+      </w:r>
+      <w:r>
+        <w:rPr>
+          <w:rStyle w:val="VerbatimChar"/>
+        </w:rPr>
+        <w:t xml:space="preserve">tsconfig.json</w:t>
+      </w:r>
+      <w:r>
+        <w:t xml:space="preserve"> </w:t>
+      </w:r>
+      <w:r>
+        <w:t xml:space="preserve">— re-check the build and deployment.</w:t>
+      </w:r>
+    </w:p>
+    <w:p>
+      <w:r>
+        <w:pict>
+          <v:rect style="width:0;height:1.5pt" o:hralign="center" o:hrstd="t" o:hr="t"/>
+        </w:pict>
+      </w:r>
+    </w:p>
+    <w:bookmarkEnd w:id="82"/>
+    <w:bookmarkEnd w:id="83"/>
+    <w:bookmarkEnd w:id="84"/>
     <w:sectPr/>
   </w:body>
 </w:document>
@@ -890,6 +9166,159 @@
     <w:abstractNumId w:val="991"/>
   </w:num>
   <w:num w:numId="1003">
+    <w:abstractNumId w:val="991"/>
+  </w:num>
+  <w:num w:numId="1004">
+    <w:abstractNumId w:val="991"/>
+  </w:num>
+  <w:num w:numId="1005">
+    <w:abstractNumId w:val="991"/>
+  </w:num>
+  <w:num w:numId="1006">
+    <w:abstractNumId w:val="991"/>
+  </w:num>
+  <w:num w:numId="1007">
+    <w:abstractNumId w:val="991"/>
+  </w:num>
+  <w:num w:numId="1008">
+    <w:abstractNumId w:val="991"/>
+  </w:num>
+  <w:num w:numId="1009">
+    <w:abstractNumId w:val="991"/>
+  </w:num>
+  <w:num w:numId="1010">
+    <w:abstractNumId w:val="991"/>
+  </w:num>
+  <w:num w:numId="1011">
+    <w:abstractNumId w:val="991"/>
+  </w:num>
+  <w:num w:numId="1012">
+    <w:abstractNumId w:val="991"/>
+  </w:num>
+  <w:num w:numId="1013">
+    <w:abstractNumId w:val="991"/>
+  </w:num>
+  <w:num w:numId="1014">
+    <w:abstractNumId w:val="991"/>
+  </w:num>
+  <w:num w:numId="1015">
+    <w:abstractNumId w:val="991"/>
+  </w:num>
+  <w:num w:numId="1016">
+    <w:abstractNumId w:val="991"/>
+  </w:num>
+  <w:num w:numId="1017">
+    <w:abstractNumId w:val="991"/>
+  </w:num>
+  <w:num w:numId="1018">
+    <w:abstractNumId w:val="991"/>
+  </w:num>
+  <w:num w:numId="1019">
+    <w:abstractNumId w:val="991"/>
+  </w:num>
+  <w:num w:numId="1020">
+    <w:abstractNumId w:val="991"/>
+  </w:num>
+  <w:num w:numId="1021">
+    <w:abstractNumId w:val="991"/>
+  </w:num>
+  <w:num w:numId="1022">
+    <w:abstractNumId w:val="991"/>
+  </w:num>
+  <w:num w:numId="1023">
+    <w:abstractNumId w:val="991"/>
+  </w:num>
+  <w:num w:numId="1024">
+    <w:abstractNumId w:val="991"/>
+  </w:num>
+  <w:num w:numId="1025">
+    <w:abstractNumId w:val="991"/>
+  </w:num>
+  <w:num w:numId="1026">
+    <w:abstractNumId w:val="991"/>
+  </w:num>
+  <w:num w:numId="1027">
+    <w:abstractNumId w:val="991"/>
+  </w:num>
+  <w:num w:numId="1028">
+    <w:abstractNumId w:val="991"/>
+  </w:num>
+  <w:num w:numId="1029">
+    <w:abstractNumId w:val="991"/>
+  </w:num>
+  <w:num w:numId="1030">
+    <w:abstractNumId w:val="991"/>
+  </w:num>
+  <w:num w:numId="1031">
+    <w:abstractNumId w:val="991"/>
+  </w:num>
+  <w:num w:numId="1032">
+    <w:abstractNumId w:val="991"/>
+  </w:num>
+  <w:num w:numId="1033">
+    <w:abstractNumId w:val="991"/>
+  </w:num>
+  <w:num w:numId="1034">
+    <w:abstractNumId w:val="991"/>
+  </w:num>
+  <w:num w:numId="1035">
+    <w:abstractNumId w:val="991"/>
+  </w:num>
+  <w:num w:numId="1036">
+    <w:abstractNumId w:val="991"/>
+  </w:num>
+  <w:num w:numId="1037">
+    <w:abstractNumId w:val="991"/>
+  </w:num>
+  <w:num w:numId="1038">
+    <w:abstractNumId w:val="991"/>
+  </w:num>
+  <w:num w:numId="1039">
+    <w:abstractNumId w:val="991"/>
+  </w:num>
+  <w:num w:numId="1040">
+    <w:abstractNumId w:val="991"/>
+  </w:num>
+  <w:num w:numId="1041">
+    <w:abstractNumId w:val="991"/>
+  </w:num>
+  <w:num w:numId="1042">
+    <w:abstractNumId w:val="991"/>
+  </w:num>
+  <w:num w:numId="1043">
+    <w:abstractNumId w:val="991"/>
+  </w:num>
+  <w:num w:numId="1044">
+    <w:abstractNumId w:val="991"/>
+  </w:num>
+  <w:num w:numId="1045">
+    <w:abstractNumId w:val="991"/>
+  </w:num>
+  <w:num w:numId="1046">
+    <w:abstractNumId w:val="991"/>
+  </w:num>
+  <w:num w:numId="1047">
+    <w:abstractNumId w:val="991"/>
+  </w:num>
+  <w:num w:numId="1048">
+    <w:abstractNumId w:val="991"/>
+  </w:num>
+  <w:num w:numId="1049">
+    <w:abstractNumId w:val="991"/>
+  </w:num>
+  <w:num w:numId="1050">
+    <w:abstractNumId w:val="991"/>
+  </w:num>
+  <w:num w:numId="1051">
+    <w:abstractNumId w:val="991"/>
+  </w:num>
+  <w:num w:numId="1052">
+    <w:abstractNumId w:val="991"/>
+  </w:num>
+  <w:num w:numId="1053">
+    <w:abstractNumId w:val="991"/>
+  </w:num>
+  <w:num w:numId="1054">
     <w:abstractNumId w:val="991"/>
   </w:num>
 </w:numbering>
